--- a/기획서/v1.1.0/구독트래커_v1.1.0_기획서.docx
+++ b/기획서/v1.1.0/구독트래커_v1.1.0_기획서.docx
@@ -15,7 +15,7 @@
           <w:color w:val="1F4E79"/>
           <w:sz w:val="36"/>
         </w:rPr>
-        <w:t>구독 트래커 v1.1.0 기획서 — 홈 화면 위젯</w:t>
+        <w:t>구독 트래커 v1.1.0 기획서 — 탭 구조·구독 아이콘·결제 전날 알림</w:t>
       </w:r>
     </w:p>
     <w:tbl>
@@ -285,7 +285,7 @@
                 <w:color w:val="222222"/>
                 <w:sz w:val="22"/>
               </w:rPr>
-              <w:t>2026년 8월 18일</w:t>
+              <w:t>2026년 8월 19일</w:t>
             </w:r>
           </w:p>
         </w:tc>
@@ -348,7 +348,7 @@
                 <w:color w:val="222222"/>
                 <w:sz w:val="22"/>
               </w:rPr>
-              <w:t>홈 화면 위젯 2종(작은 것, 중간 것)</w:t>
+              <w:t>탭 2개(구독·설정), 구독 아이콘(머리글자+색), 결제 전날 알림, 설정 화면</w:t>
             </w:r>
           </w:p>
         </w:tc>
@@ -411,7 +411,70 @@
                 <w:color w:val="222222"/>
                 <w:sz w:val="22"/>
               </w:rPr>
-              <w:t>데이터 저장 위치가 앱 전용 공간에서 App Group 공용 공간으로 이동. 목록 화면의 날짜 표기가 “8월 28일”에서 “D-9”로 바뀐다(4장). 화면 구성과 계산 규칙은 그대로.</w:t>
+              <w:t>지금까지 목록 화면 하나였던 앱이 탭 안으로 들어간다. 목록 행 왼쪽에 아이콘이 붙는다. 모델에 colorIndex 한 칸이 늘어난다. 총액이 세는 기준과 그 위에 적히는 말이 바뀐다(9장). 앱 언어를 영어에서 한국어로 바꾼다(9.4).</w:t>
+            </w:r>
+          </w:p>
+        </w:tc>
+      </w:tr>
+      <w:tr>
+        <w:trPr>
+          <w:cantSplit/>
+        </w:trPr>
+        <w:tc>
+          <w:tcPr>
+            <w:tcW w:w="2268" w:type="dxa"/>
+            <w:vAlign w:val="center"/>
+            <w:tcMar>
+              <w:top w:w="80" w:type="dxa"/>
+              <w:left w:w="80" w:type="dxa"/>
+              <w:bottom w:w="80" w:type="dxa"/>
+              <w:right w:w="80" w:type="dxa"/>
+            </w:tcMar>
+            <w:shd w:val="clear" w:color="auto" w:fill="FFFFFF"/>
+          </w:tcPr>
+          <w:p>
+            <w:pPr>
+              <w:widowControl/>
+              <w:spacing w:before="0" w:after="0" w:line="276" w:lineRule="auto"/>
+              <w:jc w:val="left"/>
+            </w:pPr>
+            <w:r>
+              <w:rPr>
+                <w:rFonts w:ascii="Malgun Gothic" w:hAnsi="Malgun Gothic" w:eastAsia="맑은 고딕" w:cs="Malgun Gothic"/>
+                <w:b/>
+                <w:color w:val="222222"/>
+                <w:sz w:val="22"/>
+              </w:rPr>
+              <w:t>보류하는 것</w:t>
+            </w:r>
+          </w:p>
+        </w:tc>
+        <w:tc>
+          <w:tcPr>
+            <w:tcW w:w="7143" w:type="dxa"/>
+            <w:vAlign w:val="center"/>
+            <w:tcMar>
+              <w:top w:w="80" w:type="dxa"/>
+              <w:left w:w="80" w:type="dxa"/>
+              <w:bottom w:w="80" w:type="dxa"/>
+              <w:right w:w="80" w:type="dxa"/>
+            </w:tcMar>
+            <w:shd w:val="clear" w:color="auto" w:fill="FFFFFF"/>
+          </w:tcPr>
+          <w:p>
+            <w:pPr>
+              <w:widowControl/>
+              <w:spacing w:before="0" w:after="0" w:line="276" w:lineRule="auto"/>
+              <w:jc w:val="left"/>
+            </w:pPr>
+            <w:r>
+              <w:rPr>
+                <w:rFonts w:ascii="Malgun Gothic" w:hAnsi="Malgun Gothic" w:eastAsia="맑은 고딕" w:cs="Malgun Gothic"/>
+                <w:b w:val="0"/>
+                <w:color w:val="222222"/>
+                <w:sz w:val="22"/>
+              </w:rPr>
+              <w:t>홈 화면 위젯. 문서와 코드를 지우지 않고 기획서/보류/위젯에 두었다(1.1장).</w:t>
             </w:r>
           </w:p>
         </w:tc>
@@ -493,7 +556,7 @@
           <w:color w:val="1F4E79"/>
           <w:sz w:val="28"/>
         </w:rPr>
-        <w:t>1. 왜 만드는가</w:t>
+        <w:t>1. 왜 이 셋인가</w:t>
       </w:r>
     </w:p>
     <w:p>
@@ -508,7 +571,7 @@
           <w:color w:val="222222"/>
           <w:sz w:val="22"/>
         </w:rPr>
-        <w:t>이유는 두 가지고, 둘 다 v1.0.1을 마친 뒤에 분명해졌다.</w:t>
+        <w:t>v1.1.0은 원래 홈 화면 위젯이었다. 위젯을 거의 다 만든 뒤에 보류로 돌렸고, 그 자리를 이 세 가지가 대신한다. 순서대로 이유를 적는다.</w:t>
       </w:r>
     </w:p>
     <w:p>
@@ -524,7 +587,7 @@
           <w:color w:val="1F4E79"/>
           <w:sz w:val="24"/>
         </w:rPr>
-        <w:t>1.1 기획 원안이 아직 절반이다</w:t>
+        <w:t>1.1 위젯을 보류한 이유</w:t>
       </w:r>
     </w:p>
     <w:p>
@@ -539,7 +602,7 @@
           <w:color w:val="222222"/>
           <w:sz w:val="22"/>
         </w:rPr>
-        <w:t>v1.0.0 기획서의 한 문장 정의는 “매달 나가는 구독을 한곳에 모아, 이번 달 얼마인지 홈 화면에서 바로 보게 한다”였다. 지금은 “한곳에 모으기”만 됐고 “홈 화면에서 바로 보기”가 없다. 앱을 열어야만 총액을 볼 수 있다.</w:t>
+        <w:t>위젯 화면의 첫 줄이 “이번 달”이고 그 아래가 총액이다. 그런데 이 “이번 달”이 무엇을 세는 말인지가 정해져 있지 않다. 연 구독을 예로 들면, 결제가 내년인데도 이번 달 총액에 들어가는지 아닌지에 따라 숫자가 달라진다. 목록에서 D-364로 보이는 항목의 금액이 “이번 달”에 합산돼 있으면 앞뒤가 맞지 않는다.</w:t>
       </w:r>
     </w:p>
     <w:p>
@@ -554,7 +617,22 @@
           <w:color w:val="222222"/>
           <w:sz w:val="22"/>
         </w:rPr>
-        <w:t>흔적도 남아 있다. DesignTokens.swift에는 아직 아무도 쓰지 않는 widgetLabel, widgetValue 토큰이 있다. 처음부터 위젯을 염두에 뒀다가 범위를 좁히며 빠진 자리다.</w:t>
+        <w:t>앱 안에서는 총액 아래에 목록이 바로 있어 사용자가 스스로 맞춰 볼 여지가 있지만, 위젯은 숫자 하나만 덩그러니 남는다. 정의가 흔들리는 채로 홈 화면에 내보내면 나중에 정의를 고칠 때 이미 쓰고 있는 사람의 화면이 바뀐다. 그래서 정의를 세운 뒤로 미뤘다.</w:t>
+      </w:r>
+    </w:p>
+    <w:p>
+      <w:pPr>
+        <w:widowControl/>
+        <w:spacing w:before="0" w:after="160" w:line="276" w:lineRule="auto"/>
+      </w:pPr>
+      <w:r>
+        <w:rPr>
+          <w:rFonts w:ascii="Malgun Gothic" w:hAnsi="Malgun Gothic" w:eastAsia="맑은 고딕" w:cs="Malgun Gothic"/>
+          <w:b w:val="0"/>
+          <w:color w:val="222222"/>
+          <w:sz w:val="22"/>
+        </w:rPr>
+        <w:t>폐기가 아니다. 코드는 그대로 있고 임베드 한 줄만 빼 둔 상태이며, 문서와 시안은 기획서/보류/위젯에 옮겨 두었다. 되살리는 방법은 2026-08-18 개발일지 2에 적혀 있다.</w:t>
       </w:r>
     </w:p>
     <w:p>
@@ -570,7 +648,7 @@
           <w:color w:val="1F4E79"/>
           <w:sz w:val="24"/>
         </w:rPr>
-        <w:t>1.2 심사 가이드라인 4.2 대비</w:t>
+        <w:t>1.2 심사 가이드라인 4.2는 여전히 답이 필요하다</w:t>
       </w:r>
     </w:p>
     <w:p>
@@ -585,7 +663,7 @@
           <w:color w:val="222222"/>
           <w:sz w:val="22"/>
         </w:rPr>
-        <w:t>App Review Guideline 4.2(Minimum Functionality)는 “앱이 특별히 유용하거나, 고유하거나, 앱다운 것이 아니라면 App Store에 있을 자리가 없다”고 말한다. 반려 사유의 큰 비중이 이 조항에 몰려 있다.</w:t>
+        <w:t>App Review Guideline 4.2(Minimum Functionality)는 앱이 특별히 유용하거나, 고유하거나, 앱다운 것이 아니면 App Store에 있을 자리가 없다고 말한다. 위젯은 이 조항에 대한 답으로 만든 것이었다. 위젯을 미루면 답도 같이 사라지므로 대신할 것이 있어야 한다.</w:t>
       </w:r>
     </w:p>
     <w:p>
@@ -600,7 +678,23 @@
           <w:color w:val="222222"/>
           <w:sz w:val="22"/>
         </w:rPr>
-        <w:t>현재 앱은 화면 3개짜리 목록·추가·상세와 합계가 전부다. 웹뷰 래퍼가 아니고 오프라인에서 동작하며 데이터가 남는다는 점은 유리하지만, 심사자가 “이건 메모 앱으로도 되는 것 아닌가”라고 물으면 지금은 답할 근거가 약하다.</w:t>
+        <w:t>결제 전날 알림이 그 자리를 맡는다. 앱을 열지 않아도 시스템이 사용자를 부르는 일은 웹사이트가 할 수 없고, 구독을 놓치지 않는다는 이 앱의 목적에 바로 붙는다. 무엇보다 v1.0.0 기획서에 이미 있다가 범위를 좁히며 빠진 항목이라, 새로 얹는 기능이 아니라 원안의 나머지다.</w:t>
+      </w:r>
+    </w:p>
+    <w:p>
+      <w:pPr>
+        <w:pStyle w:val="Heading3"/>
+        <w:widowControl/>
+        <w:spacing w:before="240" w:after="120" w:line="276" w:lineRule="auto"/>
+      </w:pPr>
+      <w:r>
+        <w:rPr>
+          <w:rFonts w:ascii="Malgun Gothic" w:hAnsi="Malgun Gothic" w:eastAsia="맑은 고딕" w:cs="Malgun Gothic"/>
+          <w:b/>
+          <w:color w:val="1F4E79"/>
+          <w:sz w:val="24"/>
+        </w:rPr>
+        <w:t>1.3 탭만으로는 기능이 늘지 않는다</w:t>
       </w:r>
     </w:p>
     <w:p>
@@ -615,7 +709,22 @@
           <w:color w:val="222222"/>
           <w:sz w:val="22"/>
         </w:rPr>
-        <w:t>위젯은 웹사이트가 할 수 없는 일이고, 이 앱의 핵심 사용 흐름에 직접 붙는다. 장식으로 얹는 기능이 아니라 원래 정의의 나머지 절반이라는 점이 중요하다.</w:t>
+        <w:t>탭은 배치지 기능이 아니다. 같은 구독 목록을 두 화면에 나눠 담아도 앱이 하는 일은 그대로다. 두 번째 탭이 성립하려면 그 안에 담을 것이 먼저 있어야 한다.</w:t>
+      </w:r>
+    </w:p>
+    <w:p>
+      <w:pPr>
+        <w:widowControl/>
+        <w:spacing w:before="0" w:after="160" w:line="276" w:lineRule="auto"/>
+      </w:pPr>
+      <w:r>
+        <w:rPr>
+          <w:rFonts w:ascii="Malgun Gothic" w:hAnsi="Malgun Gothic" w:eastAsia="맑은 고딕" w:cs="Malgun Gothic"/>
+          <w:b w:val="0"/>
+          <w:color w:val="222222"/>
+          <w:sz w:val="22"/>
+        </w:rPr>
+        <w:t>알림이 들어가면서 설정할 것이 생긴다. 알림을 받을지, 전날 몇 시에 받을지 두 가지다. 그래서 탭과 알림은 따로 정한 항목이 아니라 서로를 성립시키는 한 묶음이다. 알림이 빠지면 설정 탭은 버전과 개인정보 처리방침 두 줄만 남아 탭을 나눌 이유가 없어진다.</w:t>
       </w:r>
     </w:p>
     <w:p>
@@ -746,7 +855,7 @@
                 <w:color w:val="222222"/>
                 <w:sz w:val="22"/>
               </w:rPr>
-              <w:t>홈 화면 위젯 (작은 것)</w:t>
+              <w:t>탭 2개 (구독, 설정)</w:t>
             </w:r>
           </w:p>
           <w:p>
@@ -762,7 +871,7 @@
                 <w:color w:val="222222"/>
                 <w:sz w:val="22"/>
               </w:rPr>
-              <w:t>홈 화면 위젯 (중간 것)</w:t>
+              <w:t>구독 아이콘 (머리글자 + 색)</w:t>
             </w:r>
           </w:p>
           <w:p>
@@ -778,7 +887,7 @@
                 <w:color w:val="222222"/>
                 <w:sz w:val="22"/>
               </w:rPr>
-              <w:t>App Group으로 데이터 공유</w:t>
+              <w:t>아이콘 색 고르기 (추가·상세 화면)</w:t>
             </w:r>
           </w:p>
           <w:p>
@@ -794,7 +903,7 @@
                 <w:color w:val="222222"/>
                 <w:sz w:val="22"/>
               </w:rPr>
-              <w:t>앱에서 데이터가 바뀌면 위젯 갱신</w:t>
+              <w:t>결제 전날 알림</w:t>
             </w:r>
           </w:p>
           <w:p>
@@ -810,7 +919,7 @@
                 <w:color w:val="222222"/>
                 <w:sz w:val="22"/>
               </w:rPr>
-              <w:t>구독이 없을 때의 빈 상태</w:t>
+              <w:t>설정 화면 (알림 켜기·시각, 앱 정보)</w:t>
             </w:r>
           </w:p>
           <w:p>
@@ -826,7 +935,7 @@
                 <w:color w:val="222222"/>
                 <w:sz w:val="22"/>
               </w:rPr>
-              <w:t>위젯을 누르면 앱 열기</w:t>
+              <w:t>알림 권한 거부 시 안내</w:t>
             </w:r>
           </w:p>
         </w:tc>
@@ -855,7 +964,7 @@
                 <w:color w:val="222222"/>
                 <w:sz w:val="22"/>
               </w:rPr>
-              <w:t>잠금화면 위젯, StandBy</w:t>
+              <w:t>홈 화면 위젯 (보류)</w:t>
             </w:r>
           </w:p>
           <w:p>
@@ -871,7 +980,7 @@
                 <w:color w:val="222222"/>
                 <w:sz w:val="22"/>
               </w:rPr>
-              <w:t>큰 위젯</w:t>
+              <w:t>통계, 차트 (다음 버전)</w:t>
             </w:r>
           </w:p>
           <w:p>
@@ -887,7 +996,7 @@
                 <w:color w:val="222222"/>
                 <w:sz w:val="22"/>
               </w:rPr>
-              <w:t>위젯 설정(어떤 구독을 볼지 고르기)</w:t>
+              <w:t>결제 이력 기록 (다음 버전)</w:t>
             </w:r>
           </w:p>
           <w:p>
@@ -903,7 +1012,7 @@
                 <w:color w:val="222222"/>
                 <w:sz w:val="22"/>
               </w:rPr>
-              <w:t>결제 전 알림</w:t>
+              <w:t>브랜드 로고 (4.1장)</w:t>
             </w:r>
           </w:p>
           <w:p>
@@ -919,7 +1028,23 @@
                 <w:color w:val="222222"/>
                 <w:sz w:val="22"/>
               </w:rPr>
-              <w:t>차트, 통계</w:t>
+              <w:t>당일 알림, 반복 알림</w:t>
+            </w:r>
+          </w:p>
+          <w:p>
+            <w:pPr>
+              <w:widowControl/>
+              <w:spacing w:before="0" w:after="40" w:line="276" w:lineRule="auto"/>
+              <w:jc w:val="left"/>
+            </w:pPr>
+            <w:r>
+              <w:rPr>
+                <w:rFonts w:ascii="Malgun Gothic" w:hAnsi="Malgun Gothic" w:eastAsia="맑은 고딕" w:cs="Malgun Gothic"/>
+                <w:b w:val="0"/>
+                <w:color w:val="222222"/>
+                <w:sz w:val="22"/>
+              </w:rPr>
+              <w:t>로그인, 서버, 기기 간 동기화</w:t>
             </w:r>
           </w:p>
           <w:p>
@@ -935,7 +1060,7 @@
                 <w:color w:val="222222"/>
                 <w:sz w:val="22"/>
               </w:rPr>
-              <w:t>Live Activity, Siri, App Intents</w:t>
+              <w:t>다크 모드, 테마 선택</w:t>
             </w:r>
           </w:p>
         </w:tc>
@@ -944,7 +1069,7 @@
     <w:p>
       <w:pPr>
         <w:widowControl/>
-        <w:spacing w:before="160" w:after="160" w:line="276" w:lineRule="auto"/>
+        <w:spacing w:before="0" w:after="160" w:line="276" w:lineRule="auto"/>
       </w:pPr>
       <w:r>
         <w:rPr>
@@ -953,7 +1078,7 @@
           <w:color w:val="222222"/>
           <w:sz w:val="22"/>
         </w:rPr>
-        <w:t>하지 않는 것 목록이 긴 이유는 v1.0.0과 같다. 넣을 수 있는 것과 넣어야 하는 것은 다르다. 알림은 다음 버전에서 다룬다.</w:t>
+        <w:t>총액이 무엇을 세는지는 작업하는 중에 정해져서 범위에 들어왔다. 9장에 적는다. 다만 이미 나간 돈까지 세는 것은 결제 이력이 있어야 하므로 다음 버전이다.</w:t>
       </w:r>
     </w:p>
     <w:p>
@@ -969,7 +1094,7 @@
           <w:color w:val="1F4E79"/>
           <w:sz w:val="28"/>
         </w:rPr>
-        <w:t>3. 위젯 사양</w:t>
+        <w:t>3. 탭 구조</w:t>
       </w:r>
     </w:p>
     <w:p>
@@ -985,22 +1110,7 @@
           <w:color w:val="1F4E79"/>
           <w:sz w:val="24"/>
         </w:rPr>
-        <w:t>3.1 표시 내용</w:t>
-      </w:r>
-    </w:p>
-    <w:p>
-      <w:pPr>
-        <w:widowControl/>
-        <w:spacing w:before="0" w:after="160" w:line="276" w:lineRule="auto"/>
-      </w:pPr>
-      <w:r>
-        <w:rPr>
-          <w:rFonts w:ascii="Malgun Gothic" w:hAnsi="Malgun Gothic" w:eastAsia="맑은 고딕" w:cs="Malgun Gothic"/>
-          <w:b w:val="0"/>
-          <w:color w:val="222222"/>
-          <w:sz w:val="22"/>
-        </w:rPr>
-        <w:t>두 위젯 모두 같은 데이터를 쓰고, 자리가 되는 만큼만 보여준다.</w:t>
+        <w:t>3.1 탭 두 개</w:t>
       </w:r>
     </w:p>
     <w:tbl>
@@ -1019,9 +1129,10 @@
         </w:tblBorders>
       </w:tblPr>
       <w:tblGrid>
-        <w:gridCol w:w="2268"/>
-        <w:gridCol w:w="3572"/>
-        <w:gridCol w:w="3572"/>
+        <w:gridCol w:w="794"/>
+        <w:gridCol w:w="1361"/>
+        <w:gridCol w:w="2041"/>
+        <w:gridCol w:w="5216"/>
       </w:tblGrid>
       <w:tr>
         <w:trPr>
@@ -1030,7 +1141,7 @@
         </w:trPr>
         <w:tc>
           <w:tcPr>
-            <w:tcW w:w="2268" w:type="dxa"/>
+            <w:tcW w:w="794" w:type="dxa"/>
             <w:vAlign w:val="center"/>
             <w:tcMar>
               <w:top w:w="80" w:type="dxa"/>
@@ -1053,13 +1164,13 @@
                 <w:color w:val="FFFFFF"/>
                 <w:sz w:val="22"/>
               </w:rPr>
-              <w:t>항목</w:t>
+              <w:t>탭</w:t>
             </w:r>
           </w:p>
         </w:tc>
         <w:tc>
           <w:tcPr>
-            <w:tcW w:w="3572" w:type="dxa"/>
+            <w:tcW w:w="1361" w:type="dxa"/>
             <w:vAlign w:val="center"/>
             <w:tcMar>
               <w:top w:w="80" w:type="dxa"/>
@@ -1082,13 +1193,13 @@
                 <w:color w:val="FFFFFF"/>
                 <w:sz w:val="22"/>
               </w:rPr>
-              <w:t>작은 위젯</w:t>
+              <w:t>라벨</w:t>
             </w:r>
           </w:p>
         </w:tc>
         <w:tc>
           <w:tcPr>
-            <w:tcW w:w="3572" w:type="dxa"/>
+            <w:tcW w:w="2041" w:type="dxa"/>
             <w:vAlign w:val="center"/>
             <w:tcMar>
               <w:top w:w="80" w:type="dxa"/>
@@ -1111,7 +1222,36 @@
                 <w:color w:val="FFFFFF"/>
                 <w:sz w:val="22"/>
               </w:rPr>
-              <w:t>중간 위젯</w:t>
+              <w:t>SF Symbol</w:t>
+            </w:r>
+          </w:p>
+        </w:tc>
+        <w:tc>
+          <w:tcPr>
+            <w:tcW w:w="5216" w:type="dxa"/>
+            <w:vAlign w:val="center"/>
+            <w:tcMar>
+              <w:top w:w="80" w:type="dxa"/>
+              <w:left w:w="80" w:type="dxa"/>
+              <w:bottom w:w="80" w:type="dxa"/>
+              <w:right w:w="80" w:type="dxa"/>
+            </w:tcMar>
+            <w:shd w:val="clear" w:color="auto" w:fill="1F4E79"/>
+          </w:tcPr>
+          <w:p>
+            <w:pPr>
+              <w:widowControl/>
+              <w:spacing w:before="0" w:after="0" w:line="276" w:lineRule="auto"/>
+              <w:jc w:val="center"/>
+            </w:pPr>
+            <w:r>
+              <w:rPr>
+                <w:rFonts w:ascii="Malgun Gothic" w:hAnsi="Malgun Gothic" w:eastAsia="맑은 고딕" w:cs="Malgun Gothic"/>
+                <w:b/>
+                <w:color w:val="FFFFFF"/>
+                <w:sz w:val="22"/>
+              </w:rPr>
+              <w:t>내용</w:t>
             </w:r>
           </w:p>
         </w:tc>
@@ -1122,7 +1262,7 @@
         </w:trPr>
         <w:tc>
           <w:tcPr>
-            <w:tcW w:w="2268" w:type="dxa"/>
+            <w:tcW w:w="794" w:type="dxa"/>
             <w:vAlign w:val="center"/>
             <w:tcMar>
               <w:top w:w="80" w:type="dxa"/>
@@ -1145,13 +1285,13 @@
                 <w:color w:val="222222"/>
                 <w:sz w:val="22"/>
               </w:rPr>
-              <w:t>이번 달 총액</w:t>
+              <w:t>1</w:t>
             </w:r>
           </w:p>
         </w:tc>
         <w:tc>
           <w:tcPr>
-            <w:tcW w:w="3572" w:type="dxa"/>
+            <w:tcW w:w="1361" w:type="dxa"/>
             <w:vAlign w:val="center"/>
             <w:tcMar>
               <w:top w:w="80" w:type="dxa"/>
@@ -1174,13 +1314,13 @@
                 <w:color w:val="222222"/>
                 <w:sz w:val="22"/>
               </w:rPr>
-              <w:t>표시 (28pt 굵게)</w:t>
+              <w:t>구독</w:t>
             </w:r>
           </w:p>
         </w:tc>
         <w:tc>
           <w:tcPr>
-            <w:tcW w:w="3572" w:type="dxa"/>
+            <w:tcW w:w="2041" w:type="dxa"/>
             <w:vAlign w:val="center"/>
             <w:tcMar>
               <w:top w:w="80" w:type="dxa"/>
@@ -1203,18 +1343,13 @@
                 <w:color w:val="222222"/>
                 <w:sz w:val="22"/>
               </w:rPr>
-              <w:t>표시 (22pt 굵게)</w:t>
+              <w:t>list.bullet</w:t>
             </w:r>
           </w:p>
         </w:tc>
-      </w:tr>
-      <w:tr>
-        <w:trPr>
-          <w:cantSplit/>
-        </w:trPr>
         <w:tc>
           <w:tcPr>
-            <w:tcW w:w="2268" w:type="dxa"/>
+            <w:tcW w:w="5216" w:type="dxa"/>
             <w:vAlign w:val="center"/>
             <w:tcMar>
               <w:top w:w="80" w:type="dxa"/>
@@ -1237,13 +1372,18 @@
                 <w:color w:val="222222"/>
                 <w:sz w:val="22"/>
               </w:rPr>
-              <w:t>이번 달 구독</w:t>
+              <w:t>지금의 목록 화면 그대로. 총액, 구독 목록, 추가 버튼.</w:t>
             </w:r>
           </w:p>
         </w:tc>
+      </w:tr>
+      <w:tr>
+        <w:trPr>
+          <w:cantSplit/>
+        </w:trPr>
         <w:tc>
           <w:tcPr>
-            <w:tcW w:w="3572" w:type="dxa"/>
+            <w:tcW w:w="794" w:type="dxa"/>
             <w:vAlign w:val="center"/>
             <w:tcMar>
               <w:top w:w="80" w:type="dxa"/>
@@ -1266,13 +1406,13 @@
                 <w:color w:val="222222"/>
                 <w:sz w:val="22"/>
               </w:rPr>
-              <w:t>대표 1건의 이름과 나머지 개수 (“네이버맴버십 외 2개”)</w:t>
+              <w:t>2</w:t>
             </w:r>
           </w:p>
         </w:tc>
         <w:tc>
           <w:tcPr>
-            <w:tcW w:w="3572" w:type="dxa"/>
+            <w:tcW w:w="1361" w:type="dxa"/>
             <w:vAlign w:val="center"/>
             <w:tcMar>
               <w:top w:w="80" w:type="dxa"/>
@@ -1295,18 +1435,13 @@
                 <w:color w:val="222222"/>
                 <w:sz w:val="22"/>
               </w:rPr>
-              <w:t>개수만 (“구독 5개”)</w:t>
+              <w:t>설정</w:t>
             </w:r>
           </w:p>
         </w:tc>
-      </w:tr>
-      <w:tr>
-        <w:trPr>
-          <w:cantSplit/>
-        </w:trPr>
         <w:tc>
           <w:tcPr>
-            <w:tcW w:w="2268" w:type="dxa"/>
+            <w:tcW w:w="2041" w:type="dxa"/>
             <w:vAlign w:val="center"/>
             <w:tcMar>
               <w:top w:w="80" w:type="dxa"/>
@@ -1329,13 +1464,13 @@
                 <w:color w:val="222222"/>
                 <w:sz w:val="22"/>
               </w:rPr>
-              <w:t>다가오는 결제 목록</w:t>
+              <w:t>gearshape</w:t>
             </w:r>
           </w:p>
         </w:tc>
         <w:tc>
           <w:tcPr>
-            <w:tcW w:w="3572" w:type="dxa"/>
+            <w:tcW w:w="5216" w:type="dxa"/>
             <w:vAlign w:val="center"/>
             <w:tcMar>
               <w:top w:w="80" w:type="dxa"/>
@@ -1358,36 +1493,7 @@
                 <w:color w:val="222222"/>
                 <w:sz w:val="22"/>
               </w:rPr>
-              <w:t>표시하지 않음</w:t>
-            </w:r>
-          </w:p>
-        </w:tc>
-        <w:tc>
-          <w:tcPr>
-            <w:tcW w:w="3572" w:type="dxa"/>
-            <w:vAlign w:val="center"/>
-            <w:tcMar>
-              <w:top w:w="80" w:type="dxa"/>
-              <w:left w:w="80" w:type="dxa"/>
-              <w:bottom w:w="80" w:type="dxa"/>
-              <w:right w:w="80" w:type="dxa"/>
-            </w:tcMar>
-            <w:shd w:val="clear" w:color="auto" w:fill="FFFFFF"/>
-          </w:tcPr>
-          <w:p>
-            <w:pPr>
-              <w:widowControl/>
-              <w:spacing w:before="0" w:after="0" w:line="276" w:lineRule="auto"/>
-              <w:jc w:val="left"/>
-            </w:pPr>
-            <w:r>
-              <w:rPr>
-                <w:rFonts w:ascii="Malgun Gothic" w:hAnsi="Malgun Gothic" w:eastAsia="맑은 고딕" w:cs="Malgun Gothic"/>
-                <w:b w:val="0"/>
-                <w:color w:val="222222"/>
-                <w:sz w:val="22"/>
-              </w:rPr>
-              <w:t>최대 3건. 한 줄에 이름 · D-day · 금액</w:t>
+              <w:t>알림 설정과 앱 정보. 6장.</w:t>
             </w:r>
           </w:p>
         </w:tc>
@@ -1396,7 +1502,7 @@
     <w:p>
       <w:pPr>
         <w:widowControl/>
-        <w:spacing w:before="160" w:after="160" w:line="276" w:lineRule="auto"/>
+        <w:spacing w:before="0" w:after="160" w:line="276" w:lineRule="auto"/>
       </w:pPr>
       <w:r>
         <w:rPr>
@@ -1405,7 +1511,7 @@
           <w:color w:val="222222"/>
           <w:sz w:val="22"/>
         </w:rPr>
-        <w:t>작은 위젯에 결제일을 적지 않는 이유가 있다. 오늘이 결제일인 구독은 “다음 결제 8월 18일”처럼 보이는데, 앱은 오늘 것이 이미 빠져나갔는지 알 수 없다. 아직 나갈 돈인 것처럼 읽히므로 작은 위젯은 금액만 말한다.</w:t>
+        <w:t>탭 1이 기본 선택이다. 앱을 켜면 지금과 같은 화면이 나오고 아래에 탭바만 생긴다.</w:t>
       </w:r>
     </w:p>
     <w:p>
@@ -1420,22 +1526,7 @@
           <w:color w:val="222222"/>
           <w:sz w:val="22"/>
         </w:rPr>
-        <w:t>개수 대신 대표 이름을 부르는 이유도 같은 결이다. “구독 3개”는 무엇을 센 건지 와닿지 않는다. 대표는 결제일이 가장 이른 것을 고르므로, 중간 위젯 목록의 첫 줄과 항상 같은 이름이 나온다.</w:t>
-      </w:r>
-    </w:p>
-    <w:p>
-      <w:pPr>
-        <w:widowControl/>
-        <w:spacing w:before="0" w:after="160" w:line="276" w:lineRule="auto"/>
-      </w:pPr>
-      <w:r>
-        <w:rPr>
-          <w:rFonts w:ascii="Malgun Gothic" w:hAnsi="Malgun Gothic" w:eastAsia="맑은 고딕" w:cs="Malgun Gothic"/>
-          <w:b w:val="0"/>
-          <w:color w:val="222222"/>
-          <w:sz w:val="22"/>
-        </w:rPr>
-        <w:t>여기서 세는 개수는 이번 달 총액에 들어간 구독만이다. 다른 달에 결제되는 매년 구독은 총액에서 빠지므로 개수에서도 빠진다. 두 숫자가 다른 기준을 쓰면 “₩40,000 / 구독 4개”처럼 서로 안 맞는 값이 나란히 놓인다.</w:t>
+        <w:t>추가·상세 화면은 지금처럼 구독 탭 안에서 열린다. 추가는 시트로 올라오고 상세는 밀어 넣는다. 탭바는 상세 화면에서도 그대로 보인다.</w:t>
       </w:r>
     </w:p>
     <w:p>
@@ -1451,22 +1542,7 @@
           <w:color w:val="1F4E79"/>
           <w:sz w:val="24"/>
         </w:rPr>
-        <w:t>3.2 시안</w:t>
-      </w:r>
-    </w:p>
-    <w:p>
-      <w:pPr>
-        <w:widowControl/>
-        <w:spacing w:before="0" w:after="160" w:line="276" w:lineRule="auto"/>
-      </w:pPr>
-      <w:r>
-        <w:rPr>
-          <w:rFonts w:ascii="Malgun Gothic" w:hAnsi="Malgun Gothic" w:eastAsia="맑은 고딕" w:cs="Malgun Gothic"/>
-          <w:b w:val="0"/>
-          <w:color w:val="222222"/>
-          <w:sz w:val="22"/>
-        </w:rPr>
-        <w:t>실제 위젯을 만들기 전에 배치를 합의하려고 그린 그림이다. 색과 글자 크기는 아래 토큰 값을 그대로 썼다.</w:t>
+        <w:t>3.2 화면 시안</w:t>
       </w:r>
     </w:p>
     <w:p>
@@ -1478,7 +1554,7 @@
       <w:r>
         <w:drawing>
           <wp:inline xmlns:a="http://schemas.openxmlformats.org/drawingml/2006/main" xmlns:pic="http://schemas.openxmlformats.org/drawingml/2006/picture">
-            <wp:extent cx="1980000" cy="1980000"/>
+            <wp:extent cx="2592000" cy="4147200"/>
             <wp:docPr id="1" name="Picture 1"/>
             <wp:cNvGraphicFramePr>
               <a:graphicFrameLocks noChangeAspect="1"/>
@@ -1487,7 +1563,7 @@
               <a:graphicData uri="http://schemas.openxmlformats.org/drawingml/2006/picture">
                 <pic:pic>
                   <pic:nvPicPr>
-                    <pic:cNvPr id="0" name="위젯_작은것.png"/>
+                    <pic:cNvPr id="0" name="화면_구독탭.png"/>
                     <pic:cNvPicPr/>
                   </pic:nvPicPr>
                   <pic:blipFill>
@@ -1499,7 +1575,7 @@
                   <pic:spPr>
                     <a:xfrm>
                       <a:off x="0" y="0"/>
-                      <a:ext cx="1980000" cy="1980000"/>
+                      <a:ext cx="2592000" cy="4147200"/>
                     </a:xfrm>
                     <a:prstGeom prst="rect"/>
                   </pic:spPr>
@@ -1523,7 +1599,134 @@
           <w:color w:val="222222"/>
           <w:sz w:val="20"/>
         </w:rPr>
-        <w:t>작은 위젯 — 총액과 다음 결제 1건</w:t>
+        <w:t>구독 탭. 아이콘과 탭바가 더해진 것 말고는 지금과 같다.</w:t>
+      </w:r>
+    </w:p>
+    <w:p>
+      <w:pPr>
+        <w:pStyle w:val="Heading2"/>
+        <w:widowControl/>
+        <w:spacing w:before="320" w:after="160" w:line="276" w:lineRule="auto"/>
+      </w:pPr>
+      <w:r>
+        <w:rPr>
+          <w:rFonts w:ascii="Malgun Gothic" w:hAnsi="Malgun Gothic" w:eastAsia="맑은 고딕" w:cs="Malgun Gothic"/>
+          <w:b/>
+          <w:color w:val="1F4E79"/>
+          <w:sz w:val="28"/>
+        </w:rPr>
+        <w:t>4. 구독 아이콘</w:t>
+      </w:r>
+    </w:p>
+    <w:p>
+      <w:pPr>
+        <w:pStyle w:val="Heading3"/>
+        <w:widowControl/>
+        <w:spacing w:before="240" w:after="120" w:line="276" w:lineRule="auto"/>
+      </w:pPr>
+      <w:r>
+        <w:rPr>
+          <w:rFonts w:ascii="Malgun Gothic" w:hAnsi="Malgun Gothic" w:eastAsia="맑은 고딕" w:cs="Malgun Gothic"/>
+          <w:b/>
+          <w:color w:val="1F4E79"/>
+          <w:sz w:val="24"/>
+        </w:rPr>
+        <w:t>4.1 브랜드 로고를 쓰지 않는 이유</w:t>
+      </w:r>
+    </w:p>
+    <w:p>
+      <w:pPr>
+        <w:widowControl/>
+        <w:spacing w:before="0" w:after="160" w:line="276" w:lineRule="auto"/>
+      </w:pPr>
+      <w:r>
+        <w:rPr>
+          <w:rFonts w:ascii="Malgun Gothic" w:hAnsi="Malgun Gothic" w:eastAsia="맑은 고딕" w:cs="Malgun Gothic"/>
+          <w:b w:val="0"/>
+          <w:color w:val="222222"/>
+          <w:sz w:val="22"/>
+        </w:rPr>
+        <w:t>비슷한 앱들이 넷플릭스나 디즈니플러스 로고를 목록에 쓴다. 이 앱은 쓰지 않는다. 이유는 둘이다.</w:t>
+      </w:r>
+    </w:p>
+    <w:p>
+      <w:pPr>
+        <w:pStyle w:val="ListBullet"/>
+        <w:widowControl/>
+        <w:spacing w:before="0" w:after="80" w:line="276" w:lineRule="auto"/>
+        <w:ind w:left="425"/>
+      </w:pPr>
+      <w:r>
+        <w:rPr>
+          <w:rFonts w:ascii="Malgun Gothic" w:hAnsi="Malgun Gothic" w:eastAsia="맑은 고딕" w:cs="Malgun Gothic"/>
+          <w:b w:val="0"/>
+          <w:color w:val="222222"/>
+          <w:sz w:val="22"/>
+        </w:rPr>
+        <w:t>권리 문제. 회사마다 브랜드 자산 사용 조건이 다르고, 앱에 넣어 배포하는 것은 대개 별도 승인 대상이다. 심사 가이드라인 5.2(지식재산권)도 권리 없는 타사 상표 사용을 반려 사유로 둔다.</w:t>
+      </w:r>
+    </w:p>
+    <w:p>
+      <w:pPr>
+        <w:pStyle w:val="ListBullet"/>
+        <w:widowControl/>
+        <w:spacing w:before="0" w:after="80" w:line="276" w:lineRule="auto"/>
+        <w:ind w:left="425"/>
+      </w:pPr>
+      <w:r>
+        <w:rPr>
+          <w:rFonts w:ascii="Malgun Gothic" w:hAnsi="Malgun Gothic" w:eastAsia="맑은 고딕" w:cs="Malgun Gothic"/>
+          <w:b w:val="0"/>
+          <w:color w:val="222222"/>
+          <w:sz w:val="22"/>
+        </w:rPr>
+        <w:t>빈칸 문제. 로고를 자동으로 받아오는 외부 서비스를 써도 네이버멤버십, 쿠팡와우, 밀리의서재 같은 국내 서비스는 나오지 않는다. 넷플릭스만 로고가 뜨고 나머지가 비면 오히려 미완성으로 보인다.</w:t>
+      </w:r>
+    </w:p>
+    <w:p>
+      <w:pPr>
+        <w:widowControl/>
+        <w:spacing w:before="0" w:after="160" w:line="276" w:lineRule="auto"/>
+      </w:pPr>
+      <w:r>
+        <w:rPr>
+          <w:rFonts w:ascii="Malgun Gothic" w:hAnsi="Malgun Gothic" w:eastAsia="맑은 고딕" w:cs="Malgun Gothic"/>
+          <w:b w:val="0"/>
+          <w:color w:val="222222"/>
+          <w:sz w:val="22"/>
+        </w:rPr>
+        <w:t>머리글자와 색은 어떤 이름에도 통하고, 권리 문제가 없고, 사용자가 입력할 것도 없다.</w:t>
+      </w:r>
+    </w:p>
+    <w:p>
+      <w:pPr>
+        <w:pStyle w:val="Heading3"/>
+        <w:widowControl/>
+        <w:spacing w:before="240" w:after="120" w:line="276" w:lineRule="auto"/>
+      </w:pPr>
+      <w:r>
+        <w:rPr>
+          <w:rFonts w:ascii="Malgun Gothic" w:hAnsi="Malgun Gothic" w:eastAsia="맑은 고딕" w:cs="Malgun Gothic"/>
+          <w:b/>
+          <w:color w:val="1F4E79"/>
+          <w:sz w:val="24"/>
+        </w:rPr>
+        <w:t>4.2 모양</w:t>
+      </w:r>
+    </w:p>
+    <w:p>
+      <w:pPr>
+        <w:widowControl/>
+        <w:spacing w:before="0" w:after="160" w:line="276" w:lineRule="auto"/>
+      </w:pPr>
+      <w:r>
+        <w:rPr>
+          <w:rFonts w:ascii="Malgun Gothic" w:hAnsi="Malgun Gothic" w:eastAsia="맑은 고딕" w:cs="Malgun Gothic"/>
+          <w:b w:val="0"/>
+          <w:color w:val="222222"/>
+          <w:sz w:val="22"/>
+        </w:rPr>
+        <w:t>네 가지를 그려 비교한 뒤 라운드 사각을 골랐다. 여기 들어갈 것들이 실제로 홈 화면에 깔린 앱이라 같은 모양이면 그 서비스의 아이콘으로 자연스럽게 읽히고, 나중에 실제 로고를 넣게 되면 같은 자리에 같은 모양으로 바꿔 끼울 수 있다.</w:t>
       </w:r>
     </w:p>
     <w:p>
@@ -1535,7 +1738,7 @@
       <w:r>
         <w:drawing>
           <wp:inline xmlns:a="http://schemas.openxmlformats.org/drawingml/2006/main" xmlns:pic="http://schemas.openxmlformats.org/drawingml/2006/picture">
-            <wp:extent cx="4320000" cy="2019408"/>
+            <wp:extent cx="5580000" cy="4282326"/>
             <wp:docPr id="2" name="Picture 2"/>
             <wp:cNvGraphicFramePr>
               <a:graphicFrameLocks noChangeAspect="1"/>
@@ -1544,7 +1747,7 @@
               <a:graphicData uri="http://schemas.openxmlformats.org/drawingml/2006/picture">
                 <pic:pic>
                   <pic:nvPicPr>
-                    <pic:cNvPr id="0" name="위젯_중간것.png"/>
+                    <pic:cNvPr id="0" name="아이콘_시안비교.png"/>
                     <pic:cNvPicPr/>
                   </pic:nvPicPr>
                   <pic:blipFill>
@@ -1556,7 +1759,7 @@
                   <pic:spPr>
                     <a:xfrm>
                       <a:off x="0" y="0"/>
-                      <a:ext cx="4320000" cy="2019408"/>
+                      <a:ext cx="5580000" cy="4282326"/>
                     </a:xfrm>
                     <a:prstGeom prst="rect"/>
                   </pic:spPr>
@@ -1580,1155 +1783,7 @@
           <w:color w:val="222222"/>
           <w:sz w:val="20"/>
         </w:rPr>
-        <w:t>중간 위젯 — 왼쪽 총액, 오른쪽 다음 결제</w:t>
-      </w:r>
-    </w:p>
-    <w:p>
-      <w:pPr>
-        <w:widowControl/>
-        <w:spacing w:before="120" w:after="0" w:line="276" w:lineRule="auto"/>
-        <w:jc w:val="center"/>
-      </w:pPr>
-      <w:r>
-        <w:drawing>
-          <wp:inline xmlns:a="http://schemas.openxmlformats.org/drawingml/2006/main" xmlns:pic="http://schemas.openxmlformats.org/drawingml/2006/picture">
-            <wp:extent cx="1980000" cy="1980000"/>
-            <wp:docPr id="3" name="Picture 3"/>
-            <wp:cNvGraphicFramePr>
-              <a:graphicFrameLocks noChangeAspect="1"/>
-            </wp:cNvGraphicFramePr>
-            <a:graphic>
-              <a:graphicData uri="http://schemas.openxmlformats.org/drawingml/2006/picture">
-                <pic:pic>
-                  <pic:nvPicPr>
-                    <pic:cNvPr id="0" name="위젯_빈상태.png"/>
-                    <pic:cNvPicPr/>
-                  </pic:nvPicPr>
-                  <pic:blipFill>
-                    <a:blip r:embed="rId11"/>
-                    <a:stretch>
-                      <a:fillRect/>
-                    </a:stretch>
-                  </pic:blipFill>
-                  <pic:spPr>
-                    <a:xfrm>
-                      <a:off x="0" y="0"/>
-                      <a:ext cx="1980000" cy="1980000"/>
-                    </a:xfrm>
-                    <a:prstGeom prst="rect"/>
-                  </pic:spPr>
-                </pic:pic>
-              </a:graphicData>
-            </a:graphic>
-          </wp:inline>
-        </w:drawing>
-      </w:r>
-    </w:p>
-    <w:p>
-      <w:pPr>
-        <w:widowControl/>
-        <w:spacing w:before="40" w:after="240" w:line="276" w:lineRule="auto"/>
-        <w:jc w:val="center"/>
-      </w:pPr>
-      <w:r>
-        <w:rPr>
-          <w:rFonts w:ascii="Malgun Gothic" w:hAnsi="Malgun Gothic" w:eastAsia="맑은 고딕" w:cs="Malgun Gothic"/>
-          <w:b w:val="0"/>
-          <w:color w:val="222222"/>
-          <w:sz w:val="20"/>
-        </w:rPr>
-        <w:t>구독이 하나도 없을 때</w:t>
-      </w:r>
-    </w:p>
-    <w:p>
-      <w:pPr>
-        <w:pStyle w:val="Heading3"/>
-        <w:widowControl/>
-        <w:spacing w:before="240" w:after="120" w:line="276" w:lineRule="auto"/>
-      </w:pPr>
-      <w:r>
-        <w:rPr>
-          <w:rFonts w:ascii="Malgun Gothic" w:hAnsi="Malgun Gothic" w:eastAsia="맑은 고딕" w:cs="Malgun Gothic"/>
-          <w:b/>
-          <w:color w:val="1F4E79"/>
-          <w:sz w:val="24"/>
-        </w:rPr>
-        <w:t>3.3 빈 상태</w:t>
-      </w:r>
-    </w:p>
-    <w:p>
-      <w:pPr>
-        <w:widowControl/>
-        <w:spacing w:before="0" w:after="160" w:line="276" w:lineRule="auto"/>
-      </w:pPr>
-      <w:r>
-        <w:rPr>
-          <w:rFonts w:ascii="Malgun Gothic" w:hAnsi="Malgun Gothic" w:eastAsia="맑은 고딕" w:cs="Malgun Gothic"/>
-          <w:b w:val="0"/>
-          <w:color w:val="222222"/>
-          <w:sz w:val="22"/>
-        </w:rPr>
-        <w:t>총액이 ₩0인 경우가 두 가지인데, 사용자가 해야 할 일이 서로 달라 문구를 나눈다. 위젯을 비워 두면 고장 난 것처럼 보이므로 어느 쪽이든 무언가는 적는다.</w:t>
-      </w:r>
-    </w:p>
-    <w:tbl>
-      <w:tblPr>
-        <w:tblW w:type="dxa" w:w="9412"/>
-        <w:tblLayout w:type="fixed"/>
-        <w:tblLook w:firstColumn="1" w:firstRow="1" w:lastColumn="0" w:lastRow="0" w:noHBand="0" w:noVBand="1" w:val="04A0"/>
-        <w:jc w:val="center"/>
-        <w:tblBorders>
-          <w:top w:val="single" w:sz="4" w:space="0" w:color="1F4E79"/>
-          <w:left w:val="single" w:sz="4" w:space="0" w:color="1F4E79"/>
-          <w:bottom w:val="single" w:sz="4" w:space="0" w:color="1F4E79"/>
-          <w:right w:val="single" w:sz="4" w:space="0" w:color="1F4E79"/>
-          <w:insideH w:val="single" w:sz="4" w:space="0" w:color="1F4E79"/>
-          <w:insideV w:val="single" w:sz="4" w:space="0" w:color="1F4E79"/>
-        </w:tblBorders>
-      </w:tblPr>
-      <w:tblGrid>
-        <w:gridCol w:w="2608"/>
-        <w:gridCol w:w="6804"/>
-      </w:tblGrid>
-      <w:tr>
-        <w:trPr>
-          <w:cantSplit/>
-          <w:tblHeader w:val="true"/>
-        </w:trPr>
-        <w:tc>
-          <w:tcPr>
-            <w:tcW w:w="2608" w:type="dxa"/>
-            <w:vAlign w:val="center"/>
-            <w:tcMar>
-              <w:top w:w="80" w:type="dxa"/>
-              <w:left w:w="80" w:type="dxa"/>
-              <w:bottom w:w="80" w:type="dxa"/>
-              <w:right w:w="80" w:type="dxa"/>
-            </w:tcMar>
-            <w:shd w:val="clear" w:color="auto" w:fill="1F4E79"/>
-          </w:tcPr>
-          <w:p>
-            <w:pPr>
-              <w:widowControl/>
-              <w:spacing w:before="0" w:after="0" w:line="276" w:lineRule="auto"/>
-              <w:jc w:val="center"/>
-            </w:pPr>
-            <w:r>
-              <w:rPr>
-                <w:rFonts w:ascii="Malgun Gothic" w:hAnsi="Malgun Gothic" w:eastAsia="맑은 고딕" w:cs="Malgun Gothic"/>
-                <w:b/>
-                <w:color w:val="FFFFFF"/>
-                <w:sz w:val="22"/>
-              </w:rPr>
-              <w:t>상황</w:t>
-            </w:r>
-          </w:p>
-        </w:tc>
-        <w:tc>
-          <w:tcPr>
-            <w:tcW w:w="6803" w:type="dxa"/>
-            <w:vAlign w:val="center"/>
-            <w:tcMar>
-              <w:top w:w="80" w:type="dxa"/>
-              <w:left w:w="80" w:type="dxa"/>
-              <w:bottom w:w="80" w:type="dxa"/>
-              <w:right w:w="80" w:type="dxa"/>
-            </w:tcMar>
-            <w:shd w:val="clear" w:color="auto" w:fill="1F4E79"/>
-          </w:tcPr>
-          <w:p>
-            <w:pPr>
-              <w:widowControl/>
-              <w:spacing w:before="0" w:after="0" w:line="276" w:lineRule="auto"/>
-              <w:jc w:val="center"/>
-            </w:pPr>
-            <w:r>
-              <w:rPr>
-                <w:rFonts w:ascii="Malgun Gothic" w:hAnsi="Malgun Gothic" w:eastAsia="맑은 고딕" w:cs="Malgun Gothic"/>
-                <w:b/>
-                <w:color w:val="FFFFFF"/>
-                <w:sz w:val="22"/>
-              </w:rPr>
-              <w:t>문구</w:t>
-            </w:r>
-          </w:p>
-        </w:tc>
-      </w:tr>
-      <w:tr>
-        <w:trPr>
-          <w:cantSplit/>
-        </w:trPr>
-        <w:tc>
-          <w:tcPr>
-            <w:tcW w:w="2608" w:type="dxa"/>
-            <w:vAlign w:val="center"/>
-            <w:tcMar>
-              <w:top w:w="80" w:type="dxa"/>
-              <w:left w:w="80" w:type="dxa"/>
-              <w:bottom w:w="80" w:type="dxa"/>
-              <w:right w:w="80" w:type="dxa"/>
-            </w:tcMar>
-            <w:shd w:val="clear" w:color="auto" w:fill="FFFFFF"/>
-          </w:tcPr>
-          <w:p>
-            <w:pPr>
-              <w:widowControl/>
-              <w:spacing w:before="0" w:after="0" w:line="276" w:lineRule="auto"/>
-              <w:jc w:val="left"/>
-            </w:pPr>
-            <w:r>
-              <w:rPr>
-                <w:rFonts w:ascii="Malgun Gothic" w:hAnsi="Malgun Gothic" w:eastAsia="맑은 고딕" w:cs="Malgun Gothic"/>
-                <w:b w:val="0"/>
-                <w:color w:val="222222"/>
-                <w:sz w:val="22"/>
-              </w:rPr>
-              <w:t>구독이 하나도 없다</w:t>
-            </w:r>
-          </w:p>
-        </w:tc>
-        <w:tc>
-          <w:tcPr>
-            <w:tcW w:w="6803" w:type="dxa"/>
-            <w:vAlign w:val="center"/>
-            <w:tcMar>
-              <w:top w:w="80" w:type="dxa"/>
-              <w:left w:w="80" w:type="dxa"/>
-              <w:bottom w:w="80" w:type="dxa"/>
-              <w:right w:w="80" w:type="dxa"/>
-            </w:tcMar>
-            <w:shd w:val="clear" w:color="auto" w:fill="FFFFFF"/>
-          </w:tcPr>
-          <w:p>
-            <w:pPr>
-              <w:widowControl/>
-              <w:spacing w:before="0" w:after="0" w:line="276" w:lineRule="auto"/>
-              <w:jc w:val="left"/>
-            </w:pPr>
-            <w:r>
-              <w:rPr>
-                <w:rFonts w:ascii="Malgun Gothic" w:hAnsi="Malgun Gothic" w:eastAsia="맑은 고딕" w:cs="Malgun Gothic"/>
-                <w:b w:val="0"/>
-                <w:color w:val="222222"/>
-                <w:sz w:val="22"/>
-              </w:rPr>
-              <w:t>“구독을 추가하면 여기에 보입니다” (작은 위젯은 두 줄로 접는다)</w:t>
-            </w:r>
-          </w:p>
-        </w:tc>
-      </w:tr>
-      <w:tr>
-        <w:trPr>
-          <w:cantSplit/>
-        </w:trPr>
-        <w:tc>
-          <w:tcPr>
-            <w:tcW w:w="2608" w:type="dxa"/>
-            <w:vAlign w:val="center"/>
-            <w:tcMar>
-              <w:top w:w="80" w:type="dxa"/>
-              <w:left w:w="80" w:type="dxa"/>
-              <w:bottom w:w="80" w:type="dxa"/>
-              <w:right w:w="80" w:type="dxa"/>
-            </w:tcMar>
-            <w:shd w:val="clear" w:color="auto" w:fill="FFFFFF"/>
-          </w:tcPr>
-          <w:p>
-            <w:pPr>
-              <w:widowControl/>
-              <w:spacing w:before="0" w:after="0" w:line="276" w:lineRule="auto"/>
-              <w:jc w:val="left"/>
-            </w:pPr>
-            <w:r>
-              <w:rPr>
-                <w:rFonts w:ascii="Malgun Gothic" w:hAnsi="Malgun Gothic" w:eastAsia="맑은 고딕" w:cs="Malgun Gothic"/>
-                <w:b w:val="0"/>
-                <w:color w:val="222222"/>
-                <w:sz w:val="22"/>
-              </w:rPr>
-              <w:t>구독은 있는데 이번 달 결제가 없다</w:t>
-            </w:r>
-          </w:p>
-        </w:tc>
-        <w:tc>
-          <w:tcPr>
-            <w:tcW w:w="6803" w:type="dxa"/>
-            <w:vAlign w:val="center"/>
-            <w:tcMar>
-              <w:top w:w="80" w:type="dxa"/>
-              <w:left w:w="80" w:type="dxa"/>
-              <w:bottom w:w="80" w:type="dxa"/>
-              <w:right w:w="80" w:type="dxa"/>
-            </w:tcMar>
-            <w:shd w:val="clear" w:color="auto" w:fill="FFFFFF"/>
-          </w:tcPr>
-          <w:p>
-            <w:pPr>
-              <w:widowControl/>
-              <w:spacing w:before="0" w:after="0" w:line="276" w:lineRule="auto"/>
-              <w:jc w:val="left"/>
-            </w:pPr>
-            <w:r>
-              <w:rPr>
-                <w:rFonts w:ascii="Malgun Gothic" w:hAnsi="Malgun Gothic" w:eastAsia="맑은 고딕" w:cs="Malgun Gothic"/>
-                <w:b w:val="0"/>
-                <w:color w:val="222222"/>
-                <w:sz w:val="22"/>
-              </w:rPr>
-              <w:t>“이번 달 결제 없음”. 다른 달에 결제되는 매년 구독만 있을 때 나온다. 여기에 추가 안내를 띄우면 이미 넣은 사람에게 안 넣었다고 말하는 셈이 된다.</w:t>
-            </w:r>
-          </w:p>
-        </w:tc>
-      </w:tr>
-    </w:tbl>
-    <w:p>
-      <w:pPr>
-        <w:pStyle w:val="Heading3"/>
-        <w:widowControl/>
-        <w:spacing w:before="240" w:after="120" w:line="276" w:lineRule="auto"/>
-      </w:pPr>
-      <w:r>
-        <w:rPr>
-          <w:rFonts w:ascii="Malgun Gothic" w:hAnsi="Malgun Gothic" w:eastAsia="맑은 고딕" w:cs="Malgun Gothic"/>
-          <w:b/>
-          <w:color w:val="1F4E79"/>
-          <w:sz w:val="24"/>
-        </w:rPr>
-        <w:t>3.4 누르면 하는 일</w:t>
-      </w:r>
-    </w:p>
-    <w:p>
-      <w:pPr>
-        <w:widowControl/>
-        <w:spacing w:before="0" w:after="160" w:line="276" w:lineRule="auto"/>
-      </w:pPr>
-      <w:r>
-        <w:rPr>
-          <w:rFonts w:ascii="Malgun Gothic" w:hAnsi="Malgun Gothic" w:eastAsia="맑은 고딕" w:cs="Malgun Gothic"/>
-          <w:b w:val="0"/>
-          <w:color w:val="222222"/>
-          <w:sz w:val="22"/>
-        </w:rPr>
-        <w:t>위젯 어디를 눌러도 앱의 목록 화면이 열린다. 특정 구독의 상세로 바로 가는 딥링크는 이번 범위가 아니다.</w:t>
-      </w:r>
-    </w:p>
-    <w:p>
-      <w:pPr>
-        <w:pStyle w:val="Heading3"/>
-        <w:widowControl/>
-        <w:spacing w:before="240" w:after="120" w:line="276" w:lineRule="auto"/>
-      </w:pPr>
-      <w:r>
-        <w:rPr>
-          <w:rFonts w:ascii="Malgun Gothic" w:hAnsi="Malgun Gothic" w:eastAsia="맑은 고딕" w:cs="Malgun Gothic"/>
-          <w:b/>
-          <w:color w:val="1F4E79"/>
-          <w:sz w:val="24"/>
-        </w:rPr>
-        <w:t>3.5 언제 갱신하는가</w:t>
-      </w:r>
-    </w:p>
-    <w:tbl>
-      <w:tblPr>
-        <w:tblW w:type="dxa" w:w="9412"/>
-        <w:tblLayout w:type="fixed"/>
-        <w:tblLook w:firstColumn="1" w:firstRow="1" w:lastColumn="0" w:lastRow="0" w:noHBand="0" w:noVBand="1" w:val="04A0"/>
-        <w:jc w:val="center"/>
-        <w:tblBorders>
-          <w:top w:val="single" w:sz="4" w:space="0" w:color="1F4E79"/>
-          <w:left w:val="single" w:sz="4" w:space="0" w:color="1F4E79"/>
-          <w:bottom w:val="single" w:sz="4" w:space="0" w:color="1F4E79"/>
-          <w:right w:val="single" w:sz="4" w:space="0" w:color="1F4E79"/>
-          <w:insideH w:val="single" w:sz="4" w:space="0" w:color="1F4E79"/>
-          <w:insideV w:val="single" w:sz="4" w:space="0" w:color="1F4E79"/>
-        </w:tblBorders>
-      </w:tblPr>
-      <w:tblGrid>
-        <w:gridCol w:w="2835"/>
-        <w:gridCol w:w="6577"/>
-      </w:tblGrid>
-      <w:tr>
-        <w:trPr>
-          <w:cantSplit/>
-          <w:tblHeader w:val="true"/>
-        </w:trPr>
-        <w:tc>
-          <w:tcPr>
-            <w:tcW w:w="2835" w:type="dxa"/>
-            <w:vAlign w:val="center"/>
-            <w:tcMar>
-              <w:top w:w="80" w:type="dxa"/>
-              <w:left w:w="80" w:type="dxa"/>
-              <w:bottom w:w="80" w:type="dxa"/>
-              <w:right w:w="80" w:type="dxa"/>
-            </w:tcMar>
-            <w:shd w:val="clear" w:color="auto" w:fill="1F4E79"/>
-          </w:tcPr>
-          <w:p>
-            <w:pPr>
-              <w:widowControl/>
-              <w:spacing w:before="0" w:after="0" w:line="276" w:lineRule="auto"/>
-              <w:jc w:val="center"/>
-            </w:pPr>
-            <w:r>
-              <w:rPr>
-                <w:rFonts w:ascii="Malgun Gothic" w:hAnsi="Malgun Gothic" w:eastAsia="맑은 고딕" w:cs="Malgun Gothic"/>
-                <w:b/>
-                <w:color w:val="FFFFFF"/>
-                <w:sz w:val="22"/>
-              </w:rPr>
-              <w:t>시점</w:t>
-            </w:r>
-          </w:p>
-        </w:tc>
-        <w:tc>
-          <w:tcPr>
-            <w:tcW w:w="6576" w:type="dxa"/>
-            <w:vAlign w:val="center"/>
-            <w:tcMar>
-              <w:top w:w="80" w:type="dxa"/>
-              <w:left w:w="80" w:type="dxa"/>
-              <w:bottom w:w="80" w:type="dxa"/>
-              <w:right w:w="80" w:type="dxa"/>
-            </w:tcMar>
-            <w:shd w:val="clear" w:color="auto" w:fill="1F4E79"/>
-          </w:tcPr>
-          <w:p>
-            <w:pPr>
-              <w:widowControl/>
-              <w:spacing w:before="0" w:after="0" w:line="276" w:lineRule="auto"/>
-              <w:jc w:val="center"/>
-            </w:pPr>
-            <w:r>
-              <w:rPr>
-                <w:rFonts w:ascii="Malgun Gothic" w:hAnsi="Malgun Gothic" w:eastAsia="맑은 고딕" w:cs="Malgun Gothic"/>
-                <w:b/>
-                <w:color w:val="FFFFFF"/>
-                <w:sz w:val="22"/>
-              </w:rPr>
-              <w:t>방법</w:t>
-            </w:r>
-          </w:p>
-        </w:tc>
-      </w:tr>
-      <w:tr>
-        <w:trPr>
-          <w:cantSplit/>
-        </w:trPr>
-        <w:tc>
-          <w:tcPr>
-            <w:tcW w:w="2835" w:type="dxa"/>
-            <w:vAlign w:val="center"/>
-            <w:tcMar>
-              <w:top w:w="80" w:type="dxa"/>
-              <w:left w:w="80" w:type="dxa"/>
-              <w:bottom w:w="80" w:type="dxa"/>
-              <w:right w:w="80" w:type="dxa"/>
-            </w:tcMar>
-            <w:shd w:val="clear" w:color="auto" w:fill="FFFFFF"/>
-          </w:tcPr>
-          <w:p>
-            <w:pPr>
-              <w:widowControl/>
-              <w:spacing w:before="0" w:after="0" w:line="276" w:lineRule="auto"/>
-              <w:jc w:val="left"/>
-            </w:pPr>
-            <w:r>
-              <w:rPr>
-                <w:rFonts w:ascii="Malgun Gothic" w:hAnsi="Malgun Gothic" w:eastAsia="맑은 고딕" w:cs="Malgun Gothic"/>
-                <w:b w:val="0"/>
-                <w:color w:val="222222"/>
-                <w:sz w:val="22"/>
-              </w:rPr>
-              <w:t>앱에서 구독을 추가·수정·삭제했을 때</w:t>
-            </w:r>
-          </w:p>
-        </w:tc>
-        <w:tc>
-          <w:tcPr>
-            <w:tcW w:w="6576" w:type="dxa"/>
-            <w:vAlign w:val="center"/>
-            <w:tcMar>
-              <w:top w:w="80" w:type="dxa"/>
-              <w:left w:w="80" w:type="dxa"/>
-              <w:bottom w:w="80" w:type="dxa"/>
-              <w:right w:w="80" w:type="dxa"/>
-            </w:tcMar>
-            <w:shd w:val="clear" w:color="auto" w:fill="FFFFFF"/>
-          </w:tcPr>
-          <w:p>
-            <w:pPr>
-              <w:widowControl/>
-              <w:spacing w:before="0" w:after="0" w:line="276" w:lineRule="auto"/>
-              <w:jc w:val="left"/>
-            </w:pPr>
-            <w:r>
-              <w:rPr>
-                <w:rFonts w:ascii="Malgun Gothic" w:hAnsi="Malgun Gothic" w:eastAsia="맑은 고딕" w:cs="Malgun Gothic"/>
-                <w:b w:val="0"/>
-                <w:color w:val="222222"/>
-                <w:sz w:val="22"/>
-              </w:rPr>
-              <w:t>저장 직후 WidgetCenter로 갱신을 요청한다. 사용자가 홈 화면으로 돌아왔을 때 이미 반영돼 있어야 한다.</w:t>
-            </w:r>
-          </w:p>
-        </w:tc>
-      </w:tr>
-      <w:tr>
-        <w:trPr>
-          <w:cantSplit/>
-        </w:trPr>
-        <w:tc>
-          <w:tcPr>
-            <w:tcW w:w="2835" w:type="dxa"/>
-            <w:vAlign w:val="center"/>
-            <w:tcMar>
-              <w:top w:w="80" w:type="dxa"/>
-              <w:left w:w="80" w:type="dxa"/>
-              <w:bottom w:w="80" w:type="dxa"/>
-              <w:right w:w="80" w:type="dxa"/>
-            </w:tcMar>
-            <w:shd w:val="clear" w:color="auto" w:fill="FFFFFF"/>
-          </w:tcPr>
-          <w:p>
-            <w:pPr>
-              <w:widowControl/>
-              <w:spacing w:before="0" w:after="0" w:line="276" w:lineRule="auto"/>
-              <w:jc w:val="left"/>
-            </w:pPr>
-            <w:r>
-              <w:rPr>
-                <w:rFonts w:ascii="Malgun Gothic" w:hAnsi="Malgun Gothic" w:eastAsia="맑은 고딕" w:cs="Malgun Gothic"/>
-                <w:b w:val="0"/>
-                <w:color w:val="222222"/>
-                <w:sz w:val="22"/>
-              </w:rPr>
-              <w:t>날짜가 바뀔 때</w:t>
-            </w:r>
-          </w:p>
-        </w:tc>
-        <w:tc>
-          <w:tcPr>
-            <w:tcW w:w="6576" w:type="dxa"/>
-            <w:vAlign w:val="center"/>
-            <w:tcMar>
-              <w:top w:w="80" w:type="dxa"/>
-              <w:left w:w="80" w:type="dxa"/>
-              <w:bottom w:w="80" w:type="dxa"/>
-              <w:right w:w="80" w:type="dxa"/>
-            </w:tcMar>
-            <w:shd w:val="clear" w:color="auto" w:fill="FFFFFF"/>
-          </w:tcPr>
-          <w:p>
-            <w:pPr>
-              <w:widowControl/>
-              <w:spacing w:before="0" w:after="0" w:line="276" w:lineRule="auto"/>
-              <w:jc w:val="left"/>
-            </w:pPr>
-            <w:r>
-              <w:rPr>
-                <w:rFonts w:ascii="Malgun Gothic" w:hAnsi="Malgun Gothic" w:eastAsia="맑은 고딕" w:cs="Malgun Gothic"/>
-                <w:b w:val="0"/>
-                <w:color w:val="222222"/>
-                <w:sz w:val="22"/>
-              </w:rPr>
-              <w:t>타임라인의 다음 항목을 다음 날 자정으로 잡는다. 날이 바뀌면 “다음 결제”가 달라지고, 달이 바뀌면 총액이 달라진다.</w:t>
-            </w:r>
-          </w:p>
-        </w:tc>
-      </w:tr>
-      <w:tr>
-        <w:trPr>
-          <w:cantSplit/>
-        </w:trPr>
-        <w:tc>
-          <w:tcPr>
-            <w:tcW w:w="2835" w:type="dxa"/>
-            <w:vAlign w:val="center"/>
-            <w:tcMar>
-              <w:top w:w="80" w:type="dxa"/>
-              <w:left w:w="80" w:type="dxa"/>
-              <w:bottom w:w="80" w:type="dxa"/>
-              <w:right w:w="80" w:type="dxa"/>
-            </w:tcMar>
-            <w:shd w:val="clear" w:color="auto" w:fill="FFFFFF"/>
-          </w:tcPr>
-          <w:p>
-            <w:pPr>
-              <w:widowControl/>
-              <w:spacing w:before="0" w:after="0" w:line="276" w:lineRule="auto"/>
-              <w:jc w:val="left"/>
-            </w:pPr>
-            <w:r>
-              <w:rPr>
-                <w:rFonts w:ascii="Malgun Gothic" w:hAnsi="Malgun Gothic" w:eastAsia="맑은 고딕" w:cs="Malgun Gothic"/>
-                <w:b w:val="0"/>
-                <w:color w:val="222222"/>
-                <w:sz w:val="22"/>
-              </w:rPr>
-              <w:t>그 밖</w:t>
-            </w:r>
-          </w:p>
-        </w:tc>
-        <w:tc>
-          <w:tcPr>
-            <w:tcW w:w="6576" w:type="dxa"/>
-            <w:vAlign w:val="center"/>
-            <w:tcMar>
-              <w:top w:w="80" w:type="dxa"/>
-              <w:left w:w="80" w:type="dxa"/>
-              <w:bottom w:w="80" w:type="dxa"/>
-              <w:right w:w="80" w:type="dxa"/>
-            </w:tcMar>
-            <w:shd w:val="clear" w:color="auto" w:fill="FFFFFF"/>
-          </w:tcPr>
-          <w:p>
-            <w:pPr>
-              <w:widowControl/>
-              <w:spacing w:before="0" w:after="0" w:line="276" w:lineRule="auto"/>
-              <w:jc w:val="left"/>
-            </w:pPr>
-            <w:r>
-              <w:rPr>
-                <w:rFonts w:ascii="Malgun Gothic" w:hAnsi="Malgun Gothic" w:eastAsia="맑은 고딕" w:cs="Malgun Gothic"/>
-                <w:b w:val="0"/>
-                <w:color w:val="222222"/>
-                <w:sz w:val="22"/>
-              </w:rPr>
-              <w:t>따로 하지 않는다. 위젯 갱신 횟수는 시스템이 제한하므로 자주 요청할수록 오히려 늦어진다.</w:t>
-            </w:r>
-          </w:p>
-        </w:tc>
-      </w:tr>
-    </w:tbl>
-    <w:p>
-      <w:pPr>
-        <w:pStyle w:val="Heading2"/>
-        <w:widowControl/>
-        <w:spacing w:before="320" w:after="160" w:line="276" w:lineRule="auto"/>
-      </w:pPr>
-      <w:r>
-        <w:rPr>
-          <w:rFonts w:ascii="Malgun Gothic" w:hAnsi="Malgun Gothic" w:eastAsia="맑은 고딕" w:cs="Malgun Gothic"/>
-          <w:b/>
-          <w:color w:val="1F4E79"/>
-          <w:sz w:val="28"/>
-        </w:rPr>
-        <w:t>4. 날짜 표기 (앱·위젯 공통)</w:t>
-      </w:r>
-    </w:p>
-    <w:p>
-      <w:pPr>
-        <w:widowControl/>
-        <w:spacing w:before="0" w:after="160" w:line="276" w:lineRule="auto"/>
-      </w:pPr>
-      <w:r>
-        <w:rPr>
-          <w:rFonts w:ascii="Malgun Gothic" w:hAnsi="Malgun Gothic" w:eastAsia="맑은 고딕" w:cs="Malgun Gothic"/>
-          <w:b w:val="0"/>
-          <w:color w:val="222222"/>
-          <w:sz w:val="22"/>
-        </w:rPr>
-        <w:t>v1.0.0에서는 목록 행에 “3월 21일” 형식으로 적었다. v1.1.0부터 앱과 위젯 모두 D-day로 바꾼다.</w:t>
-      </w:r>
-    </w:p>
-    <w:p>
-      <w:pPr>
-        <w:pStyle w:val="Heading3"/>
-        <w:widowControl/>
-        <w:spacing w:before="240" w:after="120" w:line="276" w:lineRule="auto"/>
-      </w:pPr>
-      <w:r>
-        <w:rPr>
-          <w:rFonts w:ascii="Malgun Gothic" w:hAnsi="Malgun Gothic" w:eastAsia="맑은 고딕" w:cs="Malgun Gothic"/>
-          <w:b/>
-          <w:color w:val="1F4E79"/>
-          <w:sz w:val="24"/>
-        </w:rPr>
-        <w:t>4.1 규칙</w:t>
-      </w:r>
-    </w:p>
-    <w:tbl>
-      <w:tblPr>
-        <w:tblW w:type="dxa" w:w="9412"/>
-        <w:tblLayout w:type="fixed"/>
-        <w:tblLook w:firstColumn="1" w:firstRow="1" w:lastColumn="0" w:lastRow="0" w:noHBand="0" w:noVBand="1" w:val="04A0"/>
-        <w:jc w:val="center"/>
-        <w:tblBorders>
-          <w:top w:val="single" w:sz="4" w:space="0" w:color="1F4E79"/>
-          <w:left w:val="single" w:sz="4" w:space="0" w:color="1F4E79"/>
-          <w:bottom w:val="single" w:sz="4" w:space="0" w:color="1F4E79"/>
-          <w:right w:val="single" w:sz="4" w:space="0" w:color="1F4E79"/>
-          <w:insideH w:val="single" w:sz="4" w:space="0" w:color="1F4E79"/>
-          <w:insideV w:val="single" w:sz="4" w:space="0" w:color="1F4E79"/>
-        </w:tblBorders>
-      </w:tblPr>
-      <w:tblGrid>
-        <w:gridCol w:w="3005"/>
-        <w:gridCol w:w="3402"/>
-        <w:gridCol w:w="3005"/>
-      </w:tblGrid>
-      <w:tr>
-        <w:trPr>
-          <w:cantSplit/>
-          <w:tblHeader w:val="true"/>
-        </w:trPr>
-        <w:tc>
-          <w:tcPr>
-            <w:tcW w:w="3005" w:type="dxa"/>
-            <w:vAlign w:val="center"/>
-            <w:tcMar>
-              <w:top w:w="80" w:type="dxa"/>
-              <w:left w:w="80" w:type="dxa"/>
-              <w:bottom w:w="80" w:type="dxa"/>
-              <w:right w:w="80" w:type="dxa"/>
-            </w:tcMar>
-            <w:shd w:val="clear" w:color="auto" w:fill="1F4E79"/>
-          </w:tcPr>
-          <w:p>
-            <w:pPr>
-              <w:widowControl/>
-              <w:spacing w:before="0" w:after="0" w:line="276" w:lineRule="auto"/>
-              <w:jc w:val="center"/>
-            </w:pPr>
-            <w:r>
-              <w:rPr>
-                <w:rFonts w:ascii="Malgun Gothic" w:hAnsi="Malgun Gothic" w:eastAsia="맑은 고딕" w:cs="Malgun Gothic"/>
-                <w:b/>
-                <w:color w:val="FFFFFF"/>
-                <w:sz w:val="22"/>
-              </w:rPr>
-              <w:t>상황</w:t>
-            </w:r>
-          </w:p>
-        </w:tc>
-        <w:tc>
-          <w:tcPr>
-            <w:tcW w:w="3402" w:type="dxa"/>
-            <w:vAlign w:val="center"/>
-            <w:tcMar>
-              <w:top w:w="80" w:type="dxa"/>
-              <w:left w:w="80" w:type="dxa"/>
-              <w:bottom w:w="80" w:type="dxa"/>
-              <w:right w:w="80" w:type="dxa"/>
-            </w:tcMar>
-            <w:shd w:val="clear" w:color="auto" w:fill="1F4E79"/>
-          </w:tcPr>
-          <w:p>
-            <w:pPr>
-              <w:widowControl/>
-              <w:spacing w:before="0" w:after="0" w:line="276" w:lineRule="auto"/>
-              <w:jc w:val="center"/>
-            </w:pPr>
-            <w:r>
-              <w:rPr>
-                <w:rFonts w:ascii="Malgun Gothic" w:hAnsi="Malgun Gothic" w:eastAsia="맑은 고딕" w:cs="Malgun Gothic"/>
-                <w:b/>
-                <w:color w:val="FFFFFF"/>
-                <w:sz w:val="22"/>
-              </w:rPr>
-              <w:t>표기</w:t>
-            </w:r>
-          </w:p>
-        </w:tc>
-        <w:tc>
-          <w:tcPr>
-            <w:tcW w:w="3005" w:type="dxa"/>
-            <w:vAlign w:val="center"/>
-            <w:tcMar>
-              <w:top w:w="80" w:type="dxa"/>
-              <w:left w:w="80" w:type="dxa"/>
-              <w:bottom w:w="80" w:type="dxa"/>
-              <w:right w:w="80" w:type="dxa"/>
-            </w:tcMar>
-            <w:shd w:val="clear" w:color="auto" w:fill="1F4E79"/>
-          </w:tcPr>
-          <w:p>
-            <w:pPr>
-              <w:widowControl/>
-              <w:spacing w:before="0" w:after="0" w:line="276" w:lineRule="auto"/>
-              <w:jc w:val="center"/>
-            </w:pPr>
-            <w:r>
-              <w:rPr>
-                <w:rFonts w:ascii="Malgun Gothic" w:hAnsi="Malgun Gothic" w:eastAsia="맑은 고딕" w:cs="Malgun Gothic"/>
-                <w:b/>
-                <w:color w:val="FFFFFF"/>
-                <w:sz w:val="22"/>
-              </w:rPr>
-              <w:t>예</w:t>
-            </w:r>
-          </w:p>
-        </w:tc>
-      </w:tr>
-      <w:tr>
-        <w:trPr>
-          <w:cantSplit/>
-        </w:trPr>
-        <w:tc>
-          <w:tcPr>
-            <w:tcW w:w="3005" w:type="dxa"/>
-            <w:vAlign w:val="center"/>
-            <w:tcMar>
-              <w:top w:w="80" w:type="dxa"/>
-              <w:left w:w="80" w:type="dxa"/>
-              <w:bottom w:w="80" w:type="dxa"/>
-              <w:right w:w="80" w:type="dxa"/>
-            </w:tcMar>
-            <w:shd w:val="clear" w:color="auto" w:fill="FFFFFF"/>
-          </w:tcPr>
-          <w:p>
-            <w:pPr>
-              <w:widowControl/>
-              <w:spacing w:before="0" w:after="0" w:line="276" w:lineRule="auto"/>
-              <w:jc w:val="left"/>
-            </w:pPr>
-            <w:r>
-              <w:rPr>
-                <w:rFonts w:ascii="Malgun Gothic" w:hAnsi="Malgun Gothic" w:eastAsia="맑은 고딕" w:cs="Malgun Gothic"/>
-                <w:b w:val="0"/>
-                <w:color w:val="222222"/>
-                <w:sz w:val="22"/>
-              </w:rPr>
-              <w:t>결제일이 남았다</w:t>
-            </w:r>
-          </w:p>
-        </w:tc>
-        <w:tc>
-          <w:tcPr>
-            <w:tcW w:w="3402" w:type="dxa"/>
-            <w:vAlign w:val="center"/>
-            <w:tcMar>
-              <w:top w:w="80" w:type="dxa"/>
-              <w:left w:w="80" w:type="dxa"/>
-              <w:bottom w:w="80" w:type="dxa"/>
-              <w:right w:w="80" w:type="dxa"/>
-            </w:tcMar>
-            <w:shd w:val="clear" w:color="auto" w:fill="FFFFFF"/>
-          </w:tcPr>
-          <w:p>
-            <w:pPr>
-              <w:widowControl/>
-              <w:spacing w:before="0" w:after="0" w:line="276" w:lineRule="auto"/>
-              <w:jc w:val="left"/>
-            </w:pPr>
-            <w:r>
-              <w:rPr>
-                <w:rFonts w:ascii="Malgun Gothic" w:hAnsi="Malgun Gothic" w:eastAsia="맑은 고딕" w:cs="Malgun Gothic"/>
-                <w:b w:val="0"/>
-                <w:color w:val="222222"/>
-                <w:sz w:val="22"/>
-              </w:rPr>
-              <w:t>D-남은일수</w:t>
-            </w:r>
-          </w:p>
-        </w:tc>
-        <w:tc>
-          <w:tcPr>
-            <w:tcW w:w="3005" w:type="dxa"/>
-            <w:vAlign w:val="center"/>
-            <w:tcMar>
-              <w:top w:w="80" w:type="dxa"/>
-              <w:left w:w="80" w:type="dxa"/>
-              <w:bottom w:w="80" w:type="dxa"/>
-              <w:right w:w="80" w:type="dxa"/>
-            </w:tcMar>
-            <w:shd w:val="clear" w:color="auto" w:fill="FFFFFF"/>
-          </w:tcPr>
-          <w:p>
-            <w:pPr>
-              <w:widowControl/>
-              <w:spacing w:before="0" w:after="0" w:line="276" w:lineRule="auto"/>
-              <w:jc w:val="left"/>
-            </w:pPr>
-            <w:r>
-              <w:rPr>
-                <w:rFonts w:ascii="Malgun Gothic" w:hAnsi="Malgun Gothic" w:eastAsia="맑은 고딕" w:cs="Malgun Gothic"/>
-                <w:b w:val="0"/>
-                <w:color w:val="222222"/>
-                <w:sz w:val="22"/>
-              </w:rPr>
-              <w:t>D-9</w:t>
-            </w:r>
-          </w:p>
-        </w:tc>
-      </w:tr>
-      <w:tr>
-        <w:trPr>
-          <w:cantSplit/>
-        </w:trPr>
-        <w:tc>
-          <w:tcPr>
-            <w:tcW w:w="3005" w:type="dxa"/>
-            <w:vAlign w:val="center"/>
-            <w:tcMar>
-              <w:top w:w="80" w:type="dxa"/>
-              <w:left w:w="80" w:type="dxa"/>
-              <w:bottom w:w="80" w:type="dxa"/>
-              <w:right w:w="80" w:type="dxa"/>
-            </w:tcMar>
-            <w:shd w:val="clear" w:color="auto" w:fill="FFFFFF"/>
-          </w:tcPr>
-          <w:p>
-            <w:pPr>
-              <w:widowControl/>
-              <w:spacing w:before="0" w:after="0" w:line="276" w:lineRule="auto"/>
-              <w:jc w:val="left"/>
-            </w:pPr>
-            <w:r>
-              <w:rPr>
-                <w:rFonts w:ascii="Malgun Gothic" w:hAnsi="Malgun Gothic" w:eastAsia="맑은 고딕" w:cs="Malgun Gothic"/>
-                <w:b w:val="0"/>
-                <w:color w:val="222222"/>
-                <w:sz w:val="22"/>
-              </w:rPr>
-              <w:t>결제일이 오늘이다</w:t>
-            </w:r>
-          </w:p>
-        </w:tc>
-        <w:tc>
-          <w:tcPr>
-            <w:tcW w:w="3402" w:type="dxa"/>
-            <w:vAlign w:val="center"/>
-            <w:tcMar>
-              <w:top w:w="80" w:type="dxa"/>
-              <w:left w:w="80" w:type="dxa"/>
-              <w:bottom w:w="80" w:type="dxa"/>
-              <w:right w:w="80" w:type="dxa"/>
-            </w:tcMar>
-            <w:shd w:val="clear" w:color="auto" w:fill="FFFFFF"/>
-          </w:tcPr>
-          <w:p>
-            <w:pPr>
-              <w:widowControl/>
-              <w:spacing w:before="0" w:after="0" w:line="276" w:lineRule="auto"/>
-              <w:jc w:val="left"/>
-            </w:pPr>
-            <w:r>
-              <w:rPr>
-                <w:rFonts w:ascii="Malgun Gothic" w:hAnsi="Malgun Gothic" w:eastAsia="맑은 고딕" w:cs="Malgun Gothic"/>
-                <w:b w:val="0"/>
-                <w:color w:val="222222"/>
-                <w:sz w:val="22"/>
-              </w:rPr>
-              <w:t>D-DAY</w:t>
-            </w:r>
-          </w:p>
-        </w:tc>
-        <w:tc>
-          <w:tcPr>
-            <w:tcW w:w="3005" w:type="dxa"/>
-            <w:vAlign w:val="center"/>
-            <w:tcMar>
-              <w:top w:w="80" w:type="dxa"/>
-              <w:left w:w="80" w:type="dxa"/>
-              <w:bottom w:w="80" w:type="dxa"/>
-              <w:right w:w="80" w:type="dxa"/>
-            </w:tcMar>
-            <w:shd w:val="clear" w:color="auto" w:fill="FFFFFF"/>
-          </w:tcPr>
-          <w:p>
-            <w:pPr>
-              <w:widowControl/>
-              <w:spacing w:before="0" w:after="0" w:line="276" w:lineRule="auto"/>
-              <w:jc w:val="left"/>
-            </w:pPr>
-            <w:r>
-              <w:rPr>
-                <w:rFonts w:ascii="Malgun Gothic" w:hAnsi="Malgun Gothic" w:eastAsia="맑은 고딕" w:cs="Malgun Gothic"/>
-                <w:b w:val="0"/>
-                <w:color w:val="222222"/>
-                <w:sz w:val="22"/>
-              </w:rPr>
-              <w:t>D-DAY</w:t>
-            </w:r>
-          </w:p>
-        </w:tc>
-      </w:tr>
-    </w:tbl>
-    <w:p>
-      <w:pPr>
-        <w:widowControl/>
-        <w:spacing w:before="160" w:after="160" w:line="276" w:lineRule="auto"/>
-      </w:pPr>
-      <w:r>
-        <w:rPr>
-          <w:rFonts w:ascii="Malgun Gothic" w:hAnsi="Malgun Gothic" w:eastAsia="맑은 고딕" w:cs="Malgun Gothic"/>
-          <w:b w:val="0"/>
-          <w:color w:val="222222"/>
-          <w:sz w:val="22"/>
-        </w:rPr>
-        <w:t>주기에 따라 다르게 적지 않는다. 매달이든 매년이든 형식이 같다.</w:t>
-      </w:r>
-    </w:p>
-    <w:p>
-      <w:pPr>
-        <w:widowControl/>
-        <w:spacing w:before="0" w:after="160" w:line="276" w:lineRule="auto"/>
-      </w:pPr>
-      <w:r>
-        <w:rPr>
-          <w:rFonts w:ascii="Malgun Gothic" w:hAnsi="Malgun Gothic" w:eastAsia="맑은 고딕" w:cs="Malgun Gothic"/>
-          <w:b w:val="0"/>
-          <w:color w:val="222222"/>
-          <w:sz w:val="22"/>
-        </w:rPr>
-        <w:t>남은 일수는 자정 기준으로 센다. 오늘과 결제일의 날짜 차이이며 시각은 보지 않는다. 결제일이 지나면 다음 주기로 밀리므로 음수가 나올 자리는 없다.</w:t>
-      </w:r>
-    </w:p>
-    <w:p>
-      <w:pPr>
-        <w:pStyle w:val="Heading3"/>
-        <w:widowControl/>
-        <w:spacing w:before="240" w:after="120" w:line="276" w:lineRule="auto"/>
-      </w:pPr>
-      <w:r>
-        <w:rPr>
-          <w:rFonts w:ascii="Malgun Gothic" w:hAnsi="Malgun Gothic" w:eastAsia="맑은 고딕" w:cs="Malgun Gothic"/>
-          <w:b/>
-          <w:color w:val="1F4E79"/>
-          <w:sz w:val="24"/>
-        </w:rPr>
-        <w:t>4.2 왜 바꾸는가</w:t>
-      </w:r>
-    </w:p>
-    <w:p>
-      <w:pPr>
-        <w:widowControl/>
-        <w:spacing w:before="0" w:after="160" w:line="276" w:lineRule="auto"/>
-      </w:pPr>
-      <w:r>
-        <w:rPr>
-          <w:rFonts w:ascii="Malgun Gothic" w:hAnsi="Malgun Gothic" w:eastAsia="맑은 고딕" w:cs="Malgun Gothic"/>
-          <w:b w:val="0"/>
-          <w:color w:val="222222"/>
-          <w:sz w:val="22"/>
-        </w:rPr>
-        <w:t>“8월 28일”을 읽으려면 오늘이 며칠인지 떠올려 빼야 한다. 이 앱에서 날짜를 보는 이유는 “언제 나가는지”지 “며칠인지”가 아니다. 그 뺄셈을 앱이 대신한다.</w:t>
-      </w:r>
-    </w:p>
-    <w:p>
-      <w:pPr>
-        <w:widowControl/>
-        <w:spacing w:before="0" w:after="160" w:line="276" w:lineRule="auto"/>
-      </w:pPr>
-      <w:r>
-        <w:rPr>
-          <w:rFonts w:ascii="Malgun Gothic" w:hAnsi="Malgun Gothic" w:eastAsia="맑은 고딕" w:cs="Malgun Gothic"/>
-          <w:b w:val="0"/>
-          <w:color w:val="222222"/>
-          <w:sz w:val="22"/>
-        </w:rPr>
-        <w:t>약점도 알고 간다. D-364는 언제인지 바로 그려지지 않는다. 그래도 형식을 하나로 두는 쪽을 골랐다. 어떤 줄은 날짜고 어떤 줄은 D-day면 눈이 두 번 적응해야 한다. 정확한 날짜가 필요하면 행을 눌러 상세에서 본다.</w:t>
-      </w:r>
-    </w:p>
-    <w:p>
-      <w:pPr>
-        <w:pStyle w:val="Heading3"/>
-        <w:widowControl/>
-        <w:spacing w:before="240" w:after="120" w:line="276" w:lineRule="auto"/>
-      </w:pPr>
-      <w:r>
-        <w:rPr>
-          <w:rFonts w:ascii="Malgun Gothic" w:hAnsi="Malgun Gothic" w:eastAsia="맑은 고딕" w:cs="Malgun Gothic"/>
-          <w:b/>
-          <w:color w:val="1F4E79"/>
-          <w:sz w:val="24"/>
-        </w:rPr>
-        <w:t>4.3 주기는 목록에 적지 않는다</w:t>
-      </w:r>
-    </w:p>
-    <w:p>
-      <w:pPr>
-        <w:widowControl/>
-        <w:spacing w:before="0" w:after="160" w:line="276" w:lineRule="auto"/>
-      </w:pPr>
-      <w:r>
-        <w:rPr>
-          <w:rFonts w:ascii="Malgun Gothic" w:hAnsi="Malgun Gothic" w:eastAsia="맑은 고딕" w:cs="Malgun Gothic"/>
-          <w:b w:val="0"/>
-          <w:color w:val="222222"/>
-          <w:sz w:val="22"/>
-        </w:rPr>
-        <w:t>한때 매년 구독에만 “매년”을 붙이려 했다. 129,000원 같은 큰 금액이 한 달에 나가는 줄 읽힐까 봐였다. 날짜로 적을 때는 “매년 8월 18일”이 말이 됐지만, D-day로 바꾸니 “매년 D-364”가 되어 어색해졌다.</w:t>
-      </w:r>
-    </w:p>
-    <w:p>
-      <w:pPr>
-        <w:widowControl/>
-        <w:spacing w:before="0" w:after="160" w:line="276" w:lineRule="auto"/>
-      </w:pPr>
-      <w:r>
-        <w:rPr>
-          <w:rFonts w:ascii="Malgun Gothic" w:hAnsi="Malgun Gothic" w:eastAsia="맑은 고딕" w:cs="Malgun Gothic"/>
-          <w:b w:val="0"/>
-          <w:color w:val="222222"/>
-          <w:sz w:val="22"/>
-        </w:rPr>
-        <w:t>빼도 잃는 것이 없다. 매달 구독은 다음 결제가 늘 한 달 안이라 D-31을 넘을 수 없다. D-364라는 숫자 자체가 이미 매년 구독이라고 말한다. 정확한 주기는 행을 눌러 상세에서 본다.</w:t>
-      </w:r>
-    </w:p>
-    <w:p>
-      <w:pPr>
-        <w:pStyle w:val="Heading2"/>
-        <w:widowControl/>
-        <w:spacing w:before="320" w:after="160" w:line="276" w:lineRule="auto"/>
-      </w:pPr>
-      <w:r>
-        <w:rPr>
-          <w:rFonts w:ascii="Malgun Gothic" w:hAnsi="Malgun Gothic" w:eastAsia="맑은 고딕" w:cs="Malgun Gothic"/>
-          <w:b/>
-          <w:color w:val="1F4E79"/>
-          <w:sz w:val="28"/>
-        </w:rPr>
-        <w:t>5. 데이터 공유 (App Group)</w:t>
-      </w:r>
-    </w:p>
-    <w:p>
-      <w:pPr>
-        <w:pStyle w:val="Heading3"/>
-        <w:widowControl/>
-        <w:spacing w:before="240" w:after="120" w:line="276" w:lineRule="auto"/>
-      </w:pPr>
-      <w:r>
-        <w:rPr>
-          <w:rFonts w:ascii="Malgun Gothic" w:hAnsi="Malgun Gothic" w:eastAsia="맑은 고딕" w:cs="Malgun Gothic"/>
-          <w:b/>
-          <w:color w:val="1F4E79"/>
-          <w:sz w:val="24"/>
-        </w:rPr>
-        <w:t>5.1 왜 필요한가</w:t>
-      </w:r>
-    </w:p>
-    <w:p>
-      <w:pPr>
-        <w:widowControl/>
-        <w:spacing w:before="0" w:after="160" w:line="276" w:lineRule="auto"/>
-      </w:pPr>
-      <w:r>
-        <w:rPr>
-          <w:rFonts w:ascii="Malgun Gothic" w:hAnsi="Malgun Gothic" w:eastAsia="맑은 고딕" w:cs="Malgun Gothic"/>
-          <w:b w:val="0"/>
-          <w:color w:val="222222"/>
-          <w:sz w:val="22"/>
-        </w:rPr>
-        <w:t>위젯은 앱과 별도의 프로세스로 돌아간다. 지금 SwiftData 저장소는 앱 전용 폴더에 있어서 위젯이 읽을 수 없다. 두 프로세스가 같은 파일을 보게 하려면 App Group이라는 공용 공간으로 저장소를 옮겨야 한다.</w:t>
-      </w:r>
-    </w:p>
-    <w:p>
-      <w:pPr>
-        <w:pStyle w:val="Heading3"/>
-        <w:widowControl/>
-        <w:spacing w:before="240" w:after="120" w:line="276" w:lineRule="auto"/>
-      </w:pPr>
-      <w:r>
-        <w:rPr>
-          <w:rFonts w:ascii="Malgun Gothic" w:hAnsi="Malgun Gothic" w:eastAsia="맑은 고딕" w:cs="Malgun Gothic"/>
-          <w:b/>
-          <w:color w:val="1F4E79"/>
-          <w:sz w:val="24"/>
-        </w:rPr>
-        <w:t>5.2 식별자</w:t>
+        <w:t>왼쪽 위부터 A 없음, B 채운 원, C 옅은 원, D 라운드 사각. D로 정했다.</w:t>
       </w:r>
     </w:p>
     <w:tbl>
@@ -2843,7 +1898,7 @@
                 <w:color w:val="222222"/>
                 <w:sz w:val="22"/>
               </w:rPr>
-              <w:t>앱 번들 ID</w:t>
+              <w:t>크기</w:t>
             </w:r>
           </w:p>
         </w:tc>
@@ -2872,7 +1927,7 @@
                 <w:color w:val="222222"/>
                 <w:sz w:val="22"/>
               </w:rPr>
-              <w:t>com.dm.SubscriptionTracker (그대로)</w:t>
+              <w:t>36 × 36 pt</w:t>
             </w:r>
           </w:p>
         </w:tc>
@@ -2906,7 +1961,7 @@
                 <w:color w:val="222222"/>
                 <w:sz w:val="22"/>
               </w:rPr>
-              <w:t>위젯 번들 ID</w:t>
+              <w:t>모서리</w:t>
             </w:r>
           </w:p>
         </w:tc>
@@ -2935,7 +1990,7 @@
                 <w:color w:val="222222"/>
                 <w:sz w:val="22"/>
               </w:rPr>
-              <w:t>com.dm.SubscriptionTracker.SubscriptionWidget</w:t>
+              <w:t>10 pt</w:t>
             </w:r>
           </w:p>
         </w:tc>
@@ -2969,7 +2024,7 @@
                 <w:color w:val="222222"/>
                 <w:sz w:val="22"/>
               </w:rPr>
-              <w:t>App Group</w:t>
+              <w:t>글자</w:t>
             </w:r>
           </w:p>
         </w:tc>
@@ -2998,7 +2053,7 @@
                 <w:color w:val="222222"/>
                 <w:sz w:val="22"/>
               </w:rPr>
-              <w:t>group.com.dm.SubscriptionTracker</w:t>
+              <w:t>17 pt, bold, 흰색</w:t>
             </w:r>
           </w:p>
         </w:tc>
@@ -3032,7 +2087,7 @@
                 <w:color w:val="222222"/>
                 <w:sz w:val="22"/>
               </w:rPr>
-              <w:t>대상</w:t>
+              <w:t>이름과의 간격</w:t>
             </w:r>
           </w:p>
         </w:tc>
@@ -3061,168 +2116,7 @@
                 <w:color w:val="222222"/>
                 <w:sz w:val="22"/>
               </w:rPr>
-              <w:t>앱 타깃과 위젯 타깃 양쪽에 같은 App Group을 켠다.</w:t>
-            </w:r>
-          </w:p>
-        </w:tc>
-      </w:tr>
-    </w:tbl>
-    <w:p>
-      <w:pPr>
-        <w:pStyle w:val="Heading3"/>
-        <w:widowControl/>
-        <w:spacing w:before="240" w:after="120" w:line="276" w:lineRule="auto"/>
-      </w:pPr>
-      <w:r>
-        <w:rPr>
-          <w:rFonts w:ascii="Malgun Gothic" w:hAnsi="Malgun Gothic" w:eastAsia="맑은 고딕" w:cs="Malgun Gothic"/>
-          <w:b/>
-          <w:color w:val="1F4E79"/>
-          <w:sz w:val="24"/>
-        </w:rPr>
-        <w:t>5.3 기존 데이터는 초기화된다</w:t>
-      </w:r>
-    </w:p>
-    <w:p>
-      <w:pPr>
-        <w:widowControl/>
-        <w:spacing w:before="0" w:after="160" w:line="276" w:lineRule="auto"/>
-      </w:pPr>
-      <w:r>
-        <w:rPr>
-          <w:rFonts w:ascii="Malgun Gothic" w:hAnsi="Malgun Gothic" w:eastAsia="맑은 고딕" w:cs="Malgun Gothic"/>
-          <w:b w:val="0"/>
-          <w:color w:val="222222"/>
-          <w:sz w:val="22"/>
-        </w:rPr>
-        <w:t>저장 위치가 바뀌므로 이전 위치에 있던 데이터는 앱에서 보이지 않게 된다. 옮기는 코드는 만들지 않는다.</w:t>
-      </w:r>
-    </w:p>
-    <w:p>
-      <w:pPr>
-        <w:widowControl/>
-        <w:spacing w:before="0" w:after="160" w:line="276" w:lineRule="auto"/>
-      </w:pPr>
-      <w:r>
-        <w:rPr>
-          <w:rFonts w:ascii="Malgun Gothic" w:hAnsi="Malgun Gothic" w:eastAsia="맑은 고딕" w:cs="Malgun Gothic"/>
-          <w:b w:val="0"/>
-          <w:color w:val="222222"/>
-          <w:sz w:val="22"/>
-        </w:rPr>
-        <w:t>아직 출시 전이라 실제 사용자가 없기 때문에 지금이 바꾸기 가장 싼 시점이다. 출시 후에 바꾸려면 마이그레이션 코드를 따로 써야 한다. 내 시뮬레이터에 넣어 둔 샘플 데이터는 다시 넣으면 된다.</w:t>
-      </w:r>
-    </w:p>
-    <w:p>
-      <w:pPr>
-        <w:pStyle w:val="Heading2"/>
-        <w:widowControl/>
-        <w:spacing w:before="320" w:after="160" w:line="276" w:lineRule="auto"/>
-      </w:pPr>
-      <w:r>
-        <w:rPr>
-          <w:rFonts w:ascii="Malgun Gothic" w:hAnsi="Malgun Gothic" w:eastAsia="맑은 고딕" w:cs="Malgun Gothic"/>
-          <w:b/>
-          <w:color w:val="1F4E79"/>
-          <w:sz w:val="28"/>
-        </w:rPr>
-        <w:t>6. 계산 규칙</w:t>
-      </w:r>
-    </w:p>
-    <w:p>
-      <w:pPr>
-        <w:widowControl/>
-        <w:spacing w:before="0" w:after="160" w:line="276" w:lineRule="auto"/>
-      </w:pPr>
-      <w:r>
-        <w:rPr>
-          <w:rFonts w:ascii="Malgun Gothic" w:hAnsi="Malgun Gothic" w:eastAsia="맑은 고딕" w:cs="Malgun Gothic"/>
-          <w:b w:val="0"/>
-          <w:color w:val="222222"/>
-          <w:sz w:val="22"/>
-        </w:rPr>
-        <w:t>총액 규칙은 새로 정하지 않는다. 앱에 이미 있는 것을 위젯이 그대로 쓴다.</w:t>
-      </w:r>
-    </w:p>
-    <w:tbl>
-      <w:tblPr>
-        <w:tblW w:type="dxa" w:w="9412"/>
-        <w:tblLayout w:type="fixed"/>
-        <w:tblLook w:firstColumn="1" w:firstRow="1" w:lastColumn="0" w:lastRow="0" w:noHBand="0" w:noVBand="1" w:val="04A0"/>
-        <w:jc w:val="center"/>
-        <w:tblBorders>
-          <w:top w:val="single" w:sz="4" w:space="0" w:color="1F4E79"/>
-          <w:left w:val="single" w:sz="4" w:space="0" w:color="1F4E79"/>
-          <w:bottom w:val="single" w:sz="4" w:space="0" w:color="1F4E79"/>
-          <w:right w:val="single" w:sz="4" w:space="0" w:color="1F4E79"/>
-          <w:insideH w:val="single" w:sz="4" w:space="0" w:color="1F4E79"/>
-          <w:insideV w:val="single" w:sz="4" w:space="0" w:color="1F4E79"/>
-        </w:tblBorders>
-      </w:tblPr>
-      <w:tblGrid>
-        <w:gridCol w:w="2268"/>
-        <w:gridCol w:w="7144"/>
-      </w:tblGrid>
-      <w:tr>
-        <w:trPr>
-          <w:cantSplit/>
-          <w:tblHeader w:val="true"/>
-        </w:trPr>
-        <w:tc>
-          <w:tcPr>
-            <w:tcW w:w="2268" w:type="dxa"/>
-            <w:vAlign w:val="center"/>
-            <w:tcMar>
-              <w:top w:w="80" w:type="dxa"/>
-              <w:left w:w="80" w:type="dxa"/>
-              <w:bottom w:w="80" w:type="dxa"/>
-              <w:right w:w="80" w:type="dxa"/>
-            </w:tcMar>
-            <w:shd w:val="clear" w:color="auto" w:fill="1F4E79"/>
-          </w:tcPr>
-          <w:p>
-            <w:pPr>
-              <w:widowControl/>
-              <w:spacing w:before="0" w:after="0" w:line="276" w:lineRule="auto"/>
-              <w:jc w:val="center"/>
-            </w:pPr>
-            <w:r>
-              <w:rPr>
-                <w:rFonts w:ascii="Malgun Gothic" w:hAnsi="Malgun Gothic" w:eastAsia="맑은 고딕" w:cs="Malgun Gothic"/>
-                <w:b/>
-                <w:color w:val="FFFFFF"/>
-                <w:sz w:val="22"/>
-              </w:rPr>
-              <w:t>항목</w:t>
-            </w:r>
-          </w:p>
-        </w:tc>
-        <w:tc>
-          <w:tcPr>
-            <w:tcW w:w="7143" w:type="dxa"/>
-            <w:vAlign w:val="center"/>
-            <w:tcMar>
-              <w:top w:w="80" w:type="dxa"/>
-              <w:left w:w="80" w:type="dxa"/>
-              <w:bottom w:w="80" w:type="dxa"/>
-              <w:right w:w="80" w:type="dxa"/>
-            </w:tcMar>
-            <w:shd w:val="clear" w:color="auto" w:fill="1F4E79"/>
-          </w:tcPr>
-          <w:p>
-            <w:pPr>
-              <w:widowControl/>
-              <w:spacing w:before="0" w:after="0" w:line="276" w:lineRule="auto"/>
-              <w:jc w:val="center"/>
-            </w:pPr>
-            <w:r>
-              <w:rPr>
-                <w:rFonts w:ascii="Malgun Gothic" w:hAnsi="Malgun Gothic" w:eastAsia="맑은 고딕" w:cs="Malgun Gothic"/>
-                <w:b/>
-                <w:color w:val="FFFFFF"/>
-                <w:sz w:val="22"/>
-              </w:rPr>
-              <w:t>규칙</w:t>
+              <w:t>12 pt</w:t>
             </w:r>
           </w:p>
         </w:tc>
@@ -3256,7 +2150,7 @@
                 <w:color w:val="222222"/>
                 <w:sz w:val="22"/>
               </w:rPr>
-              <w:t>이번 달 총액</w:t>
+              <w:t>위치</w:t>
             </w:r>
           </w:p>
         </w:tc>
@@ -3285,7 +2179,152 @@
                 <w:color w:val="222222"/>
                 <w:sz w:val="22"/>
               </w:rPr>
-              <w:t>MonthlyTotal.amount를 그대로 쓴다. 매달 구독은 전부 더하고, 매년 구독은 결제월이 이번 달일 때만 더한다.</w:t>
+              <w:t>목록 행 왼쪽. 행 높이 60 pt 안에서 세로 가운데.</w:t>
+            </w:r>
+          </w:p>
+        </w:tc>
+      </w:tr>
+    </w:tbl>
+    <w:p>
+      <w:pPr>
+        <w:widowControl/>
+        <w:spacing w:before="0" w:after="160" w:line="276" w:lineRule="auto"/>
+      </w:pPr>
+      <w:r>
+        <w:rPr>
+          <w:rFonts w:ascii="Malgun Gothic" w:hAnsi="Malgun Gothic" w:eastAsia="맑은 고딕" w:cs="Malgun Gothic"/>
+          <w:b w:val="0"/>
+          <w:color w:val="222222"/>
+          <w:sz w:val="22"/>
+        </w:rPr>
+        <w:t>아이콘은 글자 크기 설정을 따라 커지지 않는다. 사각형 크기가 고정인데 글자만 커지면 밖으로 넘치기 때문이다. 대신 이름과 금액은 지금처럼 따라 커진다. 접근성 글자 크기에서는 행이 세로로 쌓이는데, 이때도 아이콘은 이름 왼쪽에 그대로 둔다.</w:t>
+      </w:r>
+    </w:p>
+    <w:p>
+      <w:pPr>
+        <w:widowControl/>
+        <w:spacing w:before="0" w:after="160" w:line="276" w:lineRule="auto"/>
+      </w:pPr>
+      <w:r>
+        <w:rPr>
+          <w:rFonts w:ascii="Malgun Gothic" w:hAnsi="Malgun Gothic" w:eastAsia="맑은 고딕" w:cs="Malgun Gothic"/>
+          <w:b w:val="0"/>
+          <w:color w:val="222222"/>
+          <w:sz w:val="22"/>
+        </w:rPr>
+        <w:t>VoiceOver는 아이콘을 읽지 않는다. 머리글자는 이름을 줄인 것뿐이라 “넷, 넷플릭스”처럼 두 번 읽히면 방해가 된다.</w:t>
+      </w:r>
+    </w:p>
+    <w:p>
+      <w:pPr>
+        <w:pStyle w:val="Heading3"/>
+        <w:widowControl/>
+        <w:spacing w:before="240" w:after="120" w:line="276" w:lineRule="auto"/>
+      </w:pPr>
+      <w:r>
+        <w:rPr>
+          <w:rFonts w:ascii="Malgun Gothic" w:hAnsi="Malgun Gothic" w:eastAsia="맑은 고딕" w:cs="Malgun Gothic"/>
+          <w:b/>
+          <w:color w:val="1F4E79"/>
+          <w:sz w:val="24"/>
+        </w:rPr>
+        <w:t>4.3 머리글자</w:t>
+      </w:r>
+    </w:p>
+    <w:p>
+      <w:pPr>
+        <w:widowControl/>
+        <w:spacing w:before="0" w:after="160" w:line="276" w:lineRule="auto"/>
+      </w:pPr>
+      <w:r>
+        <w:rPr>
+          <w:rFonts w:ascii="Malgun Gothic" w:hAnsi="Malgun Gothic" w:eastAsia="맑은 고딕" w:cs="Malgun Gothic"/>
+          <w:b w:val="0"/>
+          <w:color w:val="222222"/>
+          <w:sz w:val="22"/>
+        </w:rPr>
+        <w:t>이름의 첫 글자 한 자를 쓴다. 영문은 대문자로 바꾼다. 사용자가 따로 입력하지 않는다. 이름은 저장할 때 앞뒤 공백이 잘리므로(v1.0.0 기획서) 공백이 머리글자가 되는 일은 없다.</w:t>
+      </w:r>
+    </w:p>
+    <w:tbl>
+      <w:tblPr>
+        <w:tblW w:type="dxa" w:w="9412"/>
+        <w:tblLayout w:type="fixed"/>
+        <w:tblLook w:firstColumn="1" w:firstRow="1" w:lastColumn="0" w:lastRow="0" w:noHBand="0" w:noVBand="1" w:val="04A0"/>
+        <w:jc w:val="center"/>
+        <w:tblBorders>
+          <w:top w:val="single" w:sz="4" w:space="0" w:color="1F4E79"/>
+          <w:left w:val="single" w:sz="4" w:space="0" w:color="1F4E79"/>
+          <w:bottom w:val="single" w:sz="4" w:space="0" w:color="1F4E79"/>
+          <w:right w:val="single" w:sz="4" w:space="0" w:color="1F4E79"/>
+          <w:insideH w:val="single" w:sz="4" w:space="0" w:color="1F4E79"/>
+          <w:insideV w:val="single" w:sz="4" w:space="0" w:color="1F4E79"/>
+        </w:tblBorders>
+      </w:tblPr>
+      <w:tblGrid>
+        <w:gridCol w:w="4706"/>
+        <w:gridCol w:w="4706"/>
+      </w:tblGrid>
+      <w:tr>
+        <w:trPr>
+          <w:cantSplit/>
+          <w:tblHeader w:val="true"/>
+        </w:trPr>
+        <w:tc>
+          <w:tcPr>
+            <w:tcW w:w="4706" w:type="dxa"/>
+            <w:vAlign w:val="center"/>
+            <w:tcMar>
+              <w:top w:w="80" w:type="dxa"/>
+              <w:left w:w="80" w:type="dxa"/>
+              <w:bottom w:w="80" w:type="dxa"/>
+              <w:right w:w="80" w:type="dxa"/>
+            </w:tcMar>
+            <w:shd w:val="clear" w:color="auto" w:fill="1F4E79"/>
+          </w:tcPr>
+          <w:p>
+            <w:pPr>
+              <w:widowControl/>
+              <w:spacing w:before="0" w:after="0" w:line="276" w:lineRule="auto"/>
+              <w:jc w:val="center"/>
+            </w:pPr>
+            <w:r>
+              <w:rPr>
+                <w:rFonts w:ascii="Malgun Gothic" w:hAnsi="Malgun Gothic" w:eastAsia="맑은 고딕" w:cs="Malgun Gothic"/>
+                <w:b/>
+                <w:color w:val="FFFFFF"/>
+                <w:sz w:val="22"/>
+              </w:rPr>
+              <w:t>이름</w:t>
+            </w:r>
+          </w:p>
+        </w:tc>
+        <w:tc>
+          <w:tcPr>
+            <w:tcW w:w="4706" w:type="dxa"/>
+            <w:vAlign w:val="center"/>
+            <w:tcMar>
+              <w:top w:w="80" w:type="dxa"/>
+              <w:left w:w="80" w:type="dxa"/>
+              <w:bottom w:w="80" w:type="dxa"/>
+              <w:right w:w="80" w:type="dxa"/>
+            </w:tcMar>
+            <w:shd w:val="clear" w:color="auto" w:fill="1F4E79"/>
+          </w:tcPr>
+          <w:p>
+            <w:pPr>
+              <w:widowControl/>
+              <w:spacing w:before="0" w:after="0" w:line="276" w:lineRule="auto"/>
+              <w:jc w:val="center"/>
+            </w:pPr>
+            <w:r>
+              <w:rPr>
+                <w:rFonts w:ascii="Malgun Gothic" w:hAnsi="Malgun Gothic" w:eastAsia="맑은 고딕" w:cs="Malgun Gothic"/>
+                <w:b/>
+                <w:color w:val="FFFFFF"/>
+                <w:sz w:val="22"/>
+              </w:rPr>
+              <w:t>머리글자</w:t>
             </w:r>
           </w:p>
         </w:tc>
@@ -3296,36 +2335,7 @@
         </w:trPr>
         <w:tc>
           <w:tcPr>
-            <w:tcW w:w="2268" w:type="dxa"/>
-            <w:vAlign w:val="center"/>
-            <w:tcMar>
-              <w:top w:w="80" w:type="dxa"/>
-              <w:left w:w="80" w:type="dxa"/>
-              <w:bottom w:w="80" w:type="dxa"/>
-              <w:right w:w="80" w:type="dxa"/>
-            </w:tcMar>
-            <w:shd w:val="clear" w:color="auto" w:fill="FFFFFF"/>
-          </w:tcPr>
-          <w:p>
-            <w:pPr>
-              <w:widowControl/>
-              <w:spacing w:before="0" w:after="0" w:line="276" w:lineRule="auto"/>
-              <w:jc w:val="left"/>
-            </w:pPr>
-            <w:r>
-              <w:rPr>
-                <w:rFonts w:ascii="Malgun Gothic" w:hAnsi="Malgun Gothic" w:eastAsia="맑은 고딕" w:cs="Malgun Gothic"/>
-                <w:b/>
-                <w:color w:val="222222"/>
-                <w:sz w:val="22"/>
-              </w:rPr>
-              <w:t>이번 달 구독 수</w:t>
-            </w:r>
-          </w:p>
-        </w:tc>
-        <w:tc>
-          <w:tcPr>
-            <w:tcW w:w="7143" w:type="dxa"/>
+            <w:tcW w:w="4706" w:type="dxa"/>
             <w:vAlign w:val="center"/>
             <w:tcMar>
               <w:top w:w="80" w:type="dxa"/>
@@ -3348,47 +2358,13 @@
                 <w:color w:val="222222"/>
                 <w:sz w:val="22"/>
               </w:rPr>
-              <w:t>총액에 들어간 구독만 센다. 판정은 총액과 같은 함수(MonthlyTotal.includes)를 쓴다.</w:t>
-            </w:r>
-          </w:p>
-        </w:tc>
-      </w:tr>
-      <w:tr>
-        <w:trPr>
-          <w:cantSplit/>
-        </w:trPr>
-        <w:tc>
-          <w:tcPr>
-            <w:tcW w:w="2268" w:type="dxa"/>
-            <w:vAlign w:val="center"/>
-            <w:tcMar>
-              <w:top w:w="80" w:type="dxa"/>
-              <w:left w:w="80" w:type="dxa"/>
-              <w:bottom w:w="80" w:type="dxa"/>
-              <w:right w:w="80" w:type="dxa"/>
-            </w:tcMar>
-            <w:shd w:val="clear" w:color="auto" w:fill="FFFFFF"/>
-          </w:tcPr>
-          <w:p>
-            <w:pPr>
-              <w:widowControl/>
-              <w:spacing w:before="0" w:after="0" w:line="276" w:lineRule="auto"/>
-              <w:jc w:val="left"/>
-            </w:pPr>
-            <w:r>
-              <w:rPr>
-                <w:rFonts w:ascii="Malgun Gothic" w:hAnsi="Malgun Gothic" w:eastAsia="맑은 고딕" w:cs="Malgun Gothic"/>
-                <w:b/>
-                <w:color w:val="222222"/>
-                <w:sz w:val="22"/>
-              </w:rPr>
-              <w:t>다가오는 결제</w:t>
+              <w:t>넷플릭스</w:t>
             </w:r>
           </w:p>
         </w:tc>
         <w:tc>
           <w:tcPr>
-            <w:tcW w:w="7143" w:type="dxa"/>
+            <w:tcW w:w="4706" w:type="dxa"/>
             <w:vAlign w:val="center"/>
             <w:tcMar>
               <w:top w:w="80" w:type="dxa"/>
@@ -3411,7 +2387,7 @@
                 <w:color w:val="222222"/>
                 <w:sz w:val="22"/>
               </w:rPr>
-              <w:t>정렬은 목록 화면과 같다. 다음 결제일 오름차순, 같은 날이면 이름 가나다순. 중간 위젯은 앞의 3건까지.</w:t>
+              <w:t>넷</w:t>
             </w:r>
           </w:p>
         </w:tc>
@@ -3422,36 +2398,7 @@
         </w:trPr>
         <w:tc>
           <w:tcPr>
-            <w:tcW w:w="2268" w:type="dxa"/>
-            <w:vAlign w:val="center"/>
-            <w:tcMar>
-              <w:top w:w="80" w:type="dxa"/>
-              <w:left w:w="80" w:type="dxa"/>
-              <w:bottom w:w="80" w:type="dxa"/>
-              <w:right w:w="80" w:type="dxa"/>
-            </w:tcMar>
-            <w:shd w:val="clear" w:color="auto" w:fill="FFFFFF"/>
-          </w:tcPr>
-          <w:p>
-            <w:pPr>
-              <w:widowControl/>
-              <w:spacing w:before="0" w:after="0" w:line="276" w:lineRule="auto"/>
-              <w:jc w:val="left"/>
-            </w:pPr>
-            <w:r>
-              <w:rPr>
-                <w:rFonts w:ascii="Malgun Gothic" w:hAnsi="Malgun Gothic" w:eastAsia="맑은 고딕" w:cs="Malgun Gothic"/>
-                <w:b/>
-                <w:color w:val="222222"/>
-                <w:sz w:val="22"/>
-              </w:rPr>
-              <w:t>지난 날짜 처리</w:t>
-            </w:r>
-          </w:p>
-        </w:tc>
-        <w:tc>
-          <w:tcPr>
-            <w:tcW w:w="7143" w:type="dxa"/>
+            <w:tcW w:w="4706" w:type="dxa"/>
             <w:vAlign w:val="center"/>
             <w:tcMar>
               <w:top w:w="80" w:type="dxa"/>
@@ -3474,47 +2421,13 @@
                 <w:color w:val="222222"/>
                 <w:sz w:val="22"/>
               </w:rPr>
-              <w:t>위젯은 저장을 할 수 없으므로 upcomingPaymentDate로 밀어서 계산만 한다. 앱을 오래 안 열어 저장된 결제일이 과거로 남아 있어도 같은 값이 나온다.</w:t>
-            </w:r>
-          </w:p>
-        </w:tc>
-      </w:tr>
-      <w:tr>
-        <w:trPr>
-          <w:cantSplit/>
-        </w:trPr>
-        <w:tc>
-          <w:tcPr>
-            <w:tcW w:w="2268" w:type="dxa"/>
-            <w:vAlign w:val="center"/>
-            <w:tcMar>
-              <w:top w:w="80" w:type="dxa"/>
-              <w:left w:w="80" w:type="dxa"/>
-              <w:bottom w:w="80" w:type="dxa"/>
-              <w:right w:w="80" w:type="dxa"/>
-            </w:tcMar>
-            <w:shd w:val="clear" w:color="auto" w:fill="FFFFFF"/>
-          </w:tcPr>
-          <w:p>
-            <w:pPr>
-              <w:widowControl/>
-              <w:spacing w:before="0" w:after="0" w:line="276" w:lineRule="auto"/>
-              <w:jc w:val="left"/>
-            </w:pPr>
-            <w:r>
-              <w:rPr>
-                <w:rFonts w:ascii="Malgun Gothic" w:hAnsi="Malgun Gothic" w:eastAsia="맑은 고딕" w:cs="Malgun Gothic"/>
-                <w:b/>
-                <w:color w:val="222222"/>
-                <w:sz w:val="22"/>
-              </w:rPr>
-              <w:t>통화 표기</w:t>
+              <w:t>네이버멤버십</w:t>
             </w:r>
           </w:p>
         </w:tc>
         <w:tc>
           <w:tcPr>
-            <w:tcW w:w="7143" w:type="dxa"/>
+            <w:tcW w:w="4706" w:type="dxa"/>
             <w:vAlign w:val="center"/>
             <w:tcMar>
               <w:top w:w="80" w:type="dxa"/>
@@ -3537,7 +2450,196 @@
                 <w:color w:val="222222"/>
                 <w:sz w:val="22"/>
               </w:rPr>
-              <w:t>Formatters의 원화 표기를 그대로 쓴다. 소수점 없음, 천 단위 쉼표.</w:t>
+              <w:t>네</w:t>
+            </w:r>
+          </w:p>
+        </w:tc>
+      </w:tr>
+      <w:tr>
+        <w:trPr>
+          <w:cantSplit/>
+        </w:trPr>
+        <w:tc>
+          <w:tcPr>
+            <w:tcW w:w="4706" w:type="dxa"/>
+            <w:vAlign w:val="center"/>
+            <w:tcMar>
+              <w:top w:w="80" w:type="dxa"/>
+              <w:left w:w="80" w:type="dxa"/>
+              <w:bottom w:w="80" w:type="dxa"/>
+              <w:right w:w="80" w:type="dxa"/>
+            </w:tcMar>
+            <w:shd w:val="clear" w:color="auto" w:fill="FFFFFF"/>
+          </w:tcPr>
+          <w:p>
+            <w:pPr>
+              <w:widowControl/>
+              <w:spacing w:before="0" w:after="0" w:line="276" w:lineRule="auto"/>
+              <w:jc w:val="left"/>
+            </w:pPr>
+            <w:r>
+              <w:rPr>
+                <w:rFonts w:ascii="Malgun Gothic" w:hAnsi="Malgun Gothic" w:eastAsia="맑은 고딕" w:cs="Malgun Gothic"/>
+                <w:b w:val="0"/>
+                <w:color w:val="222222"/>
+                <w:sz w:val="22"/>
+              </w:rPr>
+              <w:t>유튜브 프리미엄</w:t>
+            </w:r>
+          </w:p>
+        </w:tc>
+        <w:tc>
+          <w:tcPr>
+            <w:tcW w:w="4706" w:type="dxa"/>
+            <w:vAlign w:val="center"/>
+            <w:tcMar>
+              <w:top w:w="80" w:type="dxa"/>
+              <w:left w:w="80" w:type="dxa"/>
+              <w:bottom w:w="80" w:type="dxa"/>
+              <w:right w:w="80" w:type="dxa"/>
+            </w:tcMar>
+            <w:shd w:val="clear" w:color="auto" w:fill="FFFFFF"/>
+          </w:tcPr>
+          <w:p>
+            <w:pPr>
+              <w:widowControl/>
+              <w:spacing w:before="0" w:after="0" w:line="276" w:lineRule="auto"/>
+              <w:jc w:val="left"/>
+            </w:pPr>
+            <w:r>
+              <w:rPr>
+                <w:rFonts w:ascii="Malgun Gothic" w:hAnsi="Malgun Gothic" w:eastAsia="맑은 고딕" w:cs="Malgun Gothic"/>
+                <w:b w:val="0"/>
+                <w:color w:val="222222"/>
+                <w:sz w:val="22"/>
+              </w:rPr>
+              <w:t>유</w:t>
+            </w:r>
+          </w:p>
+        </w:tc>
+      </w:tr>
+      <w:tr>
+        <w:trPr>
+          <w:cantSplit/>
+        </w:trPr>
+        <w:tc>
+          <w:tcPr>
+            <w:tcW w:w="4706" w:type="dxa"/>
+            <w:vAlign w:val="center"/>
+            <w:tcMar>
+              <w:top w:w="80" w:type="dxa"/>
+              <w:left w:w="80" w:type="dxa"/>
+              <w:bottom w:w="80" w:type="dxa"/>
+              <w:right w:w="80" w:type="dxa"/>
+            </w:tcMar>
+            <w:shd w:val="clear" w:color="auto" w:fill="FFFFFF"/>
+          </w:tcPr>
+          <w:p>
+            <w:pPr>
+              <w:widowControl/>
+              <w:spacing w:before="0" w:after="0" w:line="276" w:lineRule="auto"/>
+              <w:jc w:val="left"/>
+            </w:pPr>
+            <w:r>
+              <w:rPr>
+                <w:rFonts w:ascii="Malgun Gothic" w:hAnsi="Malgun Gothic" w:eastAsia="맑은 고딕" w:cs="Malgun Gothic"/>
+                <w:b w:val="0"/>
+                <w:color w:val="222222"/>
+                <w:sz w:val="22"/>
+              </w:rPr>
+              <w:t>Spotify</w:t>
+            </w:r>
+          </w:p>
+        </w:tc>
+        <w:tc>
+          <w:tcPr>
+            <w:tcW w:w="4706" w:type="dxa"/>
+            <w:vAlign w:val="center"/>
+            <w:tcMar>
+              <w:top w:w="80" w:type="dxa"/>
+              <w:left w:w="80" w:type="dxa"/>
+              <w:bottom w:w="80" w:type="dxa"/>
+              <w:right w:w="80" w:type="dxa"/>
+            </w:tcMar>
+            <w:shd w:val="clear" w:color="auto" w:fill="FFFFFF"/>
+          </w:tcPr>
+          <w:p>
+            <w:pPr>
+              <w:widowControl/>
+              <w:spacing w:before="0" w:after="0" w:line="276" w:lineRule="auto"/>
+              <w:jc w:val="left"/>
+            </w:pPr>
+            <w:r>
+              <w:rPr>
+                <w:rFonts w:ascii="Malgun Gothic" w:hAnsi="Malgun Gothic" w:eastAsia="맑은 고딕" w:cs="Malgun Gothic"/>
+                <w:b w:val="0"/>
+                <w:color w:val="222222"/>
+                <w:sz w:val="22"/>
+              </w:rPr>
+              <w:t>S</w:t>
+            </w:r>
+          </w:p>
+        </w:tc>
+      </w:tr>
+      <w:tr>
+        <w:trPr>
+          <w:cantSplit/>
+        </w:trPr>
+        <w:tc>
+          <w:tcPr>
+            <w:tcW w:w="4706" w:type="dxa"/>
+            <w:vAlign w:val="center"/>
+            <w:tcMar>
+              <w:top w:w="80" w:type="dxa"/>
+              <w:left w:w="80" w:type="dxa"/>
+              <w:bottom w:w="80" w:type="dxa"/>
+              <w:right w:w="80" w:type="dxa"/>
+            </w:tcMar>
+            <w:shd w:val="clear" w:color="auto" w:fill="FFFFFF"/>
+          </w:tcPr>
+          <w:p>
+            <w:pPr>
+              <w:widowControl/>
+              <w:spacing w:before="0" w:after="0" w:line="276" w:lineRule="auto"/>
+              <w:jc w:val="left"/>
+            </w:pPr>
+            <w:r>
+              <w:rPr>
+                <w:rFonts w:ascii="Malgun Gothic" w:hAnsi="Malgun Gothic" w:eastAsia="맑은 고딕" w:cs="Malgun Gothic"/>
+                <w:b w:val="0"/>
+                <w:color w:val="222222"/>
+                <w:sz w:val="22"/>
+              </w:rPr>
+              <w:t>쿠팡 와우</w:t>
+            </w:r>
+          </w:p>
+        </w:tc>
+        <w:tc>
+          <w:tcPr>
+            <w:tcW w:w="4706" w:type="dxa"/>
+            <w:vAlign w:val="center"/>
+            <w:tcMar>
+              <w:top w:w="80" w:type="dxa"/>
+              <w:left w:w="80" w:type="dxa"/>
+              <w:bottom w:w="80" w:type="dxa"/>
+              <w:right w:w="80" w:type="dxa"/>
+            </w:tcMar>
+            <w:shd w:val="clear" w:color="auto" w:fill="FFFFFF"/>
+          </w:tcPr>
+          <w:p>
+            <w:pPr>
+              <w:widowControl/>
+              <w:spacing w:before="0" w:after="0" w:line="276" w:lineRule="auto"/>
+              <w:jc w:val="left"/>
+            </w:pPr>
+            <w:r>
+              <w:rPr>
+                <w:rFonts w:ascii="Malgun Gothic" w:hAnsi="Malgun Gothic" w:eastAsia="맑은 고딕" w:cs="Malgun Gothic"/>
+                <w:b w:val="0"/>
+                <w:color w:val="222222"/>
+                <w:sz w:val="22"/>
+              </w:rPr>
+              <w:t>쿠</w:t>
             </w:r>
           </w:p>
         </w:tc>
@@ -3546,7 +2648,7 @@
     <w:p>
       <w:pPr>
         <w:widowControl/>
-        <w:spacing w:before="160" w:after="160" w:line="276" w:lineRule="auto"/>
+        <w:spacing w:before="0" w:after="160" w:line="276" w:lineRule="auto"/>
       </w:pPr>
       <w:r>
         <w:rPr>
@@ -3555,23 +2657,23 @@
           <w:color w:val="222222"/>
           <w:sz w:val="22"/>
         </w:rPr>
-        <w:t>위젯이 데이터를 고치는 일은 없다. 읽기 전용이다.</w:t>
+        <w:t>이름이 비어 있는 구독은 저장할 수 없으므로(v1.0.0 기획서) 머리글자가 없는 경우는 생기지 않는다.</w:t>
       </w:r>
     </w:p>
     <w:p>
       <w:pPr>
-        <w:pStyle w:val="Heading2"/>
+        <w:pStyle w:val="Heading3"/>
         <w:widowControl/>
-        <w:spacing w:before="320" w:after="160" w:line="276" w:lineRule="auto"/>
+        <w:spacing w:before="240" w:after="120" w:line="276" w:lineRule="auto"/>
       </w:pPr>
       <w:r>
         <w:rPr>
           <w:rFonts w:ascii="Malgun Gothic" w:hAnsi="Malgun Gothic" w:eastAsia="맑은 고딕" w:cs="Malgun Gothic"/>
           <w:b/>
           <w:color w:val="1F4E79"/>
-          <w:sz w:val="28"/>
+          <w:sz w:val="24"/>
         </w:rPr>
-        <w:t>7. 디자인 토큰</w:t>
+        <w:t>4.4 색</w:t>
       </w:r>
     </w:p>
     <w:p>
@@ -3586,7 +2688,7 @@
           <w:color w:val="222222"/>
           <w:sz w:val="22"/>
         </w:rPr>
-        <w:t>DesignTokens.swift에 이미 있는 두 개를 드디어 쓰고, 위젯에만 필요한 것을 더한다.</w:t>
+        <w:t>여덟 가지를 쓴다. 흰 글자가 얹혔을 때 읽히는 선에서 서로 구분되는 값들이다.</w:t>
       </w:r>
     </w:p>
     <w:tbl>
@@ -3605,9 +2707,10 @@
         </w:tblBorders>
       </w:tblPr>
       <w:tblGrid>
-        <w:gridCol w:w="2948"/>
-        <w:gridCol w:w="3062"/>
-        <w:gridCol w:w="3402"/>
+        <w:gridCol w:w="1134"/>
+        <w:gridCol w:w="3572"/>
+        <w:gridCol w:w="1134"/>
+        <w:gridCol w:w="3572"/>
       </w:tblGrid>
       <w:tr>
         <w:trPr>
@@ -3616,7 +2719,2279 @@
         </w:trPr>
         <w:tc>
           <w:tcPr>
-            <w:tcW w:w="2948" w:type="dxa"/>
+            <w:tcW w:w="1134" w:type="dxa"/>
+            <w:vAlign w:val="center"/>
+            <w:tcMar>
+              <w:top w:w="80" w:type="dxa"/>
+              <w:left w:w="80" w:type="dxa"/>
+              <w:bottom w:w="80" w:type="dxa"/>
+              <w:right w:w="80" w:type="dxa"/>
+            </w:tcMar>
+            <w:shd w:val="clear" w:color="auto" w:fill="1F4E79"/>
+          </w:tcPr>
+          <w:p>
+            <w:pPr>
+              <w:widowControl/>
+              <w:spacing w:before="0" w:after="0" w:line="276" w:lineRule="auto"/>
+              <w:jc w:val="center"/>
+            </w:pPr>
+            <w:r>
+              <w:rPr>
+                <w:rFonts w:ascii="Malgun Gothic" w:hAnsi="Malgun Gothic" w:eastAsia="맑은 고딕" w:cs="Malgun Gothic"/>
+                <w:b/>
+                <w:color w:val="FFFFFF"/>
+                <w:sz w:val="22"/>
+              </w:rPr>
+              <w:t>번호</w:t>
+            </w:r>
+          </w:p>
+        </w:tc>
+        <w:tc>
+          <w:tcPr>
+            <w:tcW w:w="3572" w:type="dxa"/>
+            <w:vAlign w:val="center"/>
+            <w:tcMar>
+              <w:top w:w="80" w:type="dxa"/>
+              <w:left w:w="80" w:type="dxa"/>
+              <w:bottom w:w="80" w:type="dxa"/>
+              <w:right w:w="80" w:type="dxa"/>
+            </w:tcMar>
+            <w:shd w:val="clear" w:color="auto" w:fill="1F4E79"/>
+          </w:tcPr>
+          <w:p>
+            <w:pPr>
+              <w:widowControl/>
+              <w:spacing w:before="0" w:after="0" w:line="276" w:lineRule="auto"/>
+              <w:jc w:val="center"/>
+            </w:pPr>
+            <w:r>
+              <w:rPr>
+                <w:rFonts w:ascii="Malgun Gothic" w:hAnsi="Malgun Gothic" w:eastAsia="맑은 고딕" w:cs="Malgun Gothic"/>
+                <w:b/>
+                <w:color w:val="FFFFFF"/>
+                <w:sz w:val="22"/>
+              </w:rPr>
+              <w:t>색</w:t>
+            </w:r>
+          </w:p>
+        </w:tc>
+        <w:tc>
+          <w:tcPr>
+            <w:tcW w:w="1134" w:type="dxa"/>
+            <w:vAlign w:val="center"/>
+            <w:tcMar>
+              <w:top w:w="80" w:type="dxa"/>
+              <w:left w:w="80" w:type="dxa"/>
+              <w:bottom w:w="80" w:type="dxa"/>
+              <w:right w:w="80" w:type="dxa"/>
+            </w:tcMar>
+            <w:shd w:val="clear" w:color="auto" w:fill="1F4E79"/>
+          </w:tcPr>
+          <w:p>
+            <w:pPr>
+              <w:widowControl/>
+              <w:spacing w:before="0" w:after="0" w:line="276" w:lineRule="auto"/>
+              <w:jc w:val="center"/>
+            </w:pPr>
+            <w:r>
+              <w:rPr>
+                <w:rFonts w:ascii="Malgun Gothic" w:hAnsi="Malgun Gothic" w:eastAsia="맑은 고딕" w:cs="Malgun Gothic"/>
+                <w:b/>
+                <w:color w:val="FFFFFF"/>
+                <w:sz w:val="22"/>
+              </w:rPr>
+              <w:t>번호</w:t>
+            </w:r>
+          </w:p>
+        </w:tc>
+        <w:tc>
+          <w:tcPr>
+            <w:tcW w:w="3572" w:type="dxa"/>
+            <w:vAlign w:val="center"/>
+            <w:tcMar>
+              <w:top w:w="80" w:type="dxa"/>
+              <w:left w:w="80" w:type="dxa"/>
+              <w:bottom w:w="80" w:type="dxa"/>
+              <w:right w:w="80" w:type="dxa"/>
+            </w:tcMar>
+            <w:shd w:val="clear" w:color="auto" w:fill="1F4E79"/>
+          </w:tcPr>
+          <w:p>
+            <w:pPr>
+              <w:widowControl/>
+              <w:spacing w:before="0" w:after="0" w:line="276" w:lineRule="auto"/>
+              <w:jc w:val="center"/>
+            </w:pPr>
+            <w:r>
+              <w:rPr>
+                <w:rFonts w:ascii="Malgun Gothic" w:hAnsi="Malgun Gothic" w:eastAsia="맑은 고딕" w:cs="Malgun Gothic"/>
+                <w:b/>
+                <w:color w:val="FFFFFF"/>
+                <w:sz w:val="22"/>
+              </w:rPr>
+              <w:t>색</w:t>
+            </w:r>
+          </w:p>
+        </w:tc>
+      </w:tr>
+      <w:tr>
+        <w:trPr>
+          <w:cantSplit/>
+        </w:trPr>
+        <w:tc>
+          <w:tcPr>
+            <w:tcW w:w="1134" w:type="dxa"/>
+            <w:vAlign w:val="center"/>
+            <w:tcMar>
+              <w:top w:w="80" w:type="dxa"/>
+              <w:left w:w="80" w:type="dxa"/>
+              <w:bottom w:w="80" w:type="dxa"/>
+              <w:right w:w="80" w:type="dxa"/>
+            </w:tcMar>
+            <w:shd w:val="clear" w:color="auto" w:fill="FFFFFF"/>
+          </w:tcPr>
+          <w:p>
+            <w:pPr>
+              <w:widowControl/>
+              <w:spacing w:before="0" w:after="0" w:line="276" w:lineRule="auto"/>
+              <w:jc w:val="left"/>
+            </w:pPr>
+            <w:r>
+              <w:rPr>
+                <w:rFonts w:ascii="Malgun Gothic" w:hAnsi="Malgun Gothic" w:eastAsia="맑은 고딕" w:cs="Malgun Gothic"/>
+                <w:b w:val="0"/>
+                <w:color w:val="222222"/>
+                <w:sz w:val="22"/>
+              </w:rPr>
+              <w:t>0</w:t>
+            </w:r>
+          </w:p>
+        </w:tc>
+        <w:tc>
+          <w:tcPr>
+            <w:tcW w:w="3572" w:type="dxa"/>
+            <w:vAlign w:val="center"/>
+            <w:tcMar>
+              <w:top w:w="80" w:type="dxa"/>
+              <w:left w:w="80" w:type="dxa"/>
+              <w:bottom w:w="80" w:type="dxa"/>
+              <w:right w:w="80" w:type="dxa"/>
+            </w:tcMar>
+            <w:shd w:val="clear" w:color="auto" w:fill="FFFFFF"/>
+          </w:tcPr>
+          <w:p>
+            <w:pPr>
+              <w:widowControl/>
+              <w:spacing w:before="0" w:after="0" w:line="276" w:lineRule="auto"/>
+              <w:jc w:val="left"/>
+            </w:pPr>
+            <w:r>
+              <w:rPr>
+                <w:rFonts w:ascii="Malgun Gothic" w:hAnsi="Malgun Gothic" w:eastAsia="맑은 고딕" w:cs="Malgun Gothic"/>
+                <w:b w:val="0"/>
+                <w:color w:val="222222"/>
+                <w:sz w:val="22"/>
+              </w:rPr>
+              <w:t>#E53935</w:t>
+            </w:r>
+          </w:p>
+        </w:tc>
+        <w:tc>
+          <w:tcPr>
+            <w:tcW w:w="1134" w:type="dxa"/>
+            <w:vAlign w:val="center"/>
+            <w:tcMar>
+              <w:top w:w="80" w:type="dxa"/>
+              <w:left w:w="80" w:type="dxa"/>
+              <w:bottom w:w="80" w:type="dxa"/>
+              <w:right w:w="80" w:type="dxa"/>
+            </w:tcMar>
+            <w:shd w:val="clear" w:color="auto" w:fill="FFFFFF"/>
+          </w:tcPr>
+          <w:p>
+            <w:pPr>
+              <w:widowControl/>
+              <w:spacing w:before="0" w:after="0" w:line="276" w:lineRule="auto"/>
+              <w:jc w:val="left"/>
+            </w:pPr>
+            <w:r>
+              <w:rPr>
+                <w:rFonts w:ascii="Malgun Gothic" w:hAnsi="Malgun Gothic" w:eastAsia="맑은 고딕" w:cs="Malgun Gothic"/>
+                <w:b w:val="0"/>
+                <w:color w:val="222222"/>
+                <w:sz w:val="22"/>
+              </w:rPr>
+              <w:t>4</w:t>
+            </w:r>
+          </w:p>
+        </w:tc>
+        <w:tc>
+          <w:tcPr>
+            <w:tcW w:w="3572" w:type="dxa"/>
+            <w:vAlign w:val="center"/>
+            <w:tcMar>
+              <w:top w:w="80" w:type="dxa"/>
+              <w:left w:w="80" w:type="dxa"/>
+              <w:bottom w:w="80" w:type="dxa"/>
+              <w:right w:w="80" w:type="dxa"/>
+            </w:tcMar>
+            <w:shd w:val="clear" w:color="auto" w:fill="FFFFFF"/>
+          </w:tcPr>
+          <w:p>
+            <w:pPr>
+              <w:widowControl/>
+              <w:spacing w:before="0" w:after="0" w:line="276" w:lineRule="auto"/>
+              <w:jc w:val="left"/>
+            </w:pPr>
+            <w:r>
+              <w:rPr>
+                <w:rFonts w:ascii="Malgun Gothic" w:hAnsi="Malgun Gothic" w:eastAsia="맑은 고딕" w:cs="Malgun Gothic"/>
+                <w:b w:val="0"/>
+                <w:color w:val="222222"/>
+                <w:sz w:val="22"/>
+              </w:rPr>
+              <w:t>#1E88E5</w:t>
+            </w:r>
+          </w:p>
+        </w:tc>
+      </w:tr>
+      <w:tr>
+        <w:trPr>
+          <w:cantSplit/>
+        </w:trPr>
+        <w:tc>
+          <w:tcPr>
+            <w:tcW w:w="1134" w:type="dxa"/>
+            <w:vAlign w:val="center"/>
+            <w:tcMar>
+              <w:top w:w="80" w:type="dxa"/>
+              <w:left w:w="80" w:type="dxa"/>
+              <w:bottom w:w="80" w:type="dxa"/>
+              <w:right w:w="80" w:type="dxa"/>
+            </w:tcMar>
+            <w:shd w:val="clear" w:color="auto" w:fill="FFFFFF"/>
+          </w:tcPr>
+          <w:p>
+            <w:pPr>
+              <w:widowControl/>
+              <w:spacing w:before="0" w:after="0" w:line="276" w:lineRule="auto"/>
+              <w:jc w:val="left"/>
+            </w:pPr>
+            <w:r>
+              <w:rPr>
+                <w:rFonts w:ascii="Malgun Gothic" w:hAnsi="Malgun Gothic" w:eastAsia="맑은 고딕" w:cs="Malgun Gothic"/>
+                <w:b w:val="0"/>
+                <w:color w:val="222222"/>
+                <w:sz w:val="22"/>
+              </w:rPr>
+              <w:t>1</w:t>
+            </w:r>
+          </w:p>
+        </w:tc>
+        <w:tc>
+          <w:tcPr>
+            <w:tcW w:w="3572" w:type="dxa"/>
+            <w:vAlign w:val="center"/>
+            <w:tcMar>
+              <w:top w:w="80" w:type="dxa"/>
+              <w:left w:w="80" w:type="dxa"/>
+              <w:bottom w:w="80" w:type="dxa"/>
+              <w:right w:w="80" w:type="dxa"/>
+            </w:tcMar>
+            <w:shd w:val="clear" w:color="auto" w:fill="FFFFFF"/>
+          </w:tcPr>
+          <w:p>
+            <w:pPr>
+              <w:widowControl/>
+              <w:spacing w:before="0" w:after="0" w:line="276" w:lineRule="auto"/>
+              <w:jc w:val="left"/>
+            </w:pPr>
+            <w:r>
+              <w:rPr>
+                <w:rFonts w:ascii="Malgun Gothic" w:hAnsi="Malgun Gothic" w:eastAsia="맑은 고딕" w:cs="Malgun Gothic"/>
+                <w:b w:val="0"/>
+                <w:color w:val="222222"/>
+                <w:sz w:val="22"/>
+              </w:rPr>
+              <w:t>#F9A825</w:t>
+            </w:r>
+          </w:p>
+        </w:tc>
+        <w:tc>
+          <w:tcPr>
+            <w:tcW w:w="1134" w:type="dxa"/>
+            <w:vAlign w:val="center"/>
+            <w:tcMar>
+              <w:top w:w="80" w:type="dxa"/>
+              <w:left w:w="80" w:type="dxa"/>
+              <w:bottom w:w="80" w:type="dxa"/>
+              <w:right w:w="80" w:type="dxa"/>
+            </w:tcMar>
+            <w:shd w:val="clear" w:color="auto" w:fill="FFFFFF"/>
+          </w:tcPr>
+          <w:p>
+            <w:pPr>
+              <w:widowControl/>
+              <w:spacing w:before="0" w:after="0" w:line="276" w:lineRule="auto"/>
+              <w:jc w:val="left"/>
+            </w:pPr>
+            <w:r>
+              <w:rPr>
+                <w:rFonts w:ascii="Malgun Gothic" w:hAnsi="Malgun Gothic" w:eastAsia="맑은 고딕" w:cs="Malgun Gothic"/>
+                <w:b w:val="0"/>
+                <w:color w:val="222222"/>
+                <w:sz w:val="22"/>
+              </w:rPr>
+              <w:t>5</w:t>
+            </w:r>
+          </w:p>
+        </w:tc>
+        <w:tc>
+          <w:tcPr>
+            <w:tcW w:w="3572" w:type="dxa"/>
+            <w:vAlign w:val="center"/>
+            <w:tcMar>
+              <w:top w:w="80" w:type="dxa"/>
+              <w:left w:w="80" w:type="dxa"/>
+              <w:bottom w:w="80" w:type="dxa"/>
+              <w:right w:w="80" w:type="dxa"/>
+            </w:tcMar>
+            <w:shd w:val="clear" w:color="auto" w:fill="FFFFFF"/>
+          </w:tcPr>
+          <w:p>
+            <w:pPr>
+              <w:widowControl/>
+              <w:spacing w:before="0" w:after="0" w:line="276" w:lineRule="auto"/>
+              <w:jc w:val="left"/>
+            </w:pPr>
+            <w:r>
+              <w:rPr>
+                <w:rFonts w:ascii="Malgun Gothic" w:hAnsi="Malgun Gothic" w:eastAsia="맑은 고딕" w:cs="Malgun Gothic"/>
+                <w:b w:val="0"/>
+                <w:color w:val="222222"/>
+                <w:sz w:val="22"/>
+              </w:rPr>
+              <w:t>#5E35B1</w:t>
+            </w:r>
+          </w:p>
+        </w:tc>
+      </w:tr>
+      <w:tr>
+        <w:trPr>
+          <w:cantSplit/>
+        </w:trPr>
+        <w:tc>
+          <w:tcPr>
+            <w:tcW w:w="1134" w:type="dxa"/>
+            <w:vAlign w:val="center"/>
+            <w:tcMar>
+              <w:top w:w="80" w:type="dxa"/>
+              <w:left w:w="80" w:type="dxa"/>
+              <w:bottom w:w="80" w:type="dxa"/>
+              <w:right w:w="80" w:type="dxa"/>
+            </w:tcMar>
+            <w:shd w:val="clear" w:color="auto" w:fill="FFFFFF"/>
+          </w:tcPr>
+          <w:p>
+            <w:pPr>
+              <w:widowControl/>
+              <w:spacing w:before="0" w:after="0" w:line="276" w:lineRule="auto"/>
+              <w:jc w:val="left"/>
+            </w:pPr>
+            <w:r>
+              <w:rPr>
+                <w:rFonts w:ascii="Malgun Gothic" w:hAnsi="Malgun Gothic" w:eastAsia="맑은 고딕" w:cs="Malgun Gothic"/>
+                <w:b w:val="0"/>
+                <w:color w:val="222222"/>
+                <w:sz w:val="22"/>
+              </w:rPr>
+              <w:t>2</w:t>
+            </w:r>
+          </w:p>
+        </w:tc>
+        <w:tc>
+          <w:tcPr>
+            <w:tcW w:w="3572" w:type="dxa"/>
+            <w:vAlign w:val="center"/>
+            <w:tcMar>
+              <w:top w:w="80" w:type="dxa"/>
+              <w:left w:w="80" w:type="dxa"/>
+              <w:bottom w:w="80" w:type="dxa"/>
+              <w:right w:w="80" w:type="dxa"/>
+            </w:tcMar>
+            <w:shd w:val="clear" w:color="auto" w:fill="FFFFFF"/>
+          </w:tcPr>
+          <w:p>
+            <w:pPr>
+              <w:widowControl/>
+              <w:spacing w:before="0" w:after="0" w:line="276" w:lineRule="auto"/>
+              <w:jc w:val="left"/>
+            </w:pPr>
+            <w:r>
+              <w:rPr>
+                <w:rFonts w:ascii="Malgun Gothic" w:hAnsi="Malgun Gothic" w:eastAsia="맑은 고딕" w:cs="Malgun Gothic"/>
+                <w:b w:val="0"/>
+                <w:color w:val="222222"/>
+                <w:sz w:val="22"/>
+              </w:rPr>
+              <w:t>#43A047</w:t>
+            </w:r>
+          </w:p>
+        </w:tc>
+        <w:tc>
+          <w:tcPr>
+            <w:tcW w:w="1134" w:type="dxa"/>
+            <w:vAlign w:val="center"/>
+            <w:tcMar>
+              <w:top w:w="80" w:type="dxa"/>
+              <w:left w:w="80" w:type="dxa"/>
+              <w:bottom w:w="80" w:type="dxa"/>
+              <w:right w:w="80" w:type="dxa"/>
+            </w:tcMar>
+            <w:shd w:val="clear" w:color="auto" w:fill="FFFFFF"/>
+          </w:tcPr>
+          <w:p>
+            <w:pPr>
+              <w:widowControl/>
+              <w:spacing w:before="0" w:after="0" w:line="276" w:lineRule="auto"/>
+              <w:jc w:val="left"/>
+            </w:pPr>
+            <w:r>
+              <w:rPr>
+                <w:rFonts w:ascii="Malgun Gothic" w:hAnsi="Malgun Gothic" w:eastAsia="맑은 고딕" w:cs="Malgun Gothic"/>
+                <w:b w:val="0"/>
+                <w:color w:val="222222"/>
+                <w:sz w:val="22"/>
+              </w:rPr>
+              <w:t>6</w:t>
+            </w:r>
+          </w:p>
+        </w:tc>
+        <w:tc>
+          <w:tcPr>
+            <w:tcW w:w="3572" w:type="dxa"/>
+            <w:vAlign w:val="center"/>
+            <w:tcMar>
+              <w:top w:w="80" w:type="dxa"/>
+              <w:left w:w="80" w:type="dxa"/>
+              <w:bottom w:w="80" w:type="dxa"/>
+              <w:right w:w="80" w:type="dxa"/>
+            </w:tcMar>
+            <w:shd w:val="clear" w:color="auto" w:fill="FFFFFF"/>
+          </w:tcPr>
+          <w:p>
+            <w:pPr>
+              <w:widowControl/>
+              <w:spacing w:before="0" w:after="0" w:line="276" w:lineRule="auto"/>
+              <w:jc w:val="left"/>
+            </w:pPr>
+            <w:r>
+              <w:rPr>
+                <w:rFonts w:ascii="Malgun Gothic" w:hAnsi="Malgun Gothic" w:eastAsia="맑은 고딕" w:cs="Malgun Gothic"/>
+                <w:b w:val="0"/>
+                <w:color w:val="222222"/>
+                <w:sz w:val="22"/>
+              </w:rPr>
+              <w:t>#D81B60</w:t>
+            </w:r>
+          </w:p>
+        </w:tc>
+      </w:tr>
+      <w:tr>
+        <w:trPr>
+          <w:cantSplit/>
+        </w:trPr>
+        <w:tc>
+          <w:tcPr>
+            <w:tcW w:w="1134" w:type="dxa"/>
+            <w:vAlign w:val="center"/>
+            <w:tcMar>
+              <w:top w:w="80" w:type="dxa"/>
+              <w:left w:w="80" w:type="dxa"/>
+              <w:bottom w:w="80" w:type="dxa"/>
+              <w:right w:w="80" w:type="dxa"/>
+            </w:tcMar>
+            <w:shd w:val="clear" w:color="auto" w:fill="FFFFFF"/>
+          </w:tcPr>
+          <w:p>
+            <w:pPr>
+              <w:widowControl/>
+              <w:spacing w:before="0" w:after="0" w:line="276" w:lineRule="auto"/>
+              <w:jc w:val="left"/>
+            </w:pPr>
+            <w:r>
+              <w:rPr>
+                <w:rFonts w:ascii="Malgun Gothic" w:hAnsi="Malgun Gothic" w:eastAsia="맑은 고딕" w:cs="Malgun Gothic"/>
+                <w:b w:val="0"/>
+                <w:color w:val="222222"/>
+                <w:sz w:val="22"/>
+              </w:rPr>
+              <w:t>3</w:t>
+            </w:r>
+          </w:p>
+        </w:tc>
+        <w:tc>
+          <w:tcPr>
+            <w:tcW w:w="3572" w:type="dxa"/>
+            <w:vAlign w:val="center"/>
+            <w:tcMar>
+              <w:top w:w="80" w:type="dxa"/>
+              <w:left w:w="80" w:type="dxa"/>
+              <w:bottom w:w="80" w:type="dxa"/>
+              <w:right w:w="80" w:type="dxa"/>
+            </w:tcMar>
+            <w:shd w:val="clear" w:color="auto" w:fill="FFFFFF"/>
+          </w:tcPr>
+          <w:p>
+            <w:pPr>
+              <w:widowControl/>
+              <w:spacing w:before="0" w:after="0" w:line="276" w:lineRule="auto"/>
+              <w:jc w:val="left"/>
+            </w:pPr>
+            <w:r>
+              <w:rPr>
+                <w:rFonts w:ascii="Malgun Gothic" w:hAnsi="Malgun Gothic" w:eastAsia="맑은 고딕" w:cs="Malgun Gothic"/>
+                <w:b w:val="0"/>
+                <w:color w:val="222222"/>
+                <w:sz w:val="22"/>
+              </w:rPr>
+              <w:t>#00897B</w:t>
+            </w:r>
+          </w:p>
+        </w:tc>
+        <w:tc>
+          <w:tcPr>
+            <w:tcW w:w="1134" w:type="dxa"/>
+            <w:vAlign w:val="center"/>
+            <w:tcMar>
+              <w:top w:w="80" w:type="dxa"/>
+              <w:left w:w="80" w:type="dxa"/>
+              <w:bottom w:w="80" w:type="dxa"/>
+              <w:right w:w="80" w:type="dxa"/>
+            </w:tcMar>
+            <w:shd w:val="clear" w:color="auto" w:fill="FFFFFF"/>
+          </w:tcPr>
+          <w:p>
+            <w:pPr>
+              <w:widowControl/>
+              <w:spacing w:before="0" w:after="0" w:line="276" w:lineRule="auto"/>
+              <w:jc w:val="left"/>
+            </w:pPr>
+            <w:r>
+              <w:rPr>
+                <w:rFonts w:ascii="Malgun Gothic" w:hAnsi="Malgun Gothic" w:eastAsia="맑은 고딕" w:cs="Malgun Gothic"/>
+                <w:b w:val="0"/>
+                <w:color w:val="222222"/>
+                <w:sz w:val="22"/>
+              </w:rPr>
+              <w:t>7</w:t>
+            </w:r>
+          </w:p>
+        </w:tc>
+        <w:tc>
+          <w:tcPr>
+            <w:tcW w:w="3572" w:type="dxa"/>
+            <w:vAlign w:val="center"/>
+            <w:tcMar>
+              <w:top w:w="80" w:type="dxa"/>
+              <w:left w:w="80" w:type="dxa"/>
+              <w:bottom w:w="80" w:type="dxa"/>
+              <w:right w:w="80" w:type="dxa"/>
+            </w:tcMar>
+            <w:shd w:val="clear" w:color="auto" w:fill="FFFFFF"/>
+          </w:tcPr>
+          <w:p>
+            <w:pPr>
+              <w:widowControl/>
+              <w:spacing w:before="0" w:after="0" w:line="276" w:lineRule="auto"/>
+              <w:jc w:val="left"/>
+            </w:pPr>
+            <w:r>
+              <w:rPr>
+                <w:rFonts w:ascii="Malgun Gothic" w:hAnsi="Malgun Gothic" w:eastAsia="맑은 고딕" w:cs="Malgun Gothic"/>
+                <w:b w:val="0"/>
+                <w:color w:val="222222"/>
+                <w:sz w:val="22"/>
+              </w:rPr>
+              <w:t>#6D4C41</w:t>
+            </w:r>
+          </w:p>
+        </w:tc>
+      </w:tr>
+    </w:tbl>
+    <w:p>
+      <w:pPr>
+        <w:widowControl/>
+        <w:spacing w:before="0" w:after="160" w:line="276" w:lineRule="auto"/>
+      </w:pPr>
+      <w:r>
+        <w:rPr>
+          <w:rFonts w:ascii="Malgun Gothic" w:hAnsi="Malgun Gothic" w:eastAsia="맑은 고딕" w:cs="Malgun Gothic"/>
+          <w:b w:val="0"/>
+          <w:color w:val="222222"/>
+          <w:sz w:val="22"/>
+        </w:rPr>
+        <w:t>구독을 추가하면 지금 목록에서 가장 적게 쓰인 색이 자동으로 붙는다. 같으면 앞 번호부터다. 여덟 개까지는 서로 겹치지 않고, 그 뒤부터 두 번씩 돌아간다. 사용자는 아무것도 고르지 않아도 된다.</w:t>
+      </w:r>
+    </w:p>
+    <w:p>
+      <w:pPr>
+        <w:widowControl/>
+        <w:spacing w:before="0" w:after="160" w:line="276" w:lineRule="auto"/>
+      </w:pPr>
+      <w:r>
+        <w:rPr>
+          <w:rFonts w:ascii="Malgun Gothic" w:hAnsi="Malgun Gothic" w:eastAsia="맑은 고딕" w:cs="Malgun Gothic"/>
+          <w:b w:val="0"/>
+          <w:color w:val="222222"/>
+          <w:sz w:val="22"/>
+        </w:rPr>
+        <w:t>처음에는 이름을 해시해서 색을 정하려 했다. 만들어 놓고 보니 구독이 둘뿐인데 둘 다 같은 색이 나왔다. 여덟 칸에 무작위로 떨어뜨리면 둘만 있어도 겹칠 확률이 여덟 분의 일이다. 색을 넣은 이유가 구분인데 구분이 안 되므로, 겹치지 않는 쪽을 택했다.</w:t>
+      </w:r>
+    </w:p>
+    <w:p>
+      <w:pPr>
+        <w:widowControl/>
+        <w:spacing w:before="0" w:after="160" w:line="276" w:lineRule="auto"/>
+      </w:pPr>
+      <w:r>
+        <w:rPr>
+          <w:rFonts w:ascii="Malgun Gothic" w:hAnsi="Malgun Gothic" w:eastAsia="맑은 고딕" w:cs="Malgun Gothic"/>
+          <w:b w:val="0"/>
+          <w:color w:val="222222"/>
+          <w:sz w:val="22"/>
+        </w:rPr>
+        <w:t>이름 해시는 색이 비어 있는 구독의 대비책으로만 남긴다. 아이콘이 생기기 전에 만든 데이터가 여기 해당하고, 앱을 열 때 한 번 겹치지 않는 색으로 채워 넣는다. 그 뒤로는 저장된 값을 쓴다.</w:t>
+      </w:r>
+    </w:p>
+    <w:p>
+      <w:pPr>
+        <w:widowControl/>
+        <w:spacing w:before="0" w:after="160" w:line="276" w:lineRule="auto"/>
+      </w:pPr>
+      <w:r>
+        <w:rPr>
+          <w:rFonts w:ascii="Malgun Gothic" w:hAnsi="Malgun Gothic" w:eastAsia="맑은 고딕" w:cs="Malgun Gothic"/>
+          <w:b w:val="0"/>
+          <w:color w:val="222222"/>
+          <w:sz w:val="22"/>
+        </w:rPr>
+        <w:t>구현 주의. Swift의 String.hashValue는 실행할 때마다 값이 달라진다. 대비책으로라도 그것을 쓰면 앱을 껐다 켤 때마다 색이 바뀐다. 이름의 유니코드 스칼라를 직접 더하는 식으로 실행과 무관하게 같은 값이 나오는 계산을 따로 만든다.</w:t>
+      </w:r>
+    </w:p>
+    <w:p>
+      <w:pPr>
+        <w:widowControl/>
+        <w:spacing w:before="0" w:after="160" w:line="276" w:lineRule="auto"/>
+      </w:pPr>
+      <w:r>
+        <w:rPr>
+          <w:rFonts w:ascii="Malgun Gothic" w:hAnsi="Malgun Gothic" w:eastAsia="맑은 고딕" w:cs="Malgun Gothic"/>
+          <w:b w:val="0"/>
+          <w:color w:val="222222"/>
+          <w:sz w:val="22"/>
+        </w:rPr>
+        <w:t>마음에 들지 않으면 추가·상세 화면에서 바꾼다. 여덟 색을 한 줄에 늘어놓고 누르면 선택되며, 고른 색은 저장된다. 고르지 않으면 자동값을 그대로 쓴다.</w:t>
+      </w:r>
+    </w:p>
+    <w:p>
+      <w:pPr>
+        <w:pStyle w:val="Heading2"/>
+        <w:widowControl/>
+        <w:spacing w:before="320" w:after="160" w:line="276" w:lineRule="auto"/>
+      </w:pPr>
+      <w:r>
+        <w:rPr>
+          <w:rFonts w:ascii="Malgun Gothic" w:hAnsi="Malgun Gothic" w:eastAsia="맑은 고딕" w:cs="Malgun Gothic"/>
+          <w:b/>
+          <w:color w:val="1F4E79"/>
+          <w:sz w:val="28"/>
+        </w:rPr>
+        <w:t>5. 결제 전날 알림</w:t>
+      </w:r>
+    </w:p>
+    <w:p>
+      <w:pPr>
+        <w:pStyle w:val="Heading3"/>
+        <w:widowControl/>
+        <w:spacing w:before="240" w:after="120" w:line="276" w:lineRule="auto"/>
+      </w:pPr>
+      <w:r>
+        <w:rPr>
+          <w:rFonts w:ascii="Malgun Gothic" w:hAnsi="Malgun Gothic" w:eastAsia="맑은 고딕" w:cs="Malgun Gothic"/>
+          <w:b/>
+          <w:color w:val="1F4E79"/>
+          <w:sz w:val="24"/>
+        </w:rPr>
+        <w:t>5.1 언제 무엇을</w:t>
+      </w:r>
+    </w:p>
+    <w:p>
+      <w:pPr>
+        <w:widowControl/>
+        <w:spacing w:before="0" w:after="160" w:line="276" w:lineRule="auto"/>
+      </w:pPr>
+      <w:r>
+        <w:rPr>
+          <w:rFonts w:ascii="Malgun Gothic" w:hAnsi="Malgun Gothic" w:eastAsia="맑은 고딕" w:cs="Malgun Gothic"/>
+          <w:b w:val="0"/>
+          <w:color w:val="222222"/>
+          <w:sz w:val="22"/>
+        </w:rPr>
+        <w:t>결제일 하루 전, 사용자가 정한 시각에 알린다. 기본 시각은 오전 9시다.</w:t>
+      </w:r>
+    </w:p>
+    <w:p>
+      <w:pPr>
+        <w:widowControl/>
+        <w:spacing w:before="0" w:after="160" w:line="276" w:lineRule="auto"/>
+      </w:pPr>
+      <w:r>
+        <w:rPr>
+          <w:rFonts w:ascii="Malgun Gothic" w:hAnsi="Malgun Gothic" w:eastAsia="맑은 고딕" w:cs="Malgun Gothic"/>
+          <w:b w:val="0"/>
+          <w:color w:val="222222"/>
+          <w:sz w:val="22"/>
+        </w:rPr>
+        <w:t>같은 날 결제가 여러 건이어도 알림은 하루에 하나다. 세 건이면 세 번 울리는 것이 아니라 한 번 울리고 안에 세 건이 들어 있다. 어제 위젯에서 “네이버멤버십 외 2개”로 묶기로 한 것과 같은 기준이다.</w:t>
+      </w:r>
+    </w:p>
+    <w:tbl>
+      <w:tblPr>
+        <w:tblW w:type="dxa" w:w="9412"/>
+        <w:tblLayout w:type="fixed"/>
+        <w:tblLook w:firstColumn="1" w:firstRow="1" w:lastColumn="0" w:lastRow="0" w:noHBand="0" w:noVBand="1" w:val="04A0"/>
+        <w:jc w:val="center"/>
+        <w:tblBorders>
+          <w:top w:val="single" w:sz="4" w:space="0" w:color="1F4E79"/>
+          <w:left w:val="single" w:sz="4" w:space="0" w:color="1F4E79"/>
+          <w:bottom w:val="single" w:sz="4" w:space="0" w:color="1F4E79"/>
+          <w:right w:val="single" w:sz="4" w:space="0" w:color="1F4E79"/>
+          <w:insideH w:val="single" w:sz="4" w:space="0" w:color="1F4E79"/>
+          <w:insideV w:val="single" w:sz="4" w:space="0" w:color="1F4E79"/>
+        </w:tblBorders>
+      </w:tblPr>
+      <w:tblGrid>
+        <w:gridCol w:w="1474"/>
+        <w:gridCol w:w="2495"/>
+        <w:gridCol w:w="5443"/>
+      </w:tblGrid>
+      <w:tr>
+        <w:trPr>
+          <w:cantSplit/>
+          <w:tblHeader w:val="true"/>
+        </w:trPr>
+        <w:tc>
+          <w:tcPr>
+            <w:tcW w:w="1474" w:type="dxa"/>
+            <w:vAlign w:val="center"/>
+            <w:tcMar>
+              <w:top w:w="80" w:type="dxa"/>
+              <w:left w:w="80" w:type="dxa"/>
+              <w:bottom w:w="80" w:type="dxa"/>
+              <w:right w:w="80" w:type="dxa"/>
+            </w:tcMar>
+            <w:shd w:val="clear" w:color="auto" w:fill="1F4E79"/>
+          </w:tcPr>
+          <w:p>
+            <w:pPr>
+              <w:widowControl/>
+              <w:spacing w:before="0" w:after="0" w:line="276" w:lineRule="auto"/>
+              <w:jc w:val="center"/>
+            </w:pPr>
+            <w:r>
+              <w:rPr>
+                <w:rFonts w:ascii="Malgun Gothic" w:hAnsi="Malgun Gothic" w:eastAsia="맑은 고딕" w:cs="Malgun Gothic"/>
+                <w:b/>
+                <w:color w:val="FFFFFF"/>
+                <w:sz w:val="22"/>
+              </w:rPr>
+              <w:t>경우</w:t>
+            </w:r>
+          </w:p>
+        </w:tc>
+        <w:tc>
+          <w:tcPr>
+            <w:tcW w:w="2494" w:type="dxa"/>
+            <w:vAlign w:val="center"/>
+            <w:tcMar>
+              <w:top w:w="80" w:type="dxa"/>
+              <w:left w:w="80" w:type="dxa"/>
+              <w:bottom w:w="80" w:type="dxa"/>
+              <w:right w:w="80" w:type="dxa"/>
+            </w:tcMar>
+            <w:shd w:val="clear" w:color="auto" w:fill="1F4E79"/>
+          </w:tcPr>
+          <w:p>
+            <w:pPr>
+              <w:widowControl/>
+              <w:spacing w:before="0" w:after="0" w:line="276" w:lineRule="auto"/>
+              <w:jc w:val="center"/>
+            </w:pPr>
+            <w:r>
+              <w:rPr>
+                <w:rFonts w:ascii="Malgun Gothic" w:hAnsi="Malgun Gothic" w:eastAsia="맑은 고딕" w:cs="Malgun Gothic"/>
+                <w:b/>
+                <w:color w:val="FFFFFF"/>
+                <w:sz w:val="22"/>
+              </w:rPr>
+              <w:t>제목</w:t>
+            </w:r>
+          </w:p>
+        </w:tc>
+        <w:tc>
+          <w:tcPr>
+            <w:tcW w:w="5443" w:type="dxa"/>
+            <w:vAlign w:val="center"/>
+            <w:tcMar>
+              <w:top w:w="80" w:type="dxa"/>
+              <w:left w:w="80" w:type="dxa"/>
+              <w:bottom w:w="80" w:type="dxa"/>
+              <w:right w:w="80" w:type="dxa"/>
+            </w:tcMar>
+            <w:shd w:val="clear" w:color="auto" w:fill="1F4E79"/>
+          </w:tcPr>
+          <w:p>
+            <w:pPr>
+              <w:widowControl/>
+              <w:spacing w:before="0" w:after="0" w:line="276" w:lineRule="auto"/>
+              <w:jc w:val="center"/>
+            </w:pPr>
+            <w:r>
+              <w:rPr>
+                <w:rFonts w:ascii="Malgun Gothic" w:hAnsi="Malgun Gothic" w:eastAsia="맑은 고딕" w:cs="Malgun Gothic"/>
+                <w:b/>
+                <w:color w:val="FFFFFF"/>
+                <w:sz w:val="22"/>
+              </w:rPr>
+              <w:t>본문</w:t>
+            </w:r>
+          </w:p>
+        </w:tc>
+      </w:tr>
+      <w:tr>
+        <w:trPr>
+          <w:cantSplit/>
+        </w:trPr>
+        <w:tc>
+          <w:tcPr>
+            <w:tcW w:w="1474" w:type="dxa"/>
+            <w:vAlign w:val="center"/>
+            <w:tcMar>
+              <w:top w:w="80" w:type="dxa"/>
+              <w:left w:w="80" w:type="dxa"/>
+              <w:bottom w:w="80" w:type="dxa"/>
+              <w:right w:w="80" w:type="dxa"/>
+            </w:tcMar>
+            <w:shd w:val="clear" w:color="auto" w:fill="FFFFFF"/>
+          </w:tcPr>
+          <w:p>
+            <w:pPr>
+              <w:widowControl/>
+              <w:spacing w:before="0" w:after="0" w:line="276" w:lineRule="auto"/>
+              <w:jc w:val="left"/>
+            </w:pPr>
+            <w:r>
+              <w:rPr>
+                <w:rFonts w:ascii="Malgun Gothic" w:hAnsi="Malgun Gothic" w:eastAsia="맑은 고딕" w:cs="Malgun Gothic"/>
+                <w:b w:val="0"/>
+                <w:color w:val="222222"/>
+                <w:sz w:val="22"/>
+              </w:rPr>
+              <w:t>1건</w:t>
+            </w:r>
+          </w:p>
+        </w:tc>
+        <w:tc>
+          <w:tcPr>
+            <w:tcW w:w="2494" w:type="dxa"/>
+            <w:vAlign w:val="center"/>
+            <w:tcMar>
+              <w:top w:w="80" w:type="dxa"/>
+              <w:left w:w="80" w:type="dxa"/>
+              <w:bottom w:w="80" w:type="dxa"/>
+              <w:right w:w="80" w:type="dxa"/>
+            </w:tcMar>
+            <w:shd w:val="clear" w:color="auto" w:fill="FFFFFF"/>
+          </w:tcPr>
+          <w:p>
+            <w:pPr>
+              <w:widowControl/>
+              <w:spacing w:before="0" w:after="0" w:line="276" w:lineRule="auto"/>
+              <w:jc w:val="left"/>
+            </w:pPr>
+            <w:r>
+              <w:rPr>
+                <w:rFonts w:ascii="Malgun Gothic" w:hAnsi="Malgun Gothic" w:eastAsia="맑은 고딕" w:cs="Malgun Gothic"/>
+                <w:b w:val="0"/>
+                <w:color w:val="222222"/>
+                <w:sz w:val="22"/>
+              </w:rPr>
+              <w:t>내일 결제</w:t>
+            </w:r>
+          </w:p>
+        </w:tc>
+        <w:tc>
+          <w:tcPr>
+            <w:tcW w:w="5443" w:type="dxa"/>
+            <w:vAlign w:val="center"/>
+            <w:tcMar>
+              <w:top w:w="80" w:type="dxa"/>
+              <w:left w:w="80" w:type="dxa"/>
+              <w:bottom w:w="80" w:type="dxa"/>
+              <w:right w:w="80" w:type="dxa"/>
+            </w:tcMar>
+            <w:shd w:val="clear" w:color="auto" w:fill="FFFFFF"/>
+          </w:tcPr>
+          <w:p>
+            <w:pPr>
+              <w:widowControl/>
+              <w:spacing w:before="0" w:after="0" w:line="276" w:lineRule="auto"/>
+              <w:jc w:val="left"/>
+            </w:pPr>
+            <w:r>
+              <w:rPr>
+                <w:rFonts w:ascii="Malgun Gothic" w:hAnsi="Malgun Gothic" w:eastAsia="맑은 고딕" w:cs="Malgun Gothic"/>
+                <w:b w:val="0"/>
+                <w:color w:val="222222"/>
+                <w:sz w:val="22"/>
+              </w:rPr>
+              <w:t>네이버멤버십 ₩4,900</w:t>
+            </w:r>
+          </w:p>
+        </w:tc>
+      </w:tr>
+      <w:tr>
+        <w:trPr>
+          <w:cantSplit/>
+        </w:trPr>
+        <w:tc>
+          <w:tcPr>
+            <w:tcW w:w="1474" w:type="dxa"/>
+            <w:vAlign w:val="center"/>
+            <w:tcMar>
+              <w:top w:w="80" w:type="dxa"/>
+              <w:left w:w="80" w:type="dxa"/>
+              <w:bottom w:w="80" w:type="dxa"/>
+              <w:right w:w="80" w:type="dxa"/>
+            </w:tcMar>
+            <w:shd w:val="clear" w:color="auto" w:fill="FFFFFF"/>
+          </w:tcPr>
+          <w:p>
+            <w:pPr>
+              <w:widowControl/>
+              <w:spacing w:before="0" w:after="0" w:line="276" w:lineRule="auto"/>
+              <w:jc w:val="left"/>
+            </w:pPr>
+            <w:r>
+              <w:rPr>
+                <w:rFonts w:ascii="Malgun Gothic" w:hAnsi="Malgun Gothic" w:eastAsia="맑은 고딕" w:cs="Malgun Gothic"/>
+                <w:b w:val="0"/>
+                <w:color w:val="222222"/>
+                <w:sz w:val="22"/>
+              </w:rPr>
+              <w:t>여러 건</w:t>
+            </w:r>
+          </w:p>
+        </w:tc>
+        <w:tc>
+          <w:tcPr>
+            <w:tcW w:w="2494" w:type="dxa"/>
+            <w:vAlign w:val="center"/>
+            <w:tcMar>
+              <w:top w:w="80" w:type="dxa"/>
+              <w:left w:w="80" w:type="dxa"/>
+              <w:bottom w:w="80" w:type="dxa"/>
+              <w:right w:w="80" w:type="dxa"/>
+            </w:tcMar>
+            <w:shd w:val="clear" w:color="auto" w:fill="FFFFFF"/>
+          </w:tcPr>
+          <w:p>
+            <w:pPr>
+              <w:widowControl/>
+              <w:spacing w:before="0" w:after="0" w:line="276" w:lineRule="auto"/>
+              <w:jc w:val="left"/>
+            </w:pPr>
+            <w:r>
+              <w:rPr>
+                <w:rFonts w:ascii="Malgun Gothic" w:hAnsi="Malgun Gothic" w:eastAsia="맑은 고딕" w:cs="Malgun Gothic"/>
+                <w:b w:val="0"/>
+                <w:color w:val="222222"/>
+                <w:sz w:val="22"/>
+              </w:rPr>
+              <w:t>내일 결제 3건</w:t>
+            </w:r>
+          </w:p>
+        </w:tc>
+        <w:tc>
+          <w:tcPr>
+            <w:tcW w:w="5443" w:type="dxa"/>
+            <w:vAlign w:val="center"/>
+            <w:tcMar>
+              <w:top w:w="80" w:type="dxa"/>
+              <w:left w:w="80" w:type="dxa"/>
+              <w:bottom w:w="80" w:type="dxa"/>
+              <w:right w:w="80" w:type="dxa"/>
+            </w:tcMar>
+            <w:shd w:val="clear" w:color="auto" w:fill="FFFFFF"/>
+          </w:tcPr>
+          <w:p>
+            <w:pPr>
+              <w:widowControl/>
+              <w:spacing w:before="0" w:after="0" w:line="276" w:lineRule="auto"/>
+              <w:jc w:val="left"/>
+            </w:pPr>
+            <w:r>
+              <w:rPr>
+                <w:rFonts w:ascii="Malgun Gothic" w:hAnsi="Malgun Gothic" w:eastAsia="맑은 고딕" w:cs="Malgun Gothic"/>
+                <w:b w:val="0"/>
+                <w:color w:val="222222"/>
+                <w:sz w:val="22"/>
+              </w:rPr>
+              <w:t>네이버멤버십 외 2개 · ₩32,800</w:t>
+            </w:r>
+          </w:p>
+        </w:tc>
+      </w:tr>
+    </w:tbl>
+    <w:p>
+      <w:pPr>
+        <w:widowControl/>
+        <w:spacing w:before="0" w:after="160" w:line="276" w:lineRule="auto"/>
+      </w:pPr>
+      <w:r>
+        <w:rPr>
+          <w:rFonts w:ascii="Malgun Gothic" w:hAnsi="Malgun Gothic" w:eastAsia="맑은 고딕" w:cs="Malgun Gothic"/>
+          <w:b w:val="0"/>
+          <w:color w:val="222222"/>
+          <w:sz w:val="22"/>
+        </w:rPr>
+        <w:t>여러 건일 때 대표로 세우는 이름은 그날 결제 중 가나다순으로 첫 번째다. 금액은 그날 결제의 합이다.</w:t>
+      </w:r>
+    </w:p>
+    <w:p>
+      <w:pPr>
+        <w:pStyle w:val="Heading3"/>
+        <w:widowControl/>
+        <w:spacing w:before="240" w:after="120" w:line="276" w:lineRule="auto"/>
+      </w:pPr>
+      <w:r>
+        <w:rPr>
+          <w:rFonts w:ascii="Malgun Gothic" w:hAnsi="Malgun Gothic" w:eastAsia="맑은 고딕" w:cs="Malgun Gothic"/>
+          <w:b/>
+          <w:color w:val="1F4E79"/>
+          <w:sz w:val="24"/>
+        </w:rPr>
+        <w:t>5.2 권한</w:t>
+      </w:r>
+    </w:p>
+    <w:p>
+      <w:pPr>
+        <w:widowControl/>
+        <w:spacing w:before="0" w:after="160" w:line="276" w:lineRule="auto"/>
+      </w:pPr>
+      <w:r>
+        <w:rPr>
+          <w:rFonts w:ascii="Malgun Gothic" w:hAnsi="Malgun Gothic" w:eastAsia="맑은 고딕" w:cs="Malgun Gothic"/>
+          <w:b w:val="0"/>
+          <w:color w:val="222222"/>
+          <w:sz w:val="22"/>
+        </w:rPr>
+        <w:t>앱을 처음 켤 때 묻지 않는다. 설정에서 알림 스위치를 켤 때 묻는다. 무엇에 쓰는 권한인지 사용자가 아는 상태에서 물어야 허용률도 높고 불쾌하지 않다.</w:t>
+      </w:r>
+    </w:p>
+    <w:p>
+      <w:pPr>
+        <w:widowControl/>
+        <w:spacing w:before="0" w:after="160" w:line="276" w:lineRule="auto"/>
+      </w:pPr>
+      <w:r>
+        <w:rPr>
+          <w:rFonts w:ascii="Malgun Gothic" w:hAnsi="Malgun Gothic" w:eastAsia="맑은 고딕" w:cs="Malgun Gothic"/>
+          <w:b w:val="0"/>
+          <w:color w:val="222222"/>
+          <w:sz w:val="22"/>
+        </w:rPr>
+        <w:t>거부하면 스위치가 켜지지 않고 그 아래에 “iOS 설정에서 알림을 허용해야 합니다”와 시스템 설정을 여는 버튼이 나온다. 거부한 상태로 앱을 계속 쓰는 데는 아무 지장이 없다.</w:t>
+      </w:r>
+    </w:p>
+    <w:p>
+      <w:pPr>
+        <w:pStyle w:val="Heading3"/>
+        <w:widowControl/>
+        <w:spacing w:before="240" w:after="120" w:line="276" w:lineRule="auto"/>
+      </w:pPr>
+      <w:r>
+        <w:rPr>
+          <w:rFonts w:ascii="Malgun Gothic" w:hAnsi="Malgun Gothic" w:eastAsia="맑은 고딕" w:cs="Malgun Gothic"/>
+          <w:b/>
+          <w:color w:val="1F4E79"/>
+          <w:sz w:val="24"/>
+        </w:rPr>
+        <w:t>5.3 예약을 다시 거는 시점</w:t>
+      </w:r>
+    </w:p>
+    <w:p>
+      <w:pPr>
+        <w:widowControl/>
+        <w:spacing w:before="0" w:after="160" w:line="276" w:lineRule="auto"/>
+      </w:pPr>
+      <w:r>
+        <w:rPr>
+          <w:rFonts w:ascii="Malgun Gothic" w:hAnsi="Malgun Gothic" w:eastAsia="맑은 고딕" w:cs="Malgun Gothic"/>
+          <w:b w:val="0"/>
+          <w:color w:val="222222"/>
+          <w:sz w:val="22"/>
+        </w:rPr>
+        <w:t>아래 다섯 가지 경우에 예약을 전부 지우고 다시 건다.</w:t>
+      </w:r>
+    </w:p>
+    <w:p>
+      <w:pPr>
+        <w:pStyle w:val="ListNumber"/>
+        <w:widowControl/>
+        <w:spacing w:before="0" w:after="80" w:line="276" w:lineRule="auto"/>
+        <w:ind w:left="425"/>
+      </w:pPr>
+      <w:r>
+        <w:rPr>
+          <w:rFonts w:ascii="Malgun Gothic" w:hAnsi="Malgun Gothic" w:eastAsia="맑은 고딕" w:cs="Malgun Gothic"/>
+          <w:b w:val="0"/>
+          <w:color w:val="222222"/>
+          <w:sz w:val="22"/>
+        </w:rPr>
+        <w:t>구독을 추가했을 때</w:t>
+      </w:r>
+    </w:p>
+    <w:p>
+      <w:pPr>
+        <w:pStyle w:val="ListNumber"/>
+        <w:widowControl/>
+        <w:spacing w:before="0" w:after="80" w:line="276" w:lineRule="auto"/>
+        <w:ind w:left="425"/>
+      </w:pPr>
+      <w:r>
+        <w:rPr>
+          <w:rFonts w:ascii="Malgun Gothic" w:hAnsi="Malgun Gothic" w:eastAsia="맑은 고딕" w:cs="Malgun Gothic"/>
+          <w:b w:val="0"/>
+          <w:color w:val="222222"/>
+          <w:sz w:val="22"/>
+        </w:rPr>
+        <w:t>구독을 수정했을 때 (이름·금액·결제일이 바뀌면 알림 내용도 바뀐다)</w:t>
+      </w:r>
+    </w:p>
+    <w:p>
+      <w:pPr>
+        <w:pStyle w:val="ListNumber"/>
+        <w:widowControl/>
+        <w:spacing w:before="0" w:after="80" w:line="276" w:lineRule="auto"/>
+        <w:ind w:left="425"/>
+      </w:pPr>
+      <w:r>
+        <w:rPr>
+          <w:rFonts w:ascii="Malgun Gothic" w:hAnsi="Malgun Gothic" w:eastAsia="맑은 고딕" w:cs="Malgun Gothic"/>
+          <w:b w:val="0"/>
+          <w:color w:val="222222"/>
+          <w:sz w:val="22"/>
+        </w:rPr>
+        <w:t>구독을 삭제했을 때</w:t>
+      </w:r>
+    </w:p>
+    <w:p>
+      <w:pPr>
+        <w:pStyle w:val="ListNumber"/>
+        <w:widowControl/>
+        <w:spacing w:before="0" w:after="80" w:line="276" w:lineRule="auto"/>
+        <w:ind w:left="425"/>
+      </w:pPr>
+      <w:r>
+        <w:rPr>
+          <w:rFonts w:ascii="Malgun Gothic" w:hAnsi="Malgun Gothic" w:eastAsia="맑은 고딕" w:cs="Malgun Gothic"/>
+          <w:b w:val="0"/>
+          <w:color w:val="222222"/>
+          <w:sz w:val="22"/>
+        </w:rPr>
+        <w:t>알림 스위치나 시각을 바꿨을 때</w:t>
+      </w:r>
+    </w:p>
+    <w:p>
+      <w:pPr>
+        <w:pStyle w:val="ListNumber"/>
+        <w:widowControl/>
+        <w:spacing w:before="0" w:after="80" w:line="276" w:lineRule="auto"/>
+        <w:ind w:left="425"/>
+      </w:pPr>
+      <w:r>
+        <w:rPr>
+          <w:rFonts w:ascii="Malgun Gothic" w:hAnsi="Malgun Gothic" w:eastAsia="맑은 고딕" w:cs="Malgun Gothic"/>
+          <w:b w:val="0"/>
+          <w:color w:val="222222"/>
+          <w:sz w:val="22"/>
+        </w:rPr>
+        <w:t>앱이 활성화되어 지난 결제일을 다음 주기로 민 뒤</w:t>
+      </w:r>
+    </w:p>
+    <w:p>
+      <w:pPr>
+        <w:widowControl/>
+        <w:spacing w:before="0" w:after="160" w:line="276" w:lineRule="auto"/>
+      </w:pPr>
+      <w:r>
+        <w:rPr>
+          <w:rFonts w:ascii="Malgun Gothic" w:hAnsi="Malgun Gothic" w:eastAsia="맑은 고딕" w:cs="Malgun Gothic"/>
+          <w:b w:val="0"/>
+          <w:color w:val="222222"/>
+          <w:sz w:val="22"/>
+        </w:rPr>
+        <w:t>부분 갱신은 하지 않는다. 구독이 수십 개인 앱이 아니라서 전부 다시 거는 편이 단순하고 어긋날 일이 없다.</w:t>
+      </w:r>
+    </w:p>
+    <w:p>
+      <w:pPr>
+        <w:pStyle w:val="Heading3"/>
+        <w:widowControl/>
+        <w:spacing w:before="240" w:after="120" w:line="276" w:lineRule="auto"/>
+      </w:pPr>
+      <w:r>
+        <w:rPr>
+          <w:rFonts w:ascii="Malgun Gothic" w:hAnsi="Malgun Gothic" w:eastAsia="맑은 고딕" w:cs="Malgun Gothic"/>
+          <w:b/>
+          <w:color w:val="1F4E79"/>
+          <w:sz w:val="24"/>
+        </w:rPr>
+        <w:t>5.4 얼마나 앞까지 예약하는가</w:t>
+      </w:r>
+    </w:p>
+    <w:p>
+      <w:pPr>
+        <w:widowControl/>
+        <w:spacing w:before="0" w:after="160" w:line="276" w:lineRule="auto"/>
+      </w:pPr>
+      <w:r>
+        <w:rPr>
+          <w:rFonts w:ascii="Malgun Gothic" w:hAnsi="Malgun Gothic" w:eastAsia="맑은 고딕" w:cs="Malgun Gothic"/>
+          <w:b w:val="0"/>
+          <w:color w:val="222222"/>
+          <w:sz w:val="22"/>
+        </w:rPr>
+        <w:t>iOS는 앱 하나가 예약해 둘 수 있는 알림을 64개로 제한한다. 넘으면 오래된 것부터 조용히 버려진다. 연 구독까지 전부 걸면 한도를 넘길 수 있다.</w:t>
+      </w:r>
+    </w:p>
+    <w:p>
+      <w:pPr>
+        <w:widowControl/>
+        <w:spacing w:before="0" w:after="160" w:line="276" w:lineRule="auto"/>
+      </w:pPr>
+      <w:r>
+        <w:rPr>
+          <w:rFonts w:ascii="Malgun Gothic" w:hAnsi="Malgun Gothic" w:eastAsia="맑은 고딕" w:cs="Malgun Gothic"/>
+          <w:b w:val="0"/>
+          <w:color w:val="222222"/>
+          <w:sz w:val="22"/>
+        </w:rPr>
+        <w:t>그래서 오늘부터 60일 안에 있는 결제만 예약한다. 그 뒤의 것은 앱을 열 때마다 다시 계산되므로, 두 달에 한 번이라도 앱을 열면 알림이 끊기지 않는다. 60일이면 월 구독은 두 번, 연 구독은 결제 두 달 전부터 잡히는 셈이다.</w:t>
+      </w:r>
+    </w:p>
+    <w:p>
+      <w:pPr>
+        <w:pStyle w:val="Heading3"/>
+        <w:widowControl/>
+        <w:spacing w:before="240" w:after="120" w:line="276" w:lineRule="auto"/>
+      </w:pPr>
+      <w:r>
+        <w:rPr>
+          <w:rFonts w:ascii="Malgun Gothic" w:hAnsi="Malgun Gothic" w:eastAsia="맑은 고딕" w:cs="Malgun Gothic"/>
+          <w:b/>
+          <w:color w:val="1F4E79"/>
+          <w:sz w:val="24"/>
+        </w:rPr>
+        <w:t>5.5 하지 않는 것</w:t>
+      </w:r>
+    </w:p>
+    <w:p>
+      <w:pPr>
+        <w:pStyle w:val="ListBullet"/>
+        <w:widowControl/>
+        <w:spacing w:before="0" w:after="80" w:line="276" w:lineRule="auto"/>
+        <w:ind w:left="425"/>
+      </w:pPr>
+      <w:r>
+        <w:rPr>
+          <w:rFonts w:ascii="Malgun Gothic" w:hAnsi="Malgun Gothic" w:eastAsia="맑은 고딕" w:cs="Malgun Gothic"/>
+          <w:b w:val="0"/>
+          <w:color w:val="222222"/>
+          <w:sz w:val="22"/>
+        </w:rPr>
+        <w:t>결제 당일 알림. 이미 나간 뒤라 알려도 할 수 있는 것이 없다.</w:t>
+      </w:r>
+    </w:p>
+    <w:p>
+      <w:pPr>
+        <w:pStyle w:val="ListBullet"/>
+        <w:widowControl/>
+        <w:spacing w:before="0" w:after="80" w:line="276" w:lineRule="auto"/>
+        <w:ind w:left="425"/>
+      </w:pPr>
+      <w:r>
+        <w:rPr>
+          <w:rFonts w:ascii="Malgun Gothic" w:hAnsi="Malgun Gothic" w:eastAsia="맑은 고딕" w:cs="Malgun Gothic"/>
+          <w:b w:val="0"/>
+          <w:color w:val="222222"/>
+          <w:sz w:val="22"/>
+        </w:rPr>
+        <w:t>구독마다 다른 알림 시각. 설정이 늘어나는 만큼의 값어치가 없다.</w:t>
+      </w:r>
+    </w:p>
+    <w:p>
+      <w:pPr>
+        <w:pStyle w:val="ListBullet"/>
+        <w:widowControl/>
+        <w:spacing w:before="0" w:after="80" w:line="276" w:lineRule="auto"/>
+        <w:ind w:left="425"/>
+      </w:pPr>
+      <w:r>
+        <w:rPr>
+          <w:rFonts w:ascii="Malgun Gothic" w:hAnsi="Malgun Gothic" w:eastAsia="맑은 고딕" w:cs="Malgun Gothic"/>
+          <w:b w:val="0"/>
+          <w:color w:val="222222"/>
+          <w:sz w:val="22"/>
+        </w:rPr>
+        <w:t>알림 소리나 배지 지정. 시스템 기본을 따른다.</w:t>
+      </w:r>
+    </w:p>
+    <w:p>
+      <w:pPr>
+        <w:pStyle w:val="ListBullet"/>
+        <w:widowControl/>
+        <w:spacing w:before="0" w:after="80" w:line="276" w:lineRule="auto"/>
+        <w:ind w:left="425"/>
+      </w:pPr>
+      <w:r>
+        <w:rPr>
+          <w:rFonts w:ascii="Malgun Gothic" w:hAnsi="Malgun Gothic" w:eastAsia="맑은 고딕" w:cs="Malgun Gothic"/>
+          <w:b w:val="0"/>
+          <w:color w:val="222222"/>
+          <w:sz w:val="22"/>
+        </w:rPr>
+        <w:t>알림을 눌렀을 때 해당 구독으로 바로 가기. 앱만 연다.</w:t>
+      </w:r>
+    </w:p>
+    <w:p>
+      <w:pPr>
+        <w:pStyle w:val="Heading2"/>
+        <w:widowControl/>
+        <w:spacing w:before="320" w:after="160" w:line="276" w:lineRule="auto"/>
+      </w:pPr>
+      <w:r>
+        <w:rPr>
+          <w:rFonts w:ascii="Malgun Gothic" w:hAnsi="Malgun Gothic" w:eastAsia="맑은 고딕" w:cs="Malgun Gothic"/>
+          <w:b/>
+          <w:color w:val="1F4E79"/>
+          <w:sz w:val="28"/>
+        </w:rPr>
+        <w:t>6. 설정 화면</w:t>
+      </w:r>
+    </w:p>
+    <w:tbl>
+      <w:tblPr>
+        <w:tblW w:type="dxa" w:w="9412"/>
+        <w:tblLayout w:type="fixed"/>
+        <w:tblLook w:firstColumn="1" w:firstRow="1" w:lastColumn="0" w:lastRow="0" w:noHBand="0" w:noVBand="1" w:val="04A0"/>
+        <w:jc w:val="center"/>
+        <w:tblBorders>
+          <w:top w:val="single" w:sz="4" w:space="0" w:color="1F4E79"/>
+          <w:left w:val="single" w:sz="4" w:space="0" w:color="1F4E79"/>
+          <w:bottom w:val="single" w:sz="4" w:space="0" w:color="1F4E79"/>
+          <w:right w:val="single" w:sz="4" w:space="0" w:color="1F4E79"/>
+          <w:insideH w:val="single" w:sz="4" w:space="0" w:color="1F4E79"/>
+          <w:insideV w:val="single" w:sz="4" w:space="0" w:color="1F4E79"/>
+        </w:tblBorders>
+      </w:tblPr>
+      <w:tblGrid>
+        <w:gridCol w:w="1247"/>
+        <w:gridCol w:w="2495"/>
+        <w:gridCol w:w="5670"/>
+      </w:tblGrid>
+      <w:tr>
+        <w:trPr>
+          <w:cantSplit/>
+          <w:tblHeader w:val="true"/>
+        </w:trPr>
+        <w:tc>
+          <w:tcPr>
+            <w:tcW w:w="1247" w:type="dxa"/>
+            <w:vAlign w:val="center"/>
+            <w:tcMar>
+              <w:top w:w="80" w:type="dxa"/>
+              <w:left w:w="80" w:type="dxa"/>
+              <w:bottom w:w="80" w:type="dxa"/>
+              <w:right w:w="80" w:type="dxa"/>
+            </w:tcMar>
+            <w:shd w:val="clear" w:color="auto" w:fill="1F4E79"/>
+          </w:tcPr>
+          <w:p>
+            <w:pPr>
+              <w:widowControl/>
+              <w:spacing w:before="0" w:after="0" w:line="276" w:lineRule="auto"/>
+              <w:jc w:val="center"/>
+            </w:pPr>
+            <w:r>
+              <w:rPr>
+                <w:rFonts w:ascii="Malgun Gothic" w:hAnsi="Malgun Gothic" w:eastAsia="맑은 고딕" w:cs="Malgun Gothic"/>
+                <w:b/>
+                <w:color w:val="FFFFFF"/>
+                <w:sz w:val="22"/>
+              </w:rPr>
+              <w:t>묶음</w:t>
+            </w:r>
+          </w:p>
+        </w:tc>
+        <w:tc>
+          <w:tcPr>
+            <w:tcW w:w="2494" w:type="dxa"/>
+            <w:vAlign w:val="center"/>
+            <w:tcMar>
+              <w:top w:w="80" w:type="dxa"/>
+              <w:left w:w="80" w:type="dxa"/>
+              <w:bottom w:w="80" w:type="dxa"/>
+              <w:right w:w="80" w:type="dxa"/>
+            </w:tcMar>
+            <w:shd w:val="clear" w:color="auto" w:fill="1F4E79"/>
+          </w:tcPr>
+          <w:p>
+            <w:pPr>
+              <w:widowControl/>
+              <w:spacing w:before="0" w:after="0" w:line="276" w:lineRule="auto"/>
+              <w:jc w:val="center"/>
+            </w:pPr>
+            <w:r>
+              <w:rPr>
+                <w:rFonts w:ascii="Malgun Gothic" w:hAnsi="Malgun Gothic" w:eastAsia="맑은 고딕" w:cs="Malgun Gothic"/>
+                <w:b/>
+                <w:color w:val="FFFFFF"/>
+                <w:sz w:val="22"/>
+              </w:rPr>
+              <w:t>항목</w:t>
+            </w:r>
+          </w:p>
+        </w:tc>
+        <w:tc>
+          <w:tcPr>
+            <w:tcW w:w="5669" w:type="dxa"/>
+            <w:vAlign w:val="center"/>
+            <w:tcMar>
+              <w:top w:w="80" w:type="dxa"/>
+              <w:left w:w="80" w:type="dxa"/>
+              <w:bottom w:w="80" w:type="dxa"/>
+              <w:right w:w="80" w:type="dxa"/>
+            </w:tcMar>
+            <w:shd w:val="clear" w:color="auto" w:fill="1F4E79"/>
+          </w:tcPr>
+          <w:p>
+            <w:pPr>
+              <w:widowControl/>
+              <w:spacing w:before="0" w:after="0" w:line="276" w:lineRule="auto"/>
+              <w:jc w:val="center"/>
+            </w:pPr>
+            <w:r>
+              <w:rPr>
+                <w:rFonts w:ascii="Malgun Gothic" w:hAnsi="Malgun Gothic" w:eastAsia="맑은 고딕" w:cs="Malgun Gothic"/>
+                <w:b/>
+                <w:color w:val="FFFFFF"/>
+                <w:sz w:val="22"/>
+              </w:rPr>
+              <w:t>동작</w:t>
+            </w:r>
+          </w:p>
+        </w:tc>
+      </w:tr>
+      <w:tr>
+        <w:trPr>
+          <w:cantSplit/>
+        </w:trPr>
+        <w:tc>
+          <w:tcPr>
+            <w:tcW w:w="1247" w:type="dxa"/>
+            <w:vAlign w:val="center"/>
+            <w:tcMar>
+              <w:top w:w="80" w:type="dxa"/>
+              <w:left w:w="80" w:type="dxa"/>
+              <w:bottom w:w="80" w:type="dxa"/>
+              <w:right w:w="80" w:type="dxa"/>
+            </w:tcMar>
+            <w:shd w:val="clear" w:color="auto" w:fill="FFFFFF"/>
+          </w:tcPr>
+          <w:p>
+            <w:pPr>
+              <w:widowControl/>
+              <w:spacing w:before="0" w:after="0" w:line="276" w:lineRule="auto"/>
+              <w:jc w:val="left"/>
+            </w:pPr>
+            <w:r>
+              <w:rPr>
+                <w:rFonts w:ascii="Malgun Gothic" w:hAnsi="Malgun Gothic" w:eastAsia="맑은 고딕" w:cs="Malgun Gothic"/>
+                <w:b w:val="0"/>
+                <w:color w:val="222222"/>
+                <w:sz w:val="22"/>
+              </w:rPr>
+              <w:t>알림</w:t>
+            </w:r>
+          </w:p>
+        </w:tc>
+        <w:tc>
+          <w:tcPr>
+            <w:tcW w:w="2494" w:type="dxa"/>
+            <w:vAlign w:val="center"/>
+            <w:tcMar>
+              <w:top w:w="80" w:type="dxa"/>
+              <w:left w:w="80" w:type="dxa"/>
+              <w:bottom w:w="80" w:type="dxa"/>
+              <w:right w:w="80" w:type="dxa"/>
+            </w:tcMar>
+            <w:shd w:val="clear" w:color="auto" w:fill="FFFFFF"/>
+          </w:tcPr>
+          <w:p>
+            <w:pPr>
+              <w:widowControl/>
+              <w:spacing w:before="0" w:after="0" w:line="276" w:lineRule="auto"/>
+              <w:jc w:val="left"/>
+            </w:pPr>
+            <w:r>
+              <w:rPr>
+                <w:rFonts w:ascii="Malgun Gothic" w:hAnsi="Malgun Gothic" w:eastAsia="맑은 고딕" w:cs="Malgun Gothic"/>
+                <w:b w:val="0"/>
+                <w:color w:val="222222"/>
+                <w:sz w:val="22"/>
+              </w:rPr>
+              <w:t>알림 받기</w:t>
+            </w:r>
+          </w:p>
+        </w:tc>
+        <w:tc>
+          <w:tcPr>
+            <w:tcW w:w="5669" w:type="dxa"/>
+            <w:vAlign w:val="center"/>
+            <w:tcMar>
+              <w:top w:w="80" w:type="dxa"/>
+              <w:left w:w="80" w:type="dxa"/>
+              <w:bottom w:w="80" w:type="dxa"/>
+              <w:right w:w="80" w:type="dxa"/>
+            </w:tcMar>
+            <w:shd w:val="clear" w:color="auto" w:fill="FFFFFF"/>
+          </w:tcPr>
+          <w:p>
+            <w:pPr>
+              <w:widowControl/>
+              <w:spacing w:before="0" w:after="0" w:line="276" w:lineRule="auto"/>
+              <w:jc w:val="left"/>
+            </w:pPr>
+            <w:r>
+              <w:rPr>
+                <w:rFonts w:ascii="Malgun Gothic" w:hAnsi="Malgun Gothic" w:eastAsia="맑은 고딕" w:cs="Malgun Gothic"/>
+                <w:b w:val="0"/>
+                <w:color w:val="222222"/>
+                <w:sz w:val="22"/>
+              </w:rPr>
+              <w:t>스위치. 켤 때 권한을 묻는다.</w:t>
+            </w:r>
+          </w:p>
+        </w:tc>
+      </w:tr>
+      <w:tr>
+        <w:trPr>
+          <w:cantSplit/>
+        </w:trPr>
+        <w:tc>
+          <w:tcPr>
+            <w:tcW w:w="1247" w:type="dxa"/>
+            <w:vAlign w:val="center"/>
+            <w:tcMar>
+              <w:top w:w="80" w:type="dxa"/>
+              <w:left w:w="80" w:type="dxa"/>
+              <w:bottom w:w="80" w:type="dxa"/>
+              <w:right w:w="80" w:type="dxa"/>
+            </w:tcMar>
+            <w:shd w:val="clear" w:color="auto" w:fill="FFFFFF"/>
+          </w:tcPr>
+          <w:p>
+            <w:pPr>
+              <w:widowControl/>
+              <w:spacing w:before="0" w:after="0" w:line="276" w:lineRule="auto"/>
+              <w:jc w:val="left"/>
+            </w:pPr>
+            <w:r>
+              <w:rPr>
+                <w:rFonts w:ascii="Malgun Gothic" w:hAnsi="Malgun Gothic" w:eastAsia="맑은 고딕" w:cs="Malgun Gothic"/>
+                <w:b w:val="0"/>
+                <w:color w:val="222222"/>
+                <w:sz w:val="22"/>
+              </w:rPr>
+              <w:t>알림</w:t>
+            </w:r>
+          </w:p>
+        </w:tc>
+        <w:tc>
+          <w:tcPr>
+            <w:tcW w:w="2494" w:type="dxa"/>
+            <w:vAlign w:val="center"/>
+            <w:tcMar>
+              <w:top w:w="80" w:type="dxa"/>
+              <w:left w:w="80" w:type="dxa"/>
+              <w:bottom w:w="80" w:type="dxa"/>
+              <w:right w:w="80" w:type="dxa"/>
+            </w:tcMar>
+            <w:shd w:val="clear" w:color="auto" w:fill="FFFFFF"/>
+          </w:tcPr>
+          <w:p>
+            <w:pPr>
+              <w:widowControl/>
+              <w:spacing w:before="0" w:after="0" w:line="276" w:lineRule="auto"/>
+              <w:jc w:val="left"/>
+            </w:pPr>
+            <w:r>
+              <w:rPr>
+                <w:rFonts w:ascii="Malgun Gothic" w:hAnsi="Malgun Gothic" w:eastAsia="맑은 고딕" w:cs="Malgun Gothic"/>
+                <w:b w:val="0"/>
+                <w:color w:val="222222"/>
+                <w:sz w:val="22"/>
+              </w:rPr>
+              <w:t>알림 시각</w:t>
+            </w:r>
+          </w:p>
+        </w:tc>
+        <w:tc>
+          <w:tcPr>
+            <w:tcW w:w="5669" w:type="dxa"/>
+            <w:vAlign w:val="center"/>
+            <w:tcMar>
+              <w:top w:w="80" w:type="dxa"/>
+              <w:left w:w="80" w:type="dxa"/>
+              <w:bottom w:w="80" w:type="dxa"/>
+              <w:right w:w="80" w:type="dxa"/>
+            </w:tcMar>
+            <w:shd w:val="clear" w:color="auto" w:fill="FFFFFF"/>
+          </w:tcPr>
+          <w:p>
+            <w:pPr>
+              <w:widowControl/>
+              <w:spacing w:before="0" w:after="0" w:line="276" w:lineRule="auto"/>
+              <w:jc w:val="left"/>
+            </w:pPr>
+            <w:r>
+              <w:rPr>
+                <w:rFonts w:ascii="Malgun Gothic" w:hAnsi="Malgun Gothic" w:eastAsia="맑은 고딕" w:cs="Malgun Gothic"/>
+                <w:b w:val="0"/>
+                <w:color w:val="222222"/>
+                <w:sz w:val="22"/>
+              </w:rPr>
+              <w:t>시각 선택. 스위치가 켜져 있을 때만 보인다. 기본 오전 9시.</w:t>
+            </w:r>
+          </w:p>
+        </w:tc>
+      </w:tr>
+      <w:tr>
+        <w:trPr>
+          <w:cantSplit/>
+        </w:trPr>
+        <w:tc>
+          <w:tcPr>
+            <w:tcW w:w="1247" w:type="dxa"/>
+            <w:vAlign w:val="center"/>
+            <w:tcMar>
+              <w:top w:w="80" w:type="dxa"/>
+              <w:left w:w="80" w:type="dxa"/>
+              <w:bottom w:w="80" w:type="dxa"/>
+              <w:right w:w="80" w:type="dxa"/>
+            </w:tcMar>
+            <w:shd w:val="clear" w:color="auto" w:fill="FFFFFF"/>
+          </w:tcPr>
+          <w:p>
+            <w:pPr>
+              <w:widowControl/>
+              <w:spacing w:before="0" w:after="0" w:line="276" w:lineRule="auto"/>
+              <w:jc w:val="left"/>
+            </w:pPr>
+            <w:r>
+              <w:rPr>
+                <w:rFonts w:ascii="Malgun Gothic" w:hAnsi="Malgun Gothic" w:eastAsia="맑은 고딕" w:cs="Malgun Gothic"/>
+                <w:b w:val="0"/>
+                <w:color w:val="222222"/>
+                <w:sz w:val="22"/>
+              </w:rPr>
+              <w:t>정보</w:t>
+            </w:r>
+          </w:p>
+        </w:tc>
+        <w:tc>
+          <w:tcPr>
+            <w:tcW w:w="2494" w:type="dxa"/>
+            <w:vAlign w:val="center"/>
+            <w:tcMar>
+              <w:top w:w="80" w:type="dxa"/>
+              <w:left w:w="80" w:type="dxa"/>
+              <w:bottom w:w="80" w:type="dxa"/>
+              <w:right w:w="80" w:type="dxa"/>
+            </w:tcMar>
+            <w:shd w:val="clear" w:color="auto" w:fill="FFFFFF"/>
+          </w:tcPr>
+          <w:p>
+            <w:pPr>
+              <w:widowControl/>
+              <w:spacing w:before="0" w:after="0" w:line="276" w:lineRule="auto"/>
+              <w:jc w:val="left"/>
+            </w:pPr>
+            <w:r>
+              <w:rPr>
+                <w:rFonts w:ascii="Malgun Gothic" w:hAnsi="Malgun Gothic" w:eastAsia="맑은 고딕" w:cs="Malgun Gothic"/>
+                <w:b w:val="0"/>
+                <w:color w:val="222222"/>
+                <w:sz w:val="22"/>
+              </w:rPr>
+              <w:t>버전</w:t>
+            </w:r>
+          </w:p>
+        </w:tc>
+        <w:tc>
+          <w:tcPr>
+            <w:tcW w:w="5669" w:type="dxa"/>
+            <w:vAlign w:val="center"/>
+            <w:tcMar>
+              <w:top w:w="80" w:type="dxa"/>
+              <w:left w:w="80" w:type="dxa"/>
+              <w:bottom w:w="80" w:type="dxa"/>
+              <w:right w:w="80" w:type="dxa"/>
+            </w:tcMar>
+            <w:shd w:val="clear" w:color="auto" w:fill="FFFFFF"/>
+          </w:tcPr>
+          <w:p>
+            <w:pPr>
+              <w:widowControl/>
+              <w:spacing w:before="0" w:after="0" w:line="276" w:lineRule="auto"/>
+              <w:jc w:val="left"/>
+            </w:pPr>
+            <w:r>
+              <w:rPr>
+                <w:rFonts w:ascii="Malgun Gothic" w:hAnsi="Malgun Gothic" w:eastAsia="맑은 고딕" w:cs="Malgun Gothic"/>
+                <w:b w:val="0"/>
+                <w:color w:val="222222"/>
+                <w:sz w:val="22"/>
+              </w:rPr>
+              <w:t>1.1.0. 읽기만 한다.</w:t>
+            </w:r>
+          </w:p>
+        </w:tc>
+      </w:tr>
+      <w:tr>
+        <w:trPr>
+          <w:cantSplit/>
+        </w:trPr>
+        <w:tc>
+          <w:tcPr>
+            <w:tcW w:w="1247" w:type="dxa"/>
+            <w:vAlign w:val="center"/>
+            <w:tcMar>
+              <w:top w:w="80" w:type="dxa"/>
+              <w:left w:w="80" w:type="dxa"/>
+              <w:bottom w:w="80" w:type="dxa"/>
+              <w:right w:w="80" w:type="dxa"/>
+            </w:tcMar>
+            <w:shd w:val="clear" w:color="auto" w:fill="FFFFFF"/>
+          </w:tcPr>
+          <w:p>
+            <w:pPr>
+              <w:widowControl/>
+              <w:spacing w:before="0" w:after="0" w:line="276" w:lineRule="auto"/>
+              <w:jc w:val="left"/>
+            </w:pPr>
+            <w:r>
+              <w:rPr>
+                <w:rFonts w:ascii="Malgun Gothic" w:hAnsi="Malgun Gothic" w:eastAsia="맑은 고딕" w:cs="Malgun Gothic"/>
+                <w:b w:val="0"/>
+                <w:color w:val="222222"/>
+                <w:sz w:val="22"/>
+              </w:rPr>
+              <w:t>정보</w:t>
+            </w:r>
+          </w:p>
+        </w:tc>
+        <w:tc>
+          <w:tcPr>
+            <w:tcW w:w="2494" w:type="dxa"/>
+            <w:vAlign w:val="center"/>
+            <w:tcMar>
+              <w:top w:w="80" w:type="dxa"/>
+              <w:left w:w="80" w:type="dxa"/>
+              <w:bottom w:w="80" w:type="dxa"/>
+              <w:right w:w="80" w:type="dxa"/>
+            </w:tcMar>
+            <w:shd w:val="clear" w:color="auto" w:fill="FFFFFF"/>
+          </w:tcPr>
+          <w:p>
+            <w:pPr>
+              <w:widowControl/>
+              <w:spacing w:before="0" w:after="0" w:line="276" w:lineRule="auto"/>
+              <w:jc w:val="left"/>
+            </w:pPr>
+            <w:r>
+              <w:rPr>
+                <w:rFonts w:ascii="Malgun Gothic" w:hAnsi="Malgun Gothic" w:eastAsia="맑은 고딕" w:cs="Malgun Gothic"/>
+                <w:b w:val="0"/>
+                <w:color w:val="222222"/>
+                <w:sz w:val="22"/>
+              </w:rPr>
+              <w:t>개인정보 처리방침</w:t>
+            </w:r>
+          </w:p>
+        </w:tc>
+        <w:tc>
+          <w:tcPr>
+            <w:tcW w:w="5669" w:type="dxa"/>
+            <w:vAlign w:val="center"/>
+            <w:tcMar>
+              <w:top w:w="80" w:type="dxa"/>
+              <w:left w:w="80" w:type="dxa"/>
+              <w:bottom w:w="80" w:type="dxa"/>
+              <w:right w:w="80" w:type="dxa"/>
+            </w:tcMar>
+            <w:shd w:val="clear" w:color="auto" w:fill="FFFFFF"/>
+          </w:tcPr>
+          <w:p>
+            <w:pPr>
+              <w:widowControl/>
+              <w:spacing w:before="0" w:after="0" w:line="276" w:lineRule="auto"/>
+              <w:jc w:val="left"/>
+            </w:pPr>
+            <w:r>
+              <w:rPr>
+                <w:rFonts w:ascii="Malgun Gothic" w:hAnsi="Malgun Gothic" w:eastAsia="맑은 고딕" w:cs="Malgun Gothic"/>
+                <w:b w:val="0"/>
+                <w:color w:val="222222"/>
+                <w:sz w:val="22"/>
+              </w:rPr>
+              <w:t>누르면 사파리로 연다. 주소는 출시 전에 정한다(10장).</w:t>
+            </w:r>
+          </w:p>
+        </w:tc>
+      </w:tr>
+    </w:tbl>
+    <w:p>
+      <w:pPr>
+        <w:widowControl/>
+        <w:spacing w:before="0" w:after="160" w:line="276" w:lineRule="auto"/>
+      </w:pPr>
+      <w:r>
+        <w:rPr>
+          <w:rFonts w:ascii="Malgun Gothic" w:hAnsi="Malgun Gothic" w:eastAsia="맑은 고딕" w:cs="Malgun Gothic"/>
+          <w:b w:val="0"/>
+          <w:color w:val="222222"/>
+          <w:sz w:val="22"/>
+        </w:rPr>
+        <w:t>설정값은 UserDefaults에 둔다. 구독 데이터가 아니므로 SwiftData에 넣지 않는다.</w:t>
+      </w:r>
+    </w:p>
+    <w:p>
+      <w:pPr>
+        <w:widowControl/>
+        <w:spacing w:before="0" w:after="160" w:line="276" w:lineRule="auto"/>
+      </w:pPr>
+      <w:r>
+        <w:rPr>
+          <w:rFonts w:ascii="Malgun Gothic" w:hAnsi="Malgun Gothic" w:eastAsia="맑은 고딕" w:cs="Malgun Gothic"/>
+          <w:b w:val="0"/>
+          <w:color w:val="222222"/>
+          <w:sz w:val="22"/>
+        </w:rPr>
+        <w:t>알림 시각 아래에 “결제일 하루 전에 알려드립니다”를 한 줄 적는다. 시각만 있으면 그날 아침인지 전날인지 알 수 없다.</w:t>
+      </w:r>
+    </w:p>
+    <w:p>
+      <w:pPr>
+        <w:pStyle w:val="Heading2"/>
+        <w:widowControl/>
+        <w:spacing w:before="320" w:after="160" w:line="276" w:lineRule="auto"/>
+      </w:pPr>
+      <w:r>
+        <w:rPr>
+          <w:rFonts w:ascii="Malgun Gothic" w:hAnsi="Malgun Gothic" w:eastAsia="맑은 고딕" w:cs="Malgun Gothic"/>
+          <w:b/>
+          <w:color w:val="1F4E79"/>
+          <w:sz w:val="28"/>
+        </w:rPr>
+        <w:t>7. 데이터 변경</w:t>
+      </w:r>
+    </w:p>
+    <w:tbl>
+      <w:tblPr>
+        <w:tblW w:type="dxa" w:w="9412"/>
+        <w:tblLayout w:type="fixed"/>
+        <w:tblLook w:firstColumn="1" w:firstRow="1" w:lastColumn="0" w:lastRow="0" w:noHBand="0" w:noVBand="1" w:val="04A0"/>
+        <w:jc w:val="center"/>
+        <w:tblBorders>
+          <w:top w:val="single" w:sz="4" w:space="0" w:color="1F4E79"/>
+          <w:left w:val="single" w:sz="4" w:space="0" w:color="1F4E79"/>
+          <w:bottom w:val="single" w:sz="4" w:space="0" w:color="1F4E79"/>
+          <w:right w:val="single" w:sz="4" w:space="0" w:color="1F4E79"/>
+          <w:insideH w:val="single" w:sz="4" w:space="0" w:color="1F4E79"/>
+          <w:insideV w:val="single" w:sz="4" w:space="0" w:color="1F4E79"/>
+        </w:tblBorders>
+      </w:tblPr>
+      <w:tblGrid>
+        <w:gridCol w:w="1701"/>
+        <w:gridCol w:w="2835"/>
+        <w:gridCol w:w="4876"/>
+      </w:tblGrid>
+      <w:tr>
+        <w:trPr>
+          <w:cantSplit/>
+          <w:tblHeader w:val="true"/>
+        </w:trPr>
+        <w:tc>
+          <w:tcPr>
+            <w:tcW w:w="1701" w:type="dxa"/>
+            <w:vAlign w:val="center"/>
+            <w:tcMar>
+              <w:top w:w="80" w:type="dxa"/>
+              <w:left w:w="80" w:type="dxa"/>
+              <w:bottom w:w="80" w:type="dxa"/>
+              <w:right w:w="80" w:type="dxa"/>
+            </w:tcMar>
+            <w:shd w:val="clear" w:color="auto" w:fill="1F4E79"/>
+          </w:tcPr>
+          <w:p>
+            <w:pPr>
+              <w:widowControl/>
+              <w:spacing w:before="0" w:after="0" w:line="276" w:lineRule="auto"/>
+              <w:jc w:val="center"/>
+            </w:pPr>
+            <w:r>
+              <w:rPr>
+                <w:rFonts w:ascii="Malgun Gothic" w:hAnsi="Malgun Gothic" w:eastAsia="맑은 고딕" w:cs="Malgun Gothic"/>
+                <w:b/>
+                <w:color w:val="FFFFFF"/>
+                <w:sz w:val="22"/>
+              </w:rPr>
+              <w:t>대상</w:t>
+            </w:r>
+          </w:p>
+        </w:tc>
+        <w:tc>
+          <w:tcPr>
+            <w:tcW w:w="2835" w:type="dxa"/>
+            <w:vAlign w:val="center"/>
+            <w:tcMar>
+              <w:top w:w="80" w:type="dxa"/>
+              <w:left w:w="80" w:type="dxa"/>
+              <w:bottom w:w="80" w:type="dxa"/>
+              <w:right w:w="80" w:type="dxa"/>
+            </w:tcMar>
+            <w:shd w:val="clear" w:color="auto" w:fill="1F4E79"/>
+          </w:tcPr>
+          <w:p>
+            <w:pPr>
+              <w:widowControl/>
+              <w:spacing w:before="0" w:after="0" w:line="276" w:lineRule="auto"/>
+              <w:jc w:val="center"/>
+            </w:pPr>
+            <w:r>
+              <w:rPr>
+                <w:rFonts w:ascii="Malgun Gothic" w:hAnsi="Malgun Gothic" w:eastAsia="맑은 고딕" w:cs="Malgun Gothic"/>
+                <w:b/>
+                <w:color w:val="FFFFFF"/>
+                <w:sz w:val="22"/>
+              </w:rPr>
+              <w:t>변경</w:t>
+            </w:r>
+          </w:p>
+        </w:tc>
+        <w:tc>
+          <w:tcPr>
+            <w:tcW w:w="4876" w:type="dxa"/>
+            <w:vAlign w:val="center"/>
+            <w:tcMar>
+              <w:top w:w="80" w:type="dxa"/>
+              <w:left w:w="80" w:type="dxa"/>
+              <w:bottom w:w="80" w:type="dxa"/>
+              <w:right w:w="80" w:type="dxa"/>
+            </w:tcMar>
+            <w:shd w:val="clear" w:color="auto" w:fill="1F4E79"/>
+          </w:tcPr>
+          <w:p>
+            <w:pPr>
+              <w:widowControl/>
+              <w:spacing w:before="0" w:after="0" w:line="276" w:lineRule="auto"/>
+              <w:jc w:val="center"/>
+            </w:pPr>
+            <w:r>
+              <w:rPr>
+                <w:rFonts w:ascii="Malgun Gothic" w:hAnsi="Malgun Gothic" w:eastAsia="맑은 고딕" w:cs="Malgun Gothic"/>
+                <w:b/>
+                <w:color w:val="FFFFFF"/>
+                <w:sz w:val="22"/>
+              </w:rPr>
+              <w:t>비고</w:t>
+            </w:r>
+          </w:p>
+        </w:tc>
+      </w:tr>
+      <w:tr>
+        <w:trPr>
+          <w:cantSplit/>
+        </w:trPr>
+        <w:tc>
+          <w:tcPr>
+            <w:tcW w:w="1701" w:type="dxa"/>
+            <w:vAlign w:val="center"/>
+            <w:tcMar>
+              <w:top w:w="80" w:type="dxa"/>
+              <w:left w:w="80" w:type="dxa"/>
+              <w:bottom w:w="80" w:type="dxa"/>
+              <w:right w:w="80" w:type="dxa"/>
+            </w:tcMar>
+            <w:shd w:val="clear" w:color="auto" w:fill="FFFFFF"/>
+          </w:tcPr>
+          <w:p>
+            <w:pPr>
+              <w:widowControl/>
+              <w:spacing w:before="0" w:after="0" w:line="276" w:lineRule="auto"/>
+              <w:jc w:val="left"/>
+            </w:pPr>
+            <w:r>
+              <w:rPr>
+                <w:rFonts w:ascii="Malgun Gothic" w:hAnsi="Malgun Gothic" w:eastAsia="맑은 고딕" w:cs="Malgun Gothic"/>
+                <w:b w:val="0"/>
+                <w:color w:val="222222"/>
+                <w:sz w:val="22"/>
+              </w:rPr>
+              <w:t>Subscription</w:t>
+            </w:r>
+          </w:p>
+        </w:tc>
+        <w:tc>
+          <w:tcPr>
+            <w:tcW w:w="2835" w:type="dxa"/>
+            <w:vAlign w:val="center"/>
+            <w:tcMar>
+              <w:top w:w="80" w:type="dxa"/>
+              <w:left w:w="80" w:type="dxa"/>
+              <w:bottom w:w="80" w:type="dxa"/>
+              <w:right w:w="80" w:type="dxa"/>
+            </w:tcMar>
+            <w:shd w:val="clear" w:color="auto" w:fill="FFFFFF"/>
+          </w:tcPr>
+          <w:p>
+            <w:pPr>
+              <w:widowControl/>
+              <w:spacing w:before="0" w:after="0" w:line="276" w:lineRule="auto"/>
+              <w:jc w:val="left"/>
+            </w:pPr>
+            <w:r>
+              <w:rPr>
+                <w:rFonts w:ascii="Malgun Gothic" w:hAnsi="Malgun Gothic" w:eastAsia="맑은 고딕" w:cs="Malgun Gothic"/>
+                <w:b w:val="0"/>
+                <w:color w:val="222222"/>
+                <w:sz w:val="22"/>
+              </w:rPr>
+              <w:t>colorIndex: Int 추가, 기본값 -1</w:t>
+            </w:r>
+          </w:p>
+        </w:tc>
+        <w:tc>
+          <w:tcPr>
+            <w:tcW w:w="4876" w:type="dxa"/>
+            <w:vAlign w:val="center"/>
+            <w:tcMar>
+              <w:top w:w="80" w:type="dxa"/>
+              <w:left w:w="80" w:type="dxa"/>
+              <w:bottom w:w="80" w:type="dxa"/>
+              <w:right w:w="80" w:type="dxa"/>
+            </w:tcMar>
+            <w:shd w:val="clear" w:color="auto" w:fill="FFFFFF"/>
+          </w:tcPr>
+          <w:p>
+            <w:pPr>
+              <w:widowControl/>
+              <w:spacing w:before="0" w:after="0" w:line="276" w:lineRule="auto"/>
+              <w:jc w:val="left"/>
+            </w:pPr>
+            <w:r>
+              <w:rPr>
+                <w:rFonts w:ascii="Malgun Gothic" w:hAnsi="Malgun Gothic" w:eastAsia="맑은 고딕" w:cs="Malgun Gothic"/>
+                <w:b w:val="0"/>
+                <w:color w:val="222222"/>
+                <w:sz w:val="22"/>
+              </w:rPr>
+              <w:t>-1이면 이름에서 자동으로 정한다. 사용자가 고르면 0~7이 들어간다.</w:t>
+            </w:r>
+          </w:p>
+        </w:tc>
+      </w:tr>
+      <w:tr>
+        <w:trPr>
+          <w:cantSplit/>
+        </w:trPr>
+        <w:tc>
+          <w:tcPr>
+            <w:tcW w:w="1701" w:type="dxa"/>
+            <w:vAlign w:val="center"/>
+            <w:tcMar>
+              <w:top w:w="80" w:type="dxa"/>
+              <w:left w:w="80" w:type="dxa"/>
+              <w:bottom w:w="80" w:type="dxa"/>
+              <w:right w:w="80" w:type="dxa"/>
+            </w:tcMar>
+            <w:shd w:val="clear" w:color="auto" w:fill="FFFFFF"/>
+          </w:tcPr>
+          <w:p>
+            <w:pPr>
+              <w:widowControl/>
+              <w:spacing w:before="0" w:after="0" w:line="276" w:lineRule="auto"/>
+              <w:jc w:val="left"/>
+            </w:pPr>
+            <w:r>
+              <w:rPr>
+                <w:rFonts w:ascii="Malgun Gothic" w:hAnsi="Malgun Gothic" w:eastAsia="맑은 고딕" w:cs="Malgun Gothic"/>
+                <w:b w:val="0"/>
+                <w:color w:val="222222"/>
+                <w:sz w:val="22"/>
+              </w:rPr>
+              <w:t>UserDefaults</w:t>
+            </w:r>
+          </w:p>
+        </w:tc>
+        <w:tc>
+          <w:tcPr>
+            <w:tcW w:w="2835" w:type="dxa"/>
+            <w:vAlign w:val="center"/>
+            <w:tcMar>
+              <w:top w:w="80" w:type="dxa"/>
+              <w:left w:w="80" w:type="dxa"/>
+              <w:bottom w:w="80" w:type="dxa"/>
+              <w:right w:w="80" w:type="dxa"/>
+            </w:tcMar>
+            <w:shd w:val="clear" w:color="auto" w:fill="FFFFFF"/>
+          </w:tcPr>
+          <w:p>
+            <w:pPr>
+              <w:widowControl/>
+              <w:spacing w:before="0" w:after="0" w:line="276" w:lineRule="auto"/>
+              <w:jc w:val="left"/>
+            </w:pPr>
+            <w:r>
+              <w:rPr>
+                <w:rFonts w:ascii="Malgun Gothic" w:hAnsi="Malgun Gothic" w:eastAsia="맑은 고딕" w:cs="Malgun Gothic"/>
+                <w:b w:val="0"/>
+                <w:color w:val="222222"/>
+                <w:sz w:val="22"/>
+              </w:rPr>
+              <w:t>알림 사용 여부, 알림 시각</w:t>
+            </w:r>
+          </w:p>
+        </w:tc>
+        <w:tc>
+          <w:tcPr>
+            <w:tcW w:w="4876" w:type="dxa"/>
+            <w:vAlign w:val="center"/>
+            <w:tcMar>
+              <w:top w:w="80" w:type="dxa"/>
+              <w:left w:w="80" w:type="dxa"/>
+              <w:bottom w:w="80" w:type="dxa"/>
+              <w:right w:w="80" w:type="dxa"/>
+            </w:tcMar>
+            <w:shd w:val="clear" w:color="auto" w:fill="FFFFFF"/>
+          </w:tcPr>
+          <w:p>
+            <w:pPr>
+              <w:widowControl/>
+              <w:spacing w:before="0" w:after="0" w:line="276" w:lineRule="auto"/>
+              <w:jc w:val="left"/>
+            </w:pPr>
+            <w:r>
+              <w:rPr>
+                <w:rFonts w:ascii="Malgun Gothic" w:hAnsi="Malgun Gothic" w:eastAsia="맑은 고딕" w:cs="Malgun Gothic"/>
+                <w:b w:val="0"/>
+                <w:color w:val="222222"/>
+                <w:sz w:val="22"/>
+              </w:rPr>
+              <w:t>설정 화면 전용. 구독 데이터와 섞지 않는다.</w:t>
+            </w:r>
+          </w:p>
+        </w:tc>
+      </w:tr>
+    </w:tbl>
+    <w:p>
+      <w:pPr>
+        <w:widowControl/>
+        <w:spacing w:before="0" w:after="160" w:line="276" w:lineRule="auto"/>
+      </w:pPr>
+      <w:r>
+        <w:rPr>
+          <w:rFonts w:ascii="Malgun Gothic" w:hAnsi="Malgun Gothic" w:eastAsia="맑은 고딕" w:cs="Malgun Gothic"/>
+          <w:b w:val="0"/>
+          <w:color w:val="222222"/>
+          <w:sz w:val="22"/>
+        </w:rPr>
+        <w:t>기본값이 있는 속성을 더하는 것이라 SwiftData가 알아서 처리한다. 아직 출시 전이어서 실제 사용자의 데이터도 없다.</w:t>
+      </w:r>
+    </w:p>
+    <w:p>
+      <w:pPr>
+        <w:widowControl/>
+        <w:spacing w:before="0" w:after="160" w:line="276" w:lineRule="auto"/>
+      </w:pPr>
+      <w:r>
+        <w:rPr>
+          <w:rFonts w:ascii="Malgun Gothic" w:hAnsi="Malgun Gothic" w:eastAsia="맑은 고딕" w:cs="Malgun Gothic"/>
+          <w:b w:val="0"/>
+          <w:color w:val="222222"/>
+          <w:sz w:val="22"/>
+        </w:rPr>
+        <w:t>App Group은 그대로 둔다. 위젯이 보류일 뿐 없어진 것이 아니고, 지금 저장 위치를 되돌리면 나중에 위젯을 살릴 때 한 번 더 옮겨야 한다.</w:t>
+      </w:r>
+    </w:p>
+    <w:p>
+      <w:pPr>
+        <w:pStyle w:val="Heading2"/>
+        <w:widowControl/>
+        <w:spacing w:before="320" w:after="160" w:line="276" w:lineRule="auto"/>
+      </w:pPr>
+      <w:r>
+        <w:rPr>
+          <w:rFonts w:ascii="Malgun Gothic" w:hAnsi="Malgun Gothic" w:eastAsia="맑은 고딕" w:cs="Malgun Gothic"/>
+          <w:b/>
+          <w:color w:val="1F4E79"/>
+          <w:sz w:val="28"/>
+        </w:rPr>
+        <w:t>8. 디자인 토큰</w:t>
+      </w:r>
+    </w:p>
+    <w:tbl>
+      <w:tblPr>
+        <w:tblW w:type="dxa" w:w="9412"/>
+        <w:tblLayout w:type="fixed"/>
+        <w:tblLook w:firstColumn="1" w:firstRow="1" w:lastColumn="0" w:lastRow="0" w:noHBand="0" w:noVBand="1" w:val="04A0"/>
+        <w:jc w:val="center"/>
+        <w:tblBorders>
+          <w:top w:val="single" w:sz="4" w:space="0" w:color="1F4E79"/>
+          <w:left w:val="single" w:sz="4" w:space="0" w:color="1F4E79"/>
+          <w:bottom w:val="single" w:sz="4" w:space="0" w:color="1F4E79"/>
+          <w:right w:val="single" w:sz="4" w:space="0" w:color="1F4E79"/>
+          <w:insideH w:val="single" w:sz="4" w:space="0" w:color="1F4E79"/>
+          <w:insideV w:val="single" w:sz="4" w:space="0" w:color="1F4E79"/>
+        </w:tblBorders>
+      </w:tblPr>
+      <w:tblGrid>
+        <w:gridCol w:w="2608"/>
+        <w:gridCol w:w="2495"/>
+        <w:gridCol w:w="4309"/>
+      </w:tblGrid>
+      <w:tr>
+        <w:trPr>
+          <w:cantSplit/>
+          <w:tblHeader w:val="true"/>
+        </w:trPr>
+        <w:tc>
+          <w:tcPr>
+            <w:tcW w:w="2608" w:type="dxa"/>
             <w:vAlign w:val="center"/>
             <w:tcMar>
               <w:top w:w="80" w:type="dxa"/>
@@ -3645,7 +5020,7 @@
         </w:tc>
         <w:tc>
           <w:tcPr>
-            <w:tcW w:w="3061" w:type="dxa"/>
+            <w:tcW w:w="2494" w:type="dxa"/>
             <w:vAlign w:val="center"/>
             <w:tcMar>
               <w:top w:w="80" w:type="dxa"/>
@@ -3674,7 +5049,7 @@
         </w:tc>
         <w:tc>
           <w:tcPr>
-            <w:tcW w:w="3402" w:type="dxa"/>
+            <w:tcW w:w="4309" w:type="dxa"/>
             <w:vAlign w:val="center"/>
             <w:tcMar>
               <w:top w:w="80" w:type="dxa"/>
@@ -3708,7 +5083,7 @@
         </w:trPr>
         <w:tc>
           <w:tcPr>
-            <w:tcW w:w="2948" w:type="dxa"/>
+            <w:tcW w:w="2608" w:type="dxa"/>
             <w:vAlign w:val="center"/>
             <w:tcMar>
               <w:top w:w="80" w:type="dxa"/>
@@ -3731,13 +5106,13 @@
                 <w:color w:val="222222"/>
                 <w:sz w:val="22"/>
               </w:rPr>
-              <w:t>Typography.widgetLabel</w:t>
+              <w:t>Palette.iconColors</w:t>
             </w:r>
           </w:p>
         </w:tc>
         <w:tc>
           <w:tcPr>
-            <w:tcW w:w="3061" w:type="dxa"/>
+            <w:tcW w:w="2494" w:type="dxa"/>
             <w:vAlign w:val="center"/>
             <w:tcMar>
               <w:top w:w="80" w:type="dxa"/>
@@ -3760,13 +5135,13 @@
                 <w:color w:val="222222"/>
                 <w:sz w:val="22"/>
               </w:rPr>
-              <w:t>Font.caption (12pt)</w:t>
+              <w:t>8색 배열 (4.4장)</w:t>
             </w:r>
           </w:p>
         </w:tc>
         <w:tc>
           <w:tcPr>
-            <w:tcW w:w="3402" w:type="dxa"/>
+            <w:tcW w:w="4309" w:type="dxa"/>
             <w:vAlign w:val="center"/>
             <w:tcMar>
               <w:top w:w="80" w:type="dxa"/>
@@ -3789,7 +5164,7 @@
                 <w:color w:val="222222"/>
                 <w:sz w:val="22"/>
               </w:rPr>
-              <w:t>“이번 달”, 구독 수, D-day (이미 있음)</w:t>
+              <w:t>구독 아이콘 배경</w:t>
             </w:r>
           </w:p>
         </w:tc>
@@ -3800,7 +5175,7 @@
         </w:trPr>
         <w:tc>
           <w:tcPr>
-            <w:tcW w:w="2948" w:type="dxa"/>
+            <w:tcW w:w="2608" w:type="dxa"/>
             <w:vAlign w:val="center"/>
             <w:tcMar>
               <w:top w:w="80" w:type="dxa"/>
@@ -3823,13 +5198,13 @@
                 <w:color w:val="222222"/>
                 <w:sz w:val="22"/>
               </w:rPr>
-              <w:t>Typography.widgetValue</w:t>
+              <w:t>Metrics.iconSize</w:t>
             </w:r>
           </w:p>
         </w:tc>
         <w:tc>
           <w:tcPr>
-            <w:tcW w:w="3061" w:type="dxa"/>
+            <w:tcW w:w="2494" w:type="dxa"/>
             <w:vAlign w:val="center"/>
             <w:tcMar>
               <w:top w:w="80" w:type="dxa"/>
@@ -3852,13 +5227,13 @@
                 <w:color w:val="222222"/>
                 <w:sz w:val="22"/>
               </w:rPr>
-              <w:t>Font.title2.bold() (22pt)</w:t>
+              <w:t>36</w:t>
             </w:r>
           </w:p>
         </w:tc>
         <w:tc>
           <w:tcPr>
-            <w:tcW w:w="3402" w:type="dxa"/>
+            <w:tcW w:w="4309" w:type="dxa"/>
             <w:vAlign w:val="center"/>
             <w:tcMar>
               <w:top w:w="80" w:type="dxa"/>
@@ -3881,7 +5256,7 @@
                 <w:color w:val="222222"/>
                 <w:sz w:val="22"/>
               </w:rPr>
-              <w:t>중간 위젯의 총액 (이미 있음)</w:t>
+              <w:t>아이콘 한 변</w:t>
             </w:r>
           </w:p>
         </w:tc>
@@ -3892,7 +5267,7 @@
         </w:trPr>
         <w:tc>
           <w:tcPr>
-            <w:tcW w:w="2948" w:type="dxa"/>
+            <w:tcW w:w="2608" w:type="dxa"/>
             <w:vAlign w:val="center"/>
             <w:tcMar>
               <w:top w:w="80" w:type="dxa"/>
@@ -3915,13 +5290,13 @@
                 <w:color w:val="222222"/>
                 <w:sz w:val="22"/>
               </w:rPr>
-              <w:t>Typography.widgetValueLarge</w:t>
+              <w:t>Metrics.iconCorner</w:t>
             </w:r>
           </w:p>
         </w:tc>
         <w:tc>
           <w:tcPr>
-            <w:tcW w:w="3061" w:type="dxa"/>
+            <w:tcW w:w="2494" w:type="dxa"/>
             <w:vAlign w:val="center"/>
             <w:tcMar>
               <w:top w:w="80" w:type="dxa"/>
@@ -3944,13 +5319,13 @@
                 <w:color w:val="222222"/>
                 <w:sz w:val="22"/>
               </w:rPr>
-              <w:t>Font.title.bold() (28pt)</w:t>
+              <w:t>10</w:t>
             </w:r>
           </w:p>
         </w:tc>
         <w:tc>
           <w:tcPr>
-            <w:tcW w:w="3402" w:type="dxa"/>
+            <w:tcW w:w="4309" w:type="dxa"/>
             <w:vAlign w:val="center"/>
             <w:tcMar>
               <w:top w:w="80" w:type="dxa"/>
@@ -3973,7 +5348,7 @@
                 <w:color w:val="222222"/>
                 <w:sz w:val="22"/>
               </w:rPr>
-              <w:t>작은 위젯의 총액 (추가)</w:t>
+              <w:t>아이콘 모서리</w:t>
             </w:r>
           </w:p>
         </w:tc>
@@ -3984,7 +5359,7 @@
         </w:trPr>
         <w:tc>
           <w:tcPr>
-            <w:tcW w:w="2948" w:type="dxa"/>
+            <w:tcW w:w="2608" w:type="dxa"/>
             <w:vAlign w:val="center"/>
             <w:tcMar>
               <w:top w:w="80" w:type="dxa"/>
@@ -4007,13 +5382,13 @@
                 <w:color w:val="222222"/>
                 <w:sz w:val="22"/>
               </w:rPr>
-              <w:t>Typography.widgetName</w:t>
+              <w:t>Metrics.iconGap</w:t>
             </w:r>
           </w:p>
         </w:tc>
         <w:tc>
           <w:tcPr>
-            <w:tcW w:w="3061" w:type="dxa"/>
+            <w:tcW w:w="2494" w:type="dxa"/>
             <w:vAlign w:val="center"/>
             <w:tcMar>
               <w:top w:w="80" w:type="dxa"/>
@@ -4036,13 +5411,13 @@
                 <w:color w:val="222222"/>
                 <w:sz w:val="22"/>
               </w:rPr>
-              <w:t>Font.subheadline (15pt)</w:t>
+              <w:t>12</w:t>
             </w:r>
           </w:p>
         </w:tc>
         <w:tc>
           <w:tcPr>
-            <w:tcW w:w="3402" w:type="dxa"/>
+            <w:tcW w:w="4309" w:type="dxa"/>
             <w:vAlign w:val="center"/>
             <w:tcMar>
               <w:top w:w="80" w:type="dxa"/>
@@ -4065,7 +5440,7 @@
                 <w:color w:val="222222"/>
                 <w:sz w:val="22"/>
               </w:rPr>
-              <w:t>구독 이름, 금액 (추가)</w:t>
+              <w:t>아이콘과 이름 사이</w:t>
             </w:r>
           </w:p>
         </w:tc>
@@ -4076,7 +5451,7 @@
         </w:trPr>
         <w:tc>
           <w:tcPr>
-            <w:tcW w:w="2948" w:type="dxa"/>
+            <w:tcW w:w="2608" w:type="dxa"/>
             <w:vAlign w:val="center"/>
             <w:tcMar>
               <w:top w:w="80" w:type="dxa"/>
@@ -4099,13 +5474,13 @@
                 <w:color w:val="222222"/>
                 <w:sz w:val="22"/>
               </w:rPr>
-              <w:t>Widget.background</w:t>
+              <w:t>Typography.iconInitial</w:t>
             </w:r>
           </w:p>
         </w:tc>
         <w:tc>
           <w:tcPr>
-            <w:tcW w:w="3061" w:type="dxa"/>
+            <w:tcW w:w="2494" w:type="dxa"/>
             <w:vAlign w:val="center"/>
             <w:tcMar>
               <w:top w:w="80" w:type="dxa"/>
@@ -4128,13 +5503,13 @@
                 <w:color w:val="222222"/>
                 <w:sz w:val="22"/>
               </w:rPr>
-              <w:t>라이트 #FFFFFF / 다크 #1C1C1E</w:t>
+              <w:t>17 bold 고정</w:t>
             </w:r>
           </w:p>
         </w:tc>
         <w:tc>
           <w:tcPr>
-            <w:tcW w:w="3402" w:type="dxa"/>
+            <w:tcW w:w="4309" w:type="dxa"/>
             <w:vAlign w:val="center"/>
             <w:tcMar>
               <w:top w:w="80" w:type="dxa"/>
@@ -4157,7 +5532,304 @@
                 <w:color w:val="222222"/>
                 <w:sz w:val="22"/>
               </w:rPr>
-              <w:t>컨테이너 배경 (추가)</w:t>
+              <w:t>머리글자. 글자 크기 설정을 따르지 않는다(4.2장).</w:t>
+            </w:r>
+          </w:p>
+        </w:tc>
+      </w:tr>
+    </w:tbl>
+    <w:p>
+      <w:pPr>
+        <w:widowControl/>
+        <w:spacing w:before="0" w:after="160" w:line="276" w:lineRule="auto"/>
+      </w:pPr>
+      <w:r>
+        <w:rPr>
+          <w:rFonts w:ascii="Malgun Gothic" w:hAnsi="Malgun Gothic" w:eastAsia="맑은 고딕" w:cs="Malgun Gothic"/>
+          <w:b w:val="0"/>
+          <w:color w:val="222222"/>
+          <w:sz w:val="22"/>
+        </w:rPr>
+        <w:t>위젯 토큰(Typography.widget*, Palette.Widget)은 지우지 않는다. 위젯 코드가 남아 있어 지우면 빌드가 깨지고, 되살릴 때 다시 만들어야 한다.</w:t>
+      </w:r>
+    </w:p>
+    <w:p>
+      <w:pPr>
+        <w:pStyle w:val="Heading2"/>
+        <w:widowControl/>
+        <w:spacing w:before="320" w:after="160" w:line="276" w:lineRule="auto"/>
+      </w:pPr>
+      <w:r>
+        <w:rPr>
+          <w:rFonts w:ascii="Malgun Gothic" w:hAnsi="Malgun Gothic" w:eastAsia="맑은 고딕" w:cs="Malgun Gothic"/>
+          <w:b/>
+          <w:color w:val="1F4E79"/>
+          <w:sz w:val="28"/>
+        </w:rPr>
+        <w:t>9. 총액이 세는 것</w:t>
+      </w:r>
+    </w:p>
+    <w:p>
+      <w:pPr>
+        <w:widowControl/>
+        <w:spacing w:before="0" w:after="160" w:line="276" w:lineRule="auto"/>
+      </w:pPr>
+      <w:r>
+        <w:rPr>
+          <w:rFonts w:ascii="Malgun Gothic" w:hAnsi="Malgun Gothic" w:eastAsia="맑은 고딕" w:cs="Malgun Gothic"/>
+          <w:b w:val="0"/>
+          <w:color w:val="222222"/>
+          <w:sz w:val="22"/>
+        </w:rPr>
+        <w:t>위젯을 보류한 이유였던 “이번 달”의 정의를 여기서 정한다. 아이콘을 붙이고 화면을 보다가 숫자가 실제로 틀려 있는 것을 발견해서, 미루지 않고 이번 버전에서 처리한다.</w:t>
+      </w:r>
+    </w:p>
+    <w:p>
+      <w:pPr>
+        <w:pStyle w:val="Heading3"/>
+        <w:widowControl/>
+        <w:spacing w:before="240" w:after="120" w:line="276" w:lineRule="auto"/>
+      </w:pPr>
+      <w:r>
+        <w:rPr>
+          <w:rFonts w:ascii="Malgun Gothic" w:hAnsi="Malgun Gothic" w:eastAsia="맑은 고딕" w:cs="Malgun Gothic"/>
+          <w:b/>
+          <w:color w:val="1F4E79"/>
+          <w:sz w:val="24"/>
+        </w:rPr>
+        <w:t>9.1 무엇이 틀려 있었나</w:t>
+      </w:r>
+    </w:p>
+    <w:p>
+      <w:pPr>
+        <w:widowControl/>
+        <w:spacing w:before="0" w:after="160" w:line="276" w:lineRule="auto"/>
+      </w:pPr>
+      <w:r>
+        <w:rPr>
+          <w:rFonts w:ascii="Malgun Gothic" w:hAnsi="Malgun Gothic" w:eastAsia="맑은 고딕" w:cs="Malgun Gothic"/>
+          <w:b w:val="0"/>
+          <w:color w:val="222222"/>
+          <w:sz w:val="22"/>
+        </w:rPr>
+        <w:t>구독이 둘인데 총액이 ₩143,000으로 나왔다. 넷플릭스 ₩14,000과 애플 개발 프로그램 ₩129,000의 합이다. 그런데 애플 개발 프로그램은 목록에 D-364로 적혀 있었다. 내년 8월에 나갈 돈이 이번 달 총액에 들어간 것이다.</w:t>
+      </w:r>
+    </w:p>
+    <w:p>
+      <w:pPr>
+        <w:widowControl/>
+        <w:spacing w:before="0" w:after="160" w:line="276" w:lineRule="auto"/>
+      </w:pPr>
+      <w:r>
+        <w:rPr>
+          <w:rFonts w:ascii="Malgun Gothic" w:hAnsi="Malgun Gothic" w:eastAsia="맑은 고딕" w:cs="Malgun Gothic"/>
+          <w:b w:val="0"/>
+          <w:color w:val="222222"/>
+          <w:sz w:val="22"/>
+        </w:rPr>
+        <w:t>매년 구독을 판정할 때 연도를 보지 않고 월만 비교한 탓이다. 2027년 8월과 2026년 8월이 둘 다 “8월”이라 같은 달로 처리됐다.</w:t>
+      </w:r>
+    </w:p>
+    <w:p>
+      <w:pPr>
+        <w:pStyle w:val="Heading3"/>
+        <w:widowControl/>
+        <w:spacing w:before="240" w:after="120" w:line="276" w:lineRule="auto"/>
+      </w:pPr>
+      <w:r>
+        <w:rPr>
+          <w:rFonts w:ascii="Malgun Gothic" w:hAnsi="Malgun Gothic" w:eastAsia="맑은 고딕" w:cs="Malgun Gothic"/>
+          <w:b/>
+          <w:color w:val="1F4E79"/>
+          <w:sz w:val="24"/>
+        </w:rPr>
+        <w:t>9.2 정한 규칙</w:t>
+      </w:r>
+    </w:p>
+    <w:p>
+      <w:pPr>
+        <w:widowControl/>
+        <w:spacing w:before="0" w:after="160" w:line="276" w:lineRule="auto"/>
+      </w:pPr>
+      <w:r>
+        <w:rPr>
+          <w:rFonts w:ascii="Malgun Gothic" w:hAnsi="Malgun Gothic" w:eastAsia="맑은 고딕" w:cs="Malgun Gothic"/>
+          <w:b w:val="0"/>
+          <w:color w:val="222222"/>
+          <w:sz w:val="22"/>
+        </w:rPr>
+        <w:t>다음 결제일이 이번 달 안에 있으면 더한다. 연도와 월을 함께 본다. 매달인지 매년인지는 보지 않는다. 주기를 나눠 따질 필요가 없어져 판정도 한 줄로 줄었다.</w:t>
+      </w:r>
+    </w:p>
+    <w:tbl>
+      <w:tblPr>
+        <w:tblW w:type="dxa" w:w="9412"/>
+        <w:tblLayout w:type="fixed"/>
+        <w:tblLook w:firstColumn="1" w:firstRow="1" w:lastColumn="0" w:lastRow="0" w:noHBand="0" w:noVBand="1" w:val="04A0"/>
+        <w:jc w:val="center"/>
+        <w:tblBorders>
+          <w:top w:val="single" w:sz="4" w:space="0" w:color="1F4E79"/>
+          <w:left w:val="single" w:sz="4" w:space="0" w:color="1F4E79"/>
+          <w:bottom w:val="single" w:sz="4" w:space="0" w:color="1F4E79"/>
+          <w:right w:val="single" w:sz="4" w:space="0" w:color="1F4E79"/>
+          <w:insideH w:val="single" w:sz="4" w:space="0" w:color="1F4E79"/>
+          <w:insideV w:val="single" w:sz="4" w:space="0" w:color="1F4E79"/>
+        </w:tblBorders>
+      </w:tblPr>
+      <w:tblGrid>
+        <w:gridCol w:w="1247"/>
+        <w:gridCol w:w="2268"/>
+        <w:gridCol w:w="2608"/>
+        <w:gridCol w:w="794"/>
+        <w:gridCol w:w="2495"/>
+      </w:tblGrid>
+      <w:tr>
+        <w:trPr>
+          <w:cantSplit/>
+          <w:tblHeader w:val="true"/>
+        </w:trPr>
+        <w:tc>
+          <w:tcPr>
+            <w:tcW w:w="1247" w:type="dxa"/>
+            <w:vAlign w:val="center"/>
+            <w:tcMar>
+              <w:top w:w="80" w:type="dxa"/>
+              <w:left w:w="80" w:type="dxa"/>
+              <w:bottom w:w="80" w:type="dxa"/>
+              <w:right w:w="80" w:type="dxa"/>
+            </w:tcMar>
+            <w:shd w:val="clear" w:color="auto" w:fill="1F4E79"/>
+          </w:tcPr>
+          <w:p>
+            <w:pPr>
+              <w:widowControl/>
+              <w:spacing w:before="0" w:after="0" w:line="276" w:lineRule="auto"/>
+              <w:jc w:val="center"/>
+            </w:pPr>
+            <w:r>
+              <w:rPr>
+                <w:rFonts w:ascii="Malgun Gothic" w:hAnsi="Malgun Gothic" w:eastAsia="맑은 고딕" w:cs="Malgun Gothic"/>
+                <w:b/>
+                <w:color w:val="FFFFFF"/>
+                <w:sz w:val="22"/>
+              </w:rPr>
+              <w:t>오늘</w:t>
+            </w:r>
+          </w:p>
+        </w:tc>
+        <w:tc>
+          <w:tcPr>
+            <w:tcW w:w="2268" w:type="dxa"/>
+            <w:vAlign w:val="center"/>
+            <w:tcMar>
+              <w:top w:w="80" w:type="dxa"/>
+              <w:left w:w="80" w:type="dxa"/>
+              <w:bottom w:w="80" w:type="dxa"/>
+              <w:right w:w="80" w:type="dxa"/>
+            </w:tcMar>
+            <w:shd w:val="clear" w:color="auto" w:fill="1F4E79"/>
+          </w:tcPr>
+          <w:p>
+            <w:pPr>
+              <w:widowControl/>
+              <w:spacing w:before="0" w:after="0" w:line="276" w:lineRule="auto"/>
+              <w:jc w:val="center"/>
+            </w:pPr>
+            <w:r>
+              <w:rPr>
+                <w:rFonts w:ascii="Malgun Gothic" w:hAnsi="Malgun Gothic" w:eastAsia="맑은 고딕" w:cs="Malgun Gothic"/>
+                <w:b/>
+                <w:color w:val="FFFFFF"/>
+                <w:sz w:val="22"/>
+              </w:rPr>
+              <w:t>구독</w:t>
+            </w:r>
+          </w:p>
+        </w:tc>
+        <w:tc>
+          <w:tcPr>
+            <w:tcW w:w="2608" w:type="dxa"/>
+            <w:vAlign w:val="center"/>
+            <w:tcMar>
+              <w:top w:w="80" w:type="dxa"/>
+              <w:left w:w="80" w:type="dxa"/>
+              <w:bottom w:w="80" w:type="dxa"/>
+              <w:right w:w="80" w:type="dxa"/>
+            </w:tcMar>
+            <w:shd w:val="clear" w:color="auto" w:fill="1F4E79"/>
+          </w:tcPr>
+          <w:p>
+            <w:pPr>
+              <w:widowControl/>
+              <w:spacing w:before="0" w:after="0" w:line="276" w:lineRule="auto"/>
+              <w:jc w:val="center"/>
+            </w:pPr>
+            <w:r>
+              <w:rPr>
+                <w:rFonts w:ascii="Malgun Gothic" w:hAnsi="Malgun Gothic" w:eastAsia="맑은 고딕" w:cs="Malgun Gothic"/>
+                <w:b/>
+                <w:color w:val="FFFFFF"/>
+                <w:sz w:val="22"/>
+              </w:rPr>
+              <w:t>다음 결제일</w:t>
+            </w:r>
+          </w:p>
+        </w:tc>
+        <w:tc>
+          <w:tcPr>
+            <w:tcW w:w="794" w:type="dxa"/>
+            <w:vAlign w:val="center"/>
+            <w:tcMar>
+              <w:top w:w="80" w:type="dxa"/>
+              <w:left w:w="80" w:type="dxa"/>
+              <w:bottom w:w="80" w:type="dxa"/>
+              <w:right w:w="80" w:type="dxa"/>
+            </w:tcMar>
+            <w:shd w:val="clear" w:color="auto" w:fill="1F4E79"/>
+          </w:tcPr>
+          <w:p>
+            <w:pPr>
+              <w:widowControl/>
+              <w:spacing w:before="0" w:after="0" w:line="276" w:lineRule="auto"/>
+              <w:jc w:val="center"/>
+            </w:pPr>
+            <w:r>
+              <w:rPr>
+                <w:rFonts w:ascii="Malgun Gothic" w:hAnsi="Malgun Gothic" w:eastAsia="맑은 고딕" w:cs="Malgun Gothic"/>
+                <w:b/>
+                <w:color w:val="FFFFFF"/>
+                <w:sz w:val="22"/>
+              </w:rPr>
+              <w:t>포함</w:t>
+            </w:r>
+          </w:p>
+        </w:tc>
+        <w:tc>
+          <w:tcPr>
+            <w:tcW w:w="2494" w:type="dxa"/>
+            <w:vAlign w:val="center"/>
+            <w:tcMar>
+              <w:top w:w="80" w:type="dxa"/>
+              <w:left w:w="80" w:type="dxa"/>
+              <w:bottom w:w="80" w:type="dxa"/>
+              <w:right w:w="80" w:type="dxa"/>
+            </w:tcMar>
+            <w:shd w:val="clear" w:color="auto" w:fill="1F4E79"/>
+          </w:tcPr>
+          <w:p>
+            <w:pPr>
+              <w:widowControl/>
+              <w:spacing w:before="0" w:after="0" w:line="276" w:lineRule="auto"/>
+              <w:jc w:val="center"/>
+            </w:pPr>
+            <w:r>
+              <w:rPr>
+                <w:rFonts w:ascii="Malgun Gothic" w:hAnsi="Malgun Gothic" w:eastAsia="맑은 고딕" w:cs="Malgun Gothic"/>
+                <w:b/>
+                <w:color w:val="FFFFFF"/>
+                <w:sz w:val="22"/>
+              </w:rPr>
+              <w:t>이유</w:t>
             </w:r>
           </w:p>
         </w:tc>
@@ -4168,7 +5840,7 @@
         </w:trPr>
         <w:tc>
           <w:tcPr>
-            <w:tcW w:w="2948" w:type="dxa"/>
+            <w:tcW w:w="1247" w:type="dxa"/>
             <w:vAlign w:val="center"/>
             <w:tcMar>
               <w:top w:w="80" w:type="dxa"/>
@@ -4191,13 +5863,13 @@
                 <w:color w:val="222222"/>
                 <w:sz w:val="22"/>
               </w:rPr>
-              <w:t>Widget.text</w:t>
+              <w:t>8월 19일</w:t>
             </w:r>
           </w:p>
         </w:tc>
         <w:tc>
           <w:tcPr>
-            <w:tcW w:w="3061" w:type="dxa"/>
+            <w:tcW w:w="2268" w:type="dxa"/>
             <w:vAlign w:val="center"/>
             <w:tcMar>
               <w:top w:w="80" w:type="dxa"/>
@@ -4220,13 +5892,13 @@
                 <w:color w:val="222222"/>
                 <w:sz w:val="22"/>
               </w:rPr>
-              <w:t>라이트 #1C1C1E / 다크 #FFFFFF</w:t>
+              <w:t>넷플릭스</w:t>
             </w:r>
           </w:p>
         </w:tc>
         <w:tc>
           <w:tcPr>
-            <w:tcW w:w="3402" w:type="dxa"/>
+            <w:tcW w:w="2608" w:type="dxa"/>
             <w:vAlign w:val="center"/>
             <w:tcMar>
               <w:top w:w="80" w:type="dxa"/>
@@ -4249,18 +5921,13 @@
                 <w:color w:val="222222"/>
                 <w:sz w:val="22"/>
               </w:rPr>
-              <w:t>이름, 금액 (추가)</w:t>
+              <w:t>8월 28일 (D-9)</w:t>
             </w:r>
           </w:p>
         </w:tc>
-      </w:tr>
-      <w:tr>
-        <w:trPr>
-          <w:cantSplit/>
-        </w:trPr>
         <w:tc>
           <w:tcPr>
-            <w:tcW w:w="2948" w:type="dxa"/>
+            <w:tcW w:w="794" w:type="dxa"/>
             <w:vAlign w:val="center"/>
             <w:tcMar>
               <w:top w:w="80" w:type="dxa"/>
@@ -4283,13 +5950,13 @@
                 <w:color w:val="222222"/>
                 <w:sz w:val="22"/>
               </w:rPr>
-              <w:t>Widget.textSecondary</w:t>
+              <w:t>○</w:t>
             </w:r>
           </w:p>
         </w:tc>
         <w:tc>
           <w:tcPr>
-            <w:tcW w:w="3061" w:type="dxa"/>
+            <w:tcW w:w="2494" w:type="dxa"/>
             <w:vAlign w:val="center"/>
             <w:tcMar>
               <w:top w:w="80" w:type="dxa"/>
@@ -4312,13 +5979,18 @@
                 <w:color w:val="222222"/>
                 <w:sz w:val="22"/>
               </w:rPr>
-              <w:t>라이트 #8E8E93 / 다크 #98989F</w:t>
+              <w:t>이번 달 안</w:t>
             </w:r>
           </w:p>
         </w:tc>
+      </w:tr>
+      <w:tr>
+        <w:trPr>
+          <w:cantSplit/>
+        </w:trPr>
         <w:tc>
           <w:tcPr>
-            <w:tcW w:w="3402" w:type="dxa"/>
+            <w:tcW w:w="1247" w:type="dxa"/>
             <w:vAlign w:val="center"/>
             <w:tcMar>
               <w:top w:w="80" w:type="dxa"/>
@@ -4341,18 +6013,13 @@
                 <w:color w:val="222222"/>
                 <w:sz w:val="22"/>
               </w:rPr>
-              <w:t>라벨, D-day (추가)</w:t>
+              <w:t>8월 19일</w:t>
             </w:r>
           </w:p>
         </w:tc>
-      </w:tr>
-      <w:tr>
-        <w:trPr>
-          <w:cantSplit/>
-        </w:trPr>
         <w:tc>
           <w:tcPr>
-            <w:tcW w:w="2948" w:type="dxa"/>
+            <w:tcW w:w="2268" w:type="dxa"/>
             <w:vAlign w:val="center"/>
             <w:tcMar>
               <w:top w:w="80" w:type="dxa"/>
@@ -4375,13 +6042,13 @@
                 <w:color w:val="222222"/>
                 <w:sz w:val="22"/>
               </w:rPr>
-              <w:t>Widget.accent</w:t>
+              <w:t>애플 개발 프로그램</w:t>
             </w:r>
           </w:p>
         </w:tc>
         <w:tc>
           <w:tcPr>
-            <w:tcW w:w="3061" w:type="dxa"/>
+            <w:tcW w:w="2608" w:type="dxa"/>
             <w:vAlign w:val="center"/>
             <w:tcMar>
               <w:top w:w="80" w:type="dxa"/>
@@ -4404,13 +6071,13 @@
                 <w:color w:val="222222"/>
                 <w:sz w:val="22"/>
               </w:rPr>
-              <w:t>라이트 #1F4E79 / 다크 #6FA8DC</w:t>
+              <w:t>2027년 8월 18일 (D-364)</w:t>
             </w:r>
           </w:p>
         </w:tc>
         <w:tc>
           <w:tcPr>
-            <w:tcW w:w="3402" w:type="dxa"/>
+            <w:tcW w:w="794" w:type="dxa"/>
             <w:vAlign w:val="center"/>
             <w:tcMar>
               <w:top w:w="80" w:type="dxa"/>
@@ -4433,18 +6100,13 @@
                 <w:color w:val="222222"/>
                 <w:sz w:val="22"/>
               </w:rPr>
-              <w:t>총액 글자색 (추가)</w:t>
+              <w:t>×</w:t>
             </w:r>
           </w:p>
         </w:tc>
-      </w:tr>
-      <w:tr>
-        <w:trPr>
-          <w:cantSplit/>
-        </w:trPr>
         <w:tc>
           <w:tcPr>
-            <w:tcW w:w="2948" w:type="dxa"/>
+            <w:tcW w:w="2494" w:type="dxa"/>
             <w:vAlign w:val="center"/>
             <w:tcMar>
               <w:top w:w="80" w:type="dxa"/>
@@ -4467,13 +6129,18 @@
                 <w:color w:val="222222"/>
                 <w:sz w:val="22"/>
               </w:rPr>
-              <w:t>Widget.separator</w:t>
+              <w:t>연도가 다르다</w:t>
             </w:r>
           </w:p>
         </w:tc>
+      </w:tr>
+      <w:tr>
+        <w:trPr>
+          <w:cantSplit/>
+        </w:trPr>
         <w:tc>
           <w:tcPr>
-            <w:tcW w:w="3061" w:type="dxa"/>
+            <w:tcW w:w="1247" w:type="dxa"/>
             <w:vAlign w:val="center"/>
             <w:tcMar>
               <w:top w:w="80" w:type="dxa"/>
@@ -4496,13 +6163,13 @@
                 <w:color w:val="222222"/>
                 <w:sz w:val="22"/>
               </w:rPr>
-              <w:t>라이트 #C6C6C8 / 다크 #38383A</w:t>
+              <w:t>8월 30일</w:t>
             </w:r>
           </w:p>
         </w:tc>
         <w:tc>
           <w:tcPr>
-            <w:tcW w:w="3402" w:type="dxa"/>
+            <w:tcW w:w="2268" w:type="dxa"/>
             <w:vAlign w:val="center"/>
             <w:tcMar>
               <w:top w:w="80" w:type="dxa"/>
@@ -4525,193 +6192,13 @@
                 <w:color w:val="222222"/>
                 <w:sz w:val="22"/>
               </w:rPr>
-              <w:t>중간 위젯의 구분선 (추가)</w:t>
-            </w:r>
-          </w:p>
-        </w:tc>
-      </w:tr>
-    </w:tbl>
-    <w:p>
-      <w:pPr>
-        <w:widowControl/>
-        <w:spacing w:before="160" w:after="160" w:line="276" w:lineRule="auto"/>
-      </w:pPr>
-      <w:r>
-        <w:rPr>
-          <w:rFonts w:ascii="Malgun Gothic" w:hAnsi="Malgun Gothic" w:eastAsia="맑은 고딕" w:cs="Malgun Gothic"/>
-          <w:b w:val="0"/>
-          <w:color w:val="222222"/>
-          <w:sz w:val="22"/>
-        </w:rPr>
-        <w:t>총액이 작은 위젯에서 더 큰 이유는 그 위젯의 내용이 총액뿐이기 때문이다. 중간 위젯에서는 총액이 머리글 한 줄에 들어가고 아래 목록이 주인공이라 한 단계 작게 쓴다.</w:t>
-      </w:r>
-    </w:p>
-    <w:p>
-      <w:pPr>
-        <w:widowControl/>
-        <w:spacing w:before="0" w:after="160" w:line="276" w:lineRule="auto"/>
-      </w:pPr>
-      <w:r>
-        <w:rPr>
-          <w:rFonts w:ascii="Malgun Gothic" w:hAnsi="Malgun Gothic" w:eastAsia="맑은 고딕" w:cs="Malgun Gothic"/>
-          <w:b w:val="0"/>
-          <w:color w:val="222222"/>
-          <w:sz w:val="22"/>
-        </w:rPr>
-        <w:t>앱 본체는 preferredColorScheme(.light)로 라이트에 고정돼 있지만, 위젯은 홈 화면 배경 위에 놓이므로 시스템 설정을 따른다. 그래서 위젯 색만 라이트·다크 두 벌을 둔다. 에셋 카탈로그 대신 UIColor의 트레잇 초기화로 만든다. 토큰이 한 파일에 모여 있어야 값을 대조하기 쉽다.</w:t>
-      </w:r>
-    </w:p>
-    <w:p>
-      <w:pPr>
-        <w:pStyle w:val="Heading2"/>
-        <w:widowControl/>
-        <w:spacing w:before="320" w:after="160" w:line="276" w:lineRule="auto"/>
-      </w:pPr>
-      <w:r>
-        <w:rPr>
-          <w:rFonts w:ascii="Malgun Gothic" w:hAnsi="Malgun Gothic" w:eastAsia="맑은 고딕" w:cs="Malgun Gothic"/>
-          <w:b/>
-          <w:color w:val="1F4E79"/>
-          <w:sz w:val="28"/>
-        </w:rPr>
-        <w:t>8. 작업 순서와 담당</w:t>
-      </w:r>
-    </w:p>
-    <w:p>
-      <w:pPr>
-        <w:widowControl/>
-        <w:spacing w:before="0" w:after="160" w:line="276" w:lineRule="auto"/>
-      </w:pPr>
-      <w:r>
-        <w:rPr>
-          <w:rFonts w:ascii="Malgun Gothic" w:hAnsi="Malgun Gothic" w:eastAsia="맑은 고딕" w:cs="Malgun Gothic"/>
-          <w:b w:val="0"/>
-          <w:color w:val="222222"/>
-          <w:sz w:val="22"/>
-        </w:rPr>
-        <w:t>위젯 타깃 추가는 Xcode에서 직접 하는 편이 안전하다. 프로젝트 파일을 손으로 고치면 깨지기 쉽다.</w:t>
-      </w:r>
-    </w:p>
-    <w:tbl>
-      <w:tblPr>
-        <w:tblW w:type="dxa" w:w="9412"/>
-        <w:tblLayout w:type="fixed"/>
-        <w:tblLook w:firstColumn="1" w:firstRow="1" w:lastColumn="0" w:lastRow="0" w:noHBand="0" w:noVBand="1" w:val="04A0"/>
-        <w:jc w:val="center"/>
-        <w:tblBorders>
-          <w:top w:val="single" w:sz="4" w:space="0" w:color="1F4E79"/>
-          <w:left w:val="single" w:sz="4" w:space="0" w:color="1F4E79"/>
-          <w:bottom w:val="single" w:sz="4" w:space="0" w:color="1F4E79"/>
-          <w:right w:val="single" w:sz="4" w:space="0" w:color="1F4E79"/>
-          <w:insideH w:val="single" w:sz="4" w:space="0" w:color="1F4E79"/>
-          <w:insideV w:val="single" w:sz="4" w:space="0" w:color="1F4E79"/>
-        </w:tblBorders>
-      </w:tblPr>
-      <w:tblGrid>
-        <w:gridCol w:w="907"/>
-        <w:gridCol w:w="6634"/>
-        <w:gridCol w:w="1871"/>
-      </w:tblGrid>
-      <w:tr>
-        <w:trPr>
-          <w:cantSplit/>
-          <w:tblHeader w:val="true"/>
-        </w:trPr>
-        <w:tc>
-          <w:tcPr>
-            <w:tcW w:w="907" w:type="dxa"/>
-            <w:vAlign w:val="center"/>
-            <w:tcMar>
-              <w:top w:w="80" w:type="dxa"/>
-              <w:left w:w="80" w:type="dxa"/>
-              <w:bottom w:w="80" w:type="dxa"/>
-              <w:right w:w="80" w:type="dxa"/>
-            </w:tcMar>
-            <w:shd w:val="clear" w:color="auto" w:fill="1F4E79"/>
-          </w:tcPr>
-          <w:p>
-            <w:pPr>
-              <w:widowControl/>
-              <w:spacing w:before="0" w:after="0" w:line="276" w:lineRule="auto"/>
-              <w:jc w:val="center"/>
-            </w:pPr>
-            <w:r>
-              <w:rPr>
-                <w:rFonts w:ascii="Malgun Gothic" w:hAnsi="Malgun Gothic" w:eastAsia="맑은 고딕" w:cs="Malgun Gothic"/>
-                <w:b/>
-                <w:color w:val="FFFFFF"/>
-                <w:sz w:val="22"/>
-              </w:rPr>
-              <w:t>순서</w:t>
+              <w:t>넷플릭스</w:t>
             </w:r>
           </w:p>
         </w:tc>
         <w:tc>
           <w:tcPr>
-            <w:tcW w:w="6633" w:type="dxa"/>
-            <w:vAlign w:val="center"/>
-            <w:tcMar>
-              <w:top w:w="80" w:type="dxa"/>
-              <w:left w:w="80" w:type="dxa"/>
-              <w:bottom w:w="80" w:type="dxa"/>
-              <w:right w:w="80" w:type="dxa"/>
-            </w:tcMar>
-            <w:shd w:val="clear" w:color="auto" w:fill="1F4E79"/>
-          </w:tcPr>
-          <w:p>
-            <w:pPr>
-              <w:widowControl/>
-              <w:spacing w:before="0" w:after="0" w:line="276" w:lineRule="auto"/>
-              <w:jc w:val="center"/>
-            </w:pPr>
-            <w:r>
-              <w:rPr>
-                <w:rFonts w:ascii="Malgun Gothic" w:hAnsi="Malgun Gothic" w:eastAsia="맑은 고딕" w:cs="Malgun Gothic"/>
-                <w:b/>
-                <w:color w:val="FFFFFF"/>
-                <w:sz w:val="22"/>
-              </w:rPr>
-              <w:t>할 일</w:t>
-            </w:r>
-          </w:p>
-        </w:tc>
-        <w:tc>
-          <w:tcPr>
-            <w:tcW w:w="1871" w:type="dxa"/>
-            <w:vAlign w:val="center"/>
-            <w:tcMar>
-              <w:top w:w="80" w:type="dxa"/>
-              <w:left w:w="80" w:type="dxa"/>
-              <w:bottom w:w="80" w:type="dxa"/>
-              <w:right w:w="80" w:type="dxa"/>
-            </w:tcMar>
-            <w:shd w:val="clear" w:color="auto" w:fill="1F4E79"/>
-          </w:tcPr>
-          <w:p>
-            <w:pPr>
-              <w:widowControl/>
-              <w:spacing w:before="0" w:after="0" w:line="276" w:lineRule="auto"/>
-              <w:jc w:val="center"/>
-            </w:pPr>
-            <w:r>
-              <w:rPr>
-                <w:rFonts w:ascii="Malgun Gothic" w:hAnsi="Malgun Gothic" w:eastAsia="맑은 고딕" w:cs="Malgun Gothic"/>
-                <w:b/>
-                <w:color w:val="FFFFFF"/>
-                <w:sz w:val="22"/>
-              </w:rPr>
-              <w:t>누가</w:t>
-            </w:r>
-          </w:p>
-        </w:tc>
-      </w:tr>
-      <w:tr>
-        <w:trPr>
-          <w:cantSplit/>
-        </w:trPr>
-        <w:tc>
-          <w:tcPr>
-            <w:tcW w:w="907" w:type="dxa"/>
+            <w:tcW w:w="2608" w:type="dxa"/>
             <w:vAlign w:val="center"/>
             <w:tcMar>
               <w:top w:w="80" w:type="dxa"/>
@@ -4734,13 +6221,13 @@
                 <w:color w:val="222222"/>
                 <w:sz w:val="22"/>
               </w:rPr>
-              <w:t>1</w:t>
+              <w:t>9월 8일 (D-9)</w:t>
             </w:r>
           </w:p>
         </w:tc>
         <w:tc>
           <w:tcPr>
-            <w:tcW w:w="6633" w:type="dxa"/>
+            <w:tcW w:w="794" w:type="dxa"/>
             <w:vAlign w:val="center"/>
             <w:tcMar>
               <w:top w:w="80" w:type="dxa"/>
@@ -4763,13 +6250,13 @@
                 <w:color w:val="222222"/>
                 <w:sz w:val="22"/>
               </w:rPr>
-              <w:t>Xcode에서 File → New → Target → Widget Extension 추가. 이름 SubscriptionWidget, Live Activity와 Configuration Intent는 끈다.</w:t>
+              <w:t>×</w:t>
             </w:r>
           </w:p>
         </w:tc>
         <w:tc>
           <w:tcPr>
-            <w:tcW w:w="1871" w:type="dxa"/>
+            <w:tcW w:w="2494" w:type="dxa"/>
             <w:vAlign w:val="center"/>
             <w:tcMar>
               <w:top w:w="80" w:type="dxa"/>
@@ -4792,651 +6279,7 @@
                 <w:color w:val="222222"/>
                 <w:sz w:val="22"/>
               </w:rPr>
-              <w:t>직접</w:t>
-            </w:r>
-          </w:p>
-        </w:tc>
-      </w:tr>
-      <w:tr>
-        <w:trPr>
-          <w:cantSplit/>
-        </w:trPr>
-        <w:tc>
-          <w:tcPr>
-            <w:tcW w:w="907" w:type="dxa"/>
-            <w:vAlign w:val="center"/>
-            <w:tcMar>
-              <w:top w:w="80" w:type="dxa"/>
-              <w:left w:w="80" w:type="dxa"/>
-              <w:bottom w:w="80" w:type="dxa"/>
-              <w:right w:w="80" w:type="dxa"/>
-            </w:tcMar>
-            <w:shd w:val="clear" w:color="auto" w:fill="FFFFFF"/>
-          </w:tcPr>
-          <w:p>
-            <w:pPr>
-              <w:widowControl/>
-              <w:spacing w:before="0" w:after="0" w:line="276" w:lineRule="auto"/>
-              <w:jc w:val="left"/>
-            </w:pPr>
-            <w:r>
-              <w:rPr>
-                <w:rFonts w:ascii="Malgun Gothic" w:hAnsi="Malgun Gothic" w:eastAsia="맑은 고딕" w:cs="Malgun Gothic"/>
-                <w:b w:val="0"/>
-                <w:color w:val="222222"/>
-                <w:sz w:val="22"/>
-              </w:rPr>
-              <w:t>2</w:t>
-            </w:r>
-          </w:p>
-        </w:tc>
-        <w:tc>
-          <w:tcPr>
-            <w:tcW w:w="6633" w:type="dxa"/>
-            <w:vAlign w:val="center"/>
-            <w:tcMar>
-              <w:top w:w="80" w:type="dxa"/>
-              <w:left w:w="80" w:type="dxa"/>
-              <w:bottom w:w="80" w:type="dxa"/>
-              <w:right w:w="80" w:type="dxa"/>
-            </w:tcMar>
-            <w:shd w:val="clear" w:color="auto" w:fill="FFFFFF"/>
-          </w:tcPr>
-          <w:p>
-            <w:pPr>
-              <w:widowControl/>
-              <w:spacing w:before="0" w:after="0" w:line="276" w:lineRule="auto"/>
-              <w:jc w:val="left"/>
-            </w:pPr>
-            <w:r>
-              <w:rPr>
-                <w:rFonts w:ascii="Malgun Gothic" w:hAnsi="Malgun Gothic" w:eastAsia="맑은 고딕" w:cs="Malgun Gothic"/>
-                <w:b w:val="0"/>
-                <w:color w:val="222222"/>
-                <w:sz w:val="22"/>
-              </w:rPr>
-              <w:t>앱 타깃과 위젯 타깃의 Signing &amp; Capabilities에서 App Groups를 켜고 group.com.dm.SubscriptionTracker를 추가.</w:t>
-            </w:r>
-          </w:p>
-        </w:tc>
-        <w:tc>
-          <w:tcPr>
-            <w:tcW w:w="1871" w:type="dxa"/>
-            <w:vAlign w:val="center"/>
-            <w:tcMar>
-              <w:top w:w="80" w:type="dxa"/>
-              <w:left w:w="80" w:type="dxa"/>
-              <w:bottom w:w="80" w:type="dxa"/>
-              <w:right w:w="80" w:type="dxa"/>
-            </w:tcMar>
-            <w:shd w:val="clear" w:color="auto" w:fill="FFFFFF"/>
-          </w:tcPr>
-          <w:p>
-            <w:pPr>
-              <w:widowControl/>
-              <w:spacing w:before="0" w:after="0" w:line="276" w:lineRule="auto"/>
-              <w:jc w:val="left"/>
-            </w:pPr>
-            <w:r>
-              <w:rPr>
-                <w:rFonts w:ascii="Malgun Gothic" w:hAnsi="Malgun Gothic" w:eastAsia="맑은 고딕" w:cs="Malgun Gothic"/>
-                <w:b w:val="0"/>
-                <w:color w:val="222222"/>
-                <w:sz w:val="22"/>
-              </w:rPr>
-              <w:t>직접</w:t>
-            </w:r>
-          </w:p>
-        </w:tc>
-      </w:tr>
-      <w:tr>
-        <w:trPr>
-          <w:cantSplit/>
-        </w:trPr>
-        <w:tc>
-          <w:tcPr>
-            <w:tcW w:w="907" w:type="dxa"/>
-            <w:vAlign w:val="center"/>
-            <w:tcMar>
-              <w:top w:w="80" w:type="dxa"/>
-              <w:left w:w="80" w:type="dxa"/>
-              <w:bottom w:w="80" w:type="dxa"/>
-              <w:right w:w="80" w:type="dxa"/>
-            </w:tcMar>
-            <w:shd w:val="clear" w:color="auto" w:fill="FFFFFF"/>
-          </w:tcPr>
-          <w:p>
-            <w:pPr>
-              <w:widowControl/>
-              <w:spacing w:before="0" w:after="0" w:line="276" w:lineRule="auto"/>
-              <w:jc w:val="left"/>
-            </w:pPr>
-            <w:r>
-              <w:rPr>
-                <w:rFonts w:ascii="Malgun Gothic" w:hAnsi="Malgun Gothic" w:eastAsia="맑은 고딕" w:cs="Malgun Gothic"/>
-                <w:b w:val="0"/>
-                <w:color w:val="222222"/>
-                <w:sz w:val="22"/>
-              </w:rPr>
-              <w:t>3</w:t>
-            </w:r>
-          </w:p>
-        </w:tc>
-        <w:tc>
-          <w:tcPr>
-            <w:tcW w:w="6633" w:type="dxa"/>
-            <w:vAlign w:val="center"/>
-            <w:tcMar>
-              <w:top w:w="80" w:type="dxa"/>
-              <w:left w:w="80" w:type="dxa"/>
-              <w:bottom w:w="80" w:type="dxa"/>
-              <w:right w:w="80" w:type="dxa"/>
-            </w:tcMar>
-            <w:shd w:val="clear" w:color="auto" w:fill="FFFFFF"/>
-          </w:tcPr>
-          <w:p>
-            <w:pPr>
-              <w:widowControl/>
-              <w:spacing w:before="0" w:after="0" w:line="276" w:lineRule="auto"/>
-              <w:jc w:val="left"/>
-            </w:pPr>
-            <w:r>
-              <w:rPr>
-                <w:rFonts w:ascii="Malgun Gothic" w:hAnsi="Malgun Gothic" w:eastAsia="맑은 고딕" w:cs="Malgun Gothic"/>
-                <w:b w:val="0"/>
-                <w:color w:val="222222"/>
-                <w:sz w:val="22"/>
-              </w:rPr>
-              <w:t>공유 코드를 Shared 폴더로 옮기고 앱·위젯 두 타깃에 모두 넣는다</w:t>
-            </w:r>
-          </w:p>
-        </w:tc>
-        <w:tc>
-          <w:tcPr>
-            <w:tcW w:w="1871" w:type="dxa"/>
-            <w:vAlign w:val="center"/>
-            <w:tcMar>
-              <w:top w:w="80" w:type="dxa"/>
-              <w:left w:w="80" w:type="dxa"/>
-              <w:bottom w:w="80" w:type="dxa"/>
-              <w:right w:w="80" w:type="dxa"/>
-            </w:tcMar>
-            <w:shd w:val="clear" w:color="auto" w:fill="FFFFFF"/>
-          </w:tcPr>
-          <w:p>
-            <w:pPr>
-              <w:widowControl/>
-              <w:spacing w:before="0" w:after="0" w:line="276" w:lineRule="auto"/>
-              <w:jc w:val="left"/>
-            </w:pPr>
-            <w:r>
-              <w:rPr>
-                <w:rFonts w:ascii="Malgun Gothic" w:hAnsi="Malgun Gothic" w:eastAsia="맑은 고딕" w:cs="Malgun Gothic"/>
-                <w:b w:val="0"/>
-                <w:color w:val="222222"/>
-                <w:sz w:val="22"/>
-              </w:rPr>
-              <w:t>코드</w:t>
-            </w:r>
-          </w:p>
-        </w:tc>
-      </w:tr>
-      <w:tr>
-        <w:trPr>
-          <w:cantSplit/>
-        </w:trPr>
-        <w:tc>
-          <w:tcPr>
-            <w:tcW w:w="907" w:type="dxa"/>
-            <w:vAlign w:val="center"/>
-            <w:tcMar>
-              <w:top w:w="80" w:type="dxa"/>
-              <w:left w:w="80" w:type="dxa"/>
-              <w:bottom w:w="80" w:type="dxa"/>
-              <w:right w:w="80" w:type="dxa"/>
-            </w:tcMar>
-            <w:shd w:val="clear" w:color="auto" w:fill="FFFFFF"/>
-          </w:tcPr>
-          <w:p>
-            <w:pPr>
-              <w:widowControl/>
-              <w:spacing w:before="0" w:after="0" w:line="276" w:lineRule="auto"/>
-              <w:jc w:val="left"/>
-            </w:pPr>
-            <w:r>
-              <w:rPr>
-                <w:rFonts w:ascii="Malgun Gothic" w:hAnsi="Malgun Gothic" w:eastAsia="맑은 고딕" w:cs="Malgun Gothic"/>
-                <w:b w:val="0"/>
-                <w:color w:val="222222"/>
-                <w:sz w:val="22"/>
-              </w:rPr>
-              <w:t>4</w:t>
-            </w:r>
-          </w:p>
-        </w:tc>
-        <w:tc>
-          <w:tcPr>
-            <w:tcW w:w="6633" w:type="dxa"/>
-            <w:vAlign w:val="center"/>
-            <w:tcMar>
-              <w:top w:w="80" w:type="dxa"/>
-              <w:left w:w="80" w:type="dxa"/>
-              <w:bottom w:w="80" w:type="dxa"/>
-              <w:right w:w="80" w:type="dxa"/>
-            </w:tcMar>
-            <w:shd w:val="clear" w:color="auto" w:fill="FFFFFF"/>
-          </w:tcPr>
-          <w:p>
-            <w:pPr>
-              <w:widowControl/>
-              <w:spacing w:before="0" w:after="0" w:line="276" w:lineRule="auto"/>
-              <w:jc w:val="left"/>
-            </w:pPr>
-            <w:r>
-              <w:rPr>
-                <w:rFonts w:ascii="Malgun Gothic" w:hAnsi="Malgun Gothic" w:eastAsia="맑은 고딕" w:cs="Malgun Gothic"/>
-                <w:b w:val="0"/>
-                <w:color w:val="222222"/>
-                <w:sz w:val="22"/>
-              </w:rPr>
-              <w:t>ModelConfiguration을 App Group 컨테이너로 옮기고 위젯과 공유</w:t>
-            </w:r>
-          </w:p>
-        </w:tc>
-        <w:tc>
-          <w:tcPr>
-            <w:tcW w:w="1871" w:type="dxa"/>
-            <w:vAlign w:val="center"/>
-            <w:tcMar>
-              <w:top w:w="80" w:type="dxa"/>
-              <w:left w:w="80" w:type="dxa"/>
-              <w:bottom w:w="80" w:type="dxa"/>
-              <w:right w:w="80" w:type="dxa"/>
-            </w:tcMar>
-            <w:shd w:val="clear" w:color="auto" w:fill="FFFFFF"/>
-          </w:tcPr>
-          <w:p>
-            <w:pPr>
-              <w:widowControl/>
-              <w:spacing w:before="0" w:after="0" w:line="276" w:lineRule="auto"/>
-              <w:jc w:val="left"/>
-            </w:pPr>
-            <w:r>
-              <w:rPr>
-                <w:rFonts w:ascii="Malgun Gothic" w:hAnsi="Malgun Gothic" w:eastAsia="맑은 고딕" w:cs="Malgun Gothic"/>
-                <w:b w:val="0"/>
-                <w:color w:val="222222"/>
-                <w:sz w:val="22"/>
-              </w:rPr>
-              <w:t>코드</w:t>
-            </w:r>
-          </w:p>
-        </w:tc>
-      </w:tr>
-      <w:tr>
-        <w:trPr>
-          <w:cantSplit/>
-        </w:trPr>
-        <w:tc>
-          <w:tcPr>
-            <w:tcW w:w="907" w:type="dxa"/>
-            <w:vAlign w:val="center"/>
-            <w:tcMar>
-              <w:top w:w="80" w:type="dxa"/>
-              <w:left w:w="80" w:type="dxa"/>
-              <w:bottom w:w="80" w:type="dxa"/>
-              <w:right w:w="80" w:type="dxa"/>
-            </w:tcMar>
-            <w:shd w:val="clear" w:color="auto" w:fill="FFFFFF"/>
-          </w:tcPr>
-          <w:p>
-            <w:pPr>
-              <w:widowControl/>
-              <w:spacing w:before="0" w:after="0" w:line="276" w:lineRule="auto"/>
-              <w:jc w:val="left"/>
-            </w:pPr>
-            <w:r>
-              <w:rPr>
-                <w:rFonts w:ascii="Malgun Gothic" w:hAnsi="Malgun Gothic" w:eastAsia="맑은 고딕" w:cs="Malgun Gothic"/>
-                <w:b w:val="0"/>
-                <w:color w:val="222222"/>
-                <w:sz w:val="22"/>
-              </w:rPr>
-              <w:t>5</w:t>
-            </w:r>
-          </w:p>
-        </w:tc>
-        <w:tc>
-          <w:tcPr>
-            <w:tcW w:w="6633" w:type="dxa"/>
-            <w:vAlign w:val="center"/>
-            <w:tcMar>
-              <w:top w:w="80" w:type="dxa"/>
-              <w:left w:w="80" w:type="dxa"/>
-              <w:bottom w:w="80" w:type="dxa"/>
-              <w:right w:w="80" w:type="dxa"/>
-            </w:tcMar>
-            <w:shd w:val="clear" w:color="auto" w:fill="FFFFFF"/>
-          </w:tcPr>
-          <w:p>
-            <w:pPr>
-              <w:widowControl/>
-              <w:spacing w:before="0" w:after="0" w:line="276" w:lineRule="auto"/>
-              <w:jc w:val="left"/>
-            </w:pPr>
-            <w:r>
-              <w:rPr>
-                <w:rFonts w:ascii="Malgun Gothic" w:hAnsi="Malgun Gothic" w:eastAsia="맑은 고딕" w:cs="Malgun Gothic"/>
-                <w:b w:val="0"/>
-                <w:color w:val="222222"/>
-                <w:sz w:val="22"/>
-              </w:rPr>
-              <w:t>위젯 타임라인과 두 크기의 화면 구현</w:t>
-            </w:r>
-          </w:p>
-        </w:tc>
-        <w:tc>
-          <w:tcPr>
-            <w:tcW w:w="1871" w:type="dxa"/>
-            <w:vAlign w:val="center"/>
-            <w:tcMar>
-              <w:top w:w="80" w:type="dxa"/>
-              <w:left w:w="80" w:type="dxa"/>
-              <w:bottom w:w="80" w:type="dxa"/>
-              <w:right w:w="80" w:type="dxa"/>
-            </w:tcMar>
-            <w:shd w:val="clear" w:color="auto" w:fill="FFFFFF"/>
-          </w:tcPr>
-          <w:p>
-            <w:pPr>
-              <w:widowControl/>
-              <w:spacing w:before="0" w:after="0" w:line="276" w:lineRule="auto"/>
-              <w:jc w:val="left"/>
-            </w:pPr>
-            <w:r>
-              <w:rPr>
-                <w:rFonts w:ascii="Malgun Gothic" w:hAnsi="Malgun Gothic" w:eastAsia="맑은 고딕" w:cs="Malgun Gothic"/>
-                <w:b w:val="0"/>
-                <w:color w:val="222222"/>
-                <w:sz w:val="22"/>
-              </w:rPr>
-              <w:t>코드</w:t>
-            </w:r>
-          </w:p>
-        </w:tc>
-      </w:tr>
-      <w:tr>
-        <w:trPr>
-          <w:cantSplit/>
-        </w:trPr>
-        <w:tc>
-          <w:tcPr>
-            <w:tcW w:w="907" w:type="dxa"/>
-            <w:vAlign w:val="center"/>
-            <w:tcMar>
-              <w:top w:w="80" w:type="dxa"/>
-              <w:left w:w="80" w:type="dxa"/>
-              <w:bottom w:w="80" w:type="dxa"/>
-              <w:right w:w="80" w:type="dxa"/>
-            </w:tcMar>
-            <w:shd w:val="clear" w:color="auto" w:fill="FFFFFF"/>
-          </w:tcPr>
-          <w:p>
-            <w:pPr>
-              <w:widowControl/>
-              <w:spacing w:before="0" w:after="0" w:line="276" w:lineRule="auto"/>
-              <w:jc w:val="left"/>
-            </w:pPr>
-            <w:r>
-              <w:rPr>
-                <w:rFonts w:ascii="Malgun Gothic" w:hAnsi="Malgun Gothic" w:eastAsia="맑은 고딕" w:cs="Malgun Gothic"/>
-                <w:b w:val="0"/>
-                <w:color w:val="222222"/>
-                <w:sz w:val="22"/>
-              </w:rPr>
-              <w:t>6</w:t>
-            </w:r>
-          </w:p>
-        </w:tc>
-        <w:tc>
-          <w:tcPr>
-            <w:tcW w:w="6633" w:type="dxa"/>
-            <w:vAlign w:val="center"/>
-            <w:tcMar>
-              <w:top w:w="80" w:type="dxa"/>
-              <w:left w:w="80" w:type="dxa"/>
-              <w:bottom w:w="80" w:type="dxa"/>
-              <w:right w:w="80" w:type="dxa"/>
-            </w:tcMar>
-            <w:shd w:val="clear" w:color="auto" w:fill="FFFFFF"/>
-          </w:tcPr>
-          <w:p>
-            <w:pPr>
-              <w:widowControl/>
-              <w:spacing w:before="0" w:after="0" w:line="276" w:lineRule="auto"/>
-              <w:jc w:val="left"/>
-            </w:pPr>
-            <w:r>
-              <w:rPr>
-                <w:rFonts w:ascii="Malgun Gothic" w:hAnsi="Malgun Gothic" w:eastAsia="맑은 고딕" w:cs="Malgun Gothic"/>
-                <w:b w:val="0"/>
-                <w:color w:val="222222"/>
-                <w:sz w:val="22"/>
-              </w:rPr>
-              <w:t>앱에서 저장할 때 위젯 갱신 요청 추가</w:t>
-            </w:r>
-          </w:p>
-        </w:tc>
-        <w:tc>
-          <w:tcPr>
-            <w:tcW w:w="1871" w:type="dxa"/>
-            <w:vAlign w:val="center"/>
-            <w:tcMar>
-              <w:top w:w="80" w:type="dxa"/>
-              <w:left w:w="80" w:type="dxa"/>
-              <w:bottom w:w="80" w:type="dxa"/>
-              <w:right w:w="80" w:type="dxa"/>
-            </w:tcMar>
-            <w:shd w:val="clear" w:color="auto" w:fill="FFFFFF"/>
-          </w:tcPr>
-          <w:p>
-            <w:pPr>
-              <w:widowControl/>
-              <w:spacing w:before="0" w:after="0" w:line="276" w:lineRule="auto"/>
-              <w:jc w:val="left"/>
-            </w:pPr>
-            <w:r>
-              <w:rPr>
-                <w:rFonts w:ascii="Malgun Gothic" w:hAnsi="Malgun Gothic" w:eastAsia="맑은 고딕" w:cs="Malgun Gothic"/>
-                <w:b w:val="0"/>
-                <w:color w:val="222222"/>
-                <w:sz w:val="22"/>
-              </w:rPr>
-              <w:t>코드</w:t>
-            </w:r>
-          </w:p>
-        </w:tc>
-      </w:tr>
-      <w:tr>
-        <w:trPr>
-          <w:cantSplit/>
-        </w:trPr>
-        <w:tc>
-          <w:tcPr>
-            <w:tcW w:w="907" w:type="dxa"/>
-            <w:vAlign w:val="center"/>
-            <w:tcMar>
-              <w:top w:w="80" w:type="dxa"/>
-              <w:left w:w="80" w:type="dxa"/>
-              <w:bottom w:w="80" w:type="dxa"/>
-              <w:right w:w="80" w:type="dxa"/>
-            </w:tcMar>
-            <w:shd w:val="clear" w:color="auto" w:fill="FFFFFF"/>
-          </w:tcPr>
-          <w:p>
-            <w:pPr>
-              <w:widowControl/>
-              <w:spacing w:before="0" w:after="0" w:line="276" w:lineRule="auto"/>
-              <w:jc w:val="left"/>
-            </w:pPr>
-            <w:r>
-              <w:rPr>
-                <w:rFonts w:ascii="Malgun Gothic" w:hAnsi="Malgun Gothic" w:eastAsia="맑은 고딕" w:cs="Malgun Gothic"/>
-                <w:b w:val="0"/>
-                <w:color w:val="222222"/>
-                <w:sz w:val="22"/>
-              </w:rPr>
-              <w:t>7</w:t>
-            </w:r>
-          </w:p>
-        </w:tc>
-        <w:tc>
-          <w:tcPr>
-            <w:tcW w:w="6633" w:type="dxa"/>
-            <w:vAlign w:val="center"/>
-            <w:tcMar>
-              <w:top w:w="80" w:type="dxa"/>
-              <w:left w:w="80" w:type="dxa"/>
-              <w:bottom w:w="80" w:type="dxa"/>
-              <w:right w:w="80" w:type="dxa"/>
-            </w:tcMar>
-            <w:shd w:val="clear" w:color="auto" w:fill="FFFFFF"/>
-          </w:tcPr>
-          <w:p>
-            <w:pPr>
-              <w:widowControl/>
-              <w:spacing w:before="0" w:after="0" w:line="276" w:lineRule="auto"/>
-              <w:jc w:val="left"/>
-            </w:pPr>
-            <w:r>
-              <w:rPr>
-                <w:rFonts w:ascii="Malgun Gothic" w:hAnsi="Malgun Gothic" w:eastAsia="맑은 고딕" w:cs="Malgun Gothic"/>
-                <w:b w:val="0"/>
-                <w:color w:val="222222"/>
-                <w:sz w:val="22"/>
-              </w:rPr>
-              <w:t>앱 목록과 위젯의 날짜 표기를 D-day로 바꾼다 (4장)</w:t>
-            </w:r>
-          </w:p>
-        </w:tc>
-        <w:tc>
-          <w:tcPr>
-            <w:tcW w:w="1871" w:type="dxa"/>
-            <w:vAlign w:val="center"/>
-            <w:tcMar>
-              <w:top w:w="80" w:type="dxa"/>
-              <w:left w:w="80" w:type="dxa"/>
-              <w:bottom w:w="80" w:type="dxa"/>
-              <w:right w:w="80" w:type="dxa"/>
-            </w:tcMar>
-            <w:shd w:val="clear" w:color="auto" w:fill="FFFFFF"/>
-          </w:tcPr>
-          <w:p>
-            <w:pPr>
-              <w:widowControl/>
-              <w:spacing w:before="0" w:after="0" w:line="276" w:lineRule="auto"/>
-              <w:jc w:val="left"/>
-            </w:pPr>
-            <w:r>
-              <w:rPr>
-                <w:rFonts w:ascii="Malgun Gothic" w:hAnsi="Malgun Gothic" w:eastAsia="맑은 고딕" w:cs="Malgun Gothic"/>
-                <w:b w:val="0"/>
-                <w:color w:val="222222"/>
-                <w:sz w:val="22"/>
-              </w:rPr>
-              <w:t>코드</w:t>
-            </w:r>
-          </w:p>
-        </w:tc>
-      </w:tr>
-      <w:tr>
-        <w:trPr>
-          <w:cantSplit/>
-        </w:trPr>
-        <w:tc>
-          <w:tcPr>
-            <w:tcW w:w="907" w:type="dxa"/>
-            <w:vAlign w:val="center"/>
-            <w:tcMar>
-              <w:top w:w="80" w:type="dxa"/>
-              <w:left w:w="80" w:type="dxa"/>
-              <w:bottom w:w="80" w:type="dxa"/>
-              <w:right w:w="80" w:type="dxa"/>
-            </w:tcMar>
-            <w:shd w:val="clear" w:color="auto" w:fill="FFFFFF"/>
-          </w:tcPr>
-          <w:p>
-            <w:pPr>
-              <w:widowControl/>
-              <w:spacing w:before="0" w:after="0" w:line="276" w:lineRule="auto"/>
-              <w:jc w:val="left"/>
-            </w:pPr>
-            <w:r>
-              <w:rPr>
-                <w:rFonts w:ascii="Malgun Gothic" w:hAnsi="Malgun Gothic" w:eastAsia="맑은 고딕" w:cs="Malgun Gothic"/>
-                <w:b w:val="0"/>
-                <w:color w:val="222222"/>
-                <w:sz w:val="22"/>
-              </w:rPr>
-              <w:t>8</w:t>
-            </w:r>
-          </w:p>
-        </w:tc>
-        <w:tc>
-          <w:tcPr>
-            <w:tcW w:w="6633" w:type="dxa"/>
-            <w:vAlign w:val="center"/>
-            <w:tcMar>
-              <w:top w:w="80" w:type="dxa"/>
-              <w:left w:w="80" w:type="dxa"/>
-              <w:bottom w:w="80" w:type="dxa"/>
-              <w:right w:w="80" w:type="dxa"/>
-            </w:tcMar>
-            <w:shd w:val="clear" w:color="auto" w:fill="FFFFFF"/>
-          </w:tcPr>
-          <w:p>
-            <w:pPr>
-              <w:widowControl/>
-              <w:spacing w:before="0" w:after="0" w:line="276" w:lineRule="auto"/>
-              <w:jc w:val="left"/>
-            </w:pPr>
-            <w:r>
-              <w:rPr>
-                <w:rFonts w:ascii="Malgun Gothic" w:hAnsi="Malgun Gothic" w:eastAsia="맑은 고딕" w:cs="Malgun Gothic"/>
-                <w:b w:val="0"/>
-                <w:color w:val="222222"/>
-                <w:sz w:val="22"/>
-              </w:rPr>
-              <w:t>시뮬레이터에서 위젯 추가·갱신·빈 상태 확인</w:t>
-            </w:r>
-          </w:p>
-        </w:tc>
-        <w:tc>
-          <w:tcPr>
-            <w:tcW w:w="1871" w:type="dxa"/>
-            <w:vAlign w:val="center"/>
-            <w:tcMar>
-              <w:top w:w="80" w:type="dxa"/>
-              <w:left w:w="80" w:type="dxa"/>
-              <w:bottom w:w="80" w:type="dxa"/>
-              <w:right w:w="80" w:type="dxa"/>
-            </w:tcMar>
-            <w:shd w:val="clear" w:color="auto" w:fill="FFFFFF"/>
-          </w:tcPr>
-          <w:p>
-            <w:pPr>
-              <w:widowControl/>
-              <w:spacing w:before="0" w:after="0" w:line="276" w:lineRule="auto"/>
-              <w:jc w:val="left"/>
-            </w:pPr>
-            <w:r>
-              <w:rPr>
-                <w:rFonts w:ascii="Malgun Gothic" w:hAnsi="Malgun Gothic" w:eastAsia="맑은 고딕" w:cs="Malgun Gothic"/>
-                <w:b w:val="0"/>
-                <w:color w:val="222222"/>
-                <w:sz w:val="22"/>
-              </w:rPr>
-              <w:t>같이</w:t>
+              <w:t>다음 달로 넘어갔다</w:t>
             </w:r>
           </w:p>
         </w:tc>
@@ -5444,18 +6287,18 @@
     </w:tbl>
     <w:p>
       <w:pPr>
-        <w:pStyle w:val="Heading2"/>
+        <w:pStyle w:val="Heading3"/>
         <w:widowControl/>
-        <w:spacing w:before="320" w:after="160" w:line="276" w:lineRule="auto"/>
+        <w:spacing w:before="240" w:after="120" w:line="276" w:lineRule="auto"/>
       </w:pPr>
       <w:r>
         <w:rPr>
           <w:rFonts w:ascii="Malgun Gothic" w:hAnsi="Malgun Gothic" w:eastAsia="맑은 고딕" w:cs="Malgun Gothic"/>
           <w:b/>
           <w:color w:val="1F4E79"/>
-          <w:sz w:val="28"/>
+          <w:sz w:val="24"/>
         </w:rPr>
-        <w:t>9. 완료 기준</w:t>
+        <w:t>9.3 무엇이라고 적는가</w:t>
       </w:r>
     </w:p>
     <w:p>
@@ -5470,7 +6313,114 @@
           <w:color w:val="222222"/>
           <w:sz w:val="22"/>
         </w:rPr>
-        <w:t>아래가 전부 되면 v1.1.0을 끝난 것으로 본다.</w:t>
+        <w:t>총액 위에 “8월 구독 금액”이라고 적는다. 달이 바뀌면 숫자도 따라 바뀐다.</w:t>
+      </w:r>
+    </w:p>
+    <w:p>
+      <w:pPr>
+        <w:widowControl/>
+        <w:spacing w:before="0" w:after="160" w:line="276" w:lineRule="auto"/>
+      </w:pPr>
+      <w:r>
+        <w:rPr>
+          <w:rFonts w:ascii="Malgun Gothic" w:hAnsi="Malgun Gothic" w:eastAsia="맑은 고딕" w:cs="Malgun Gothic"/>
+          <w:b w:val="0"/>
+          <w:color w:val="222222"/>
+          <w:sz w:val="22"/>
+        </w:rPr>
+        <w:t>“이번 달”은 쓰지 않는다. 이미 나간 돈까지 센다는 뜻으로도 읽히는데 이 합계는 그렇지 않다. 달 이름을 못박으면 어느 달을 말하는지에 대한 오해가 먼저 사라진다.</w:t>
+      </w:r>
+    </w:p>
+    <w:p>
+      <w:pPr>
+        <w:widowControl/>
+        <w:spacing w:before="0" w:after="160" w:line="276" w:lineRule="auto"/>
+      </w:pPr>
+      <w:r>
+        <w:rPr>
+          <w:rFonts w:ascii="Malgun Gothic" w:hAnsi="Malgun Gothic" w:eastAsia="맑은 고딕" w:cs="Malgun Gothic"/>
+          <w:b w:val="0"/>
+          <w:color w:val="222222"/>
+          <w:sz w:val="22"/>
+        </w:rPr>
+        <w:t>이 규칙에는 받아들여야 할 결과가 하나 있다. 결제일이 지나면 다음 주기로 밀리므로 총액은 달이 갈수록 줄고, 그 달 결제가 다 끝나면 월말 며칠 동안 ₩0이 된다. 8월에 14,000원을 썼어도 8월 29일에는 ₩0으로 보인다는 뜻이다.</w:t>
+      </w:r>
+    </w:p>
+    <w:p>
+      <w:pPr>
+        <w:widowControl/>
+        <w:spacing w:before="0" w:after="160" w:line="276" w:lineRule="auto"/>
+      </w:pPr>
+      <w:r>
+        <w:rPr>
+          <w:rFonts w:ascii="Malgun Gothic" w:hAnsi="Malgun Gothic" w:eastAsia="맑은 고딕" w:cs="Malgun Gothic"/>
+          <w:b w:val="0"/>
+          <w:color w:val="222222"/>
+          <w:sz w:val="22"/>
+        </w:rPr>
+        <w:t>지금 데이터로는 이보다 나은 수가 없다. 결제일이 밀리면서 지난 날짜가 사라지기 때문에 이미 나간 돈을 알 방법이 없다. 결제 이력을 쌓기 시작하면 “이번 달에 나간 돈”과 “앞으로 나갈 돈”을 나눠 보여줄 수 있고, 그때 이 항목을 다시 다룬다.</w:t>
+      </w:r>
+    </w:p>
+    <w:p>
+      <w:pPr>
+        <w:pStyle w:val="Heading3"/>
+        <w:widowControl/>
+        <w:spacing w:before="240" w:after="120" w:line="276" w:lineRule="auto"/>
+      </w:pPr>
+      <w:r>
+        <w:rPr>
+          <w:rFonts w:ascii="Malgun Gothic" w:hAnsi="Malgun Gothic" w:eastAsia="맑은 고딕" w:cs="Malgun Gothic"/>
+          <w:b/>
+          <w:color w:val="1F4E79"/>
+          <w:sz w:val="24"/>
+        </w:rPr>
+        <w:t>9.4 앱 언어</w:t>
+      </w:r>
+    </w:p>
+    <w:p>
+      <w:pPr>
+        <w:widowControl/>
+        <w:spacing w:before="0" w:after="160" w:line="276" w:lineRule="auto"/>
+      </w:pPr>
+      <w:r>
+        <w:rPr>
+          <w:rFonts w:ascii="Malgun Gothic" w:hAnsi="Malgun Gothic" w:eastAsia="맑은 고딕" w:cs="Malgun Gothic"/>
+          <w:b w:val="0"/>
+          <w:color w:val="222222"/>
+          <w:sz w:val="22"/>
+        </w:rPr>
+        <w:t>같은 화면을 보다가 날짜 선택기가 “Aug 19, 2026”으로 나오는 것을 발견했다. 프로젝트의 developmentRegion이 en이라 앱이 지원하는 언어가 영어뿐이었다.</w:t>
+      </w:r>
+    </w:p>
+    <w:p>
+      <w:pPr>
+        <w:widowControl/>
+        <w:spacing w:before="0" w:after="160" w:line="276" w:lineRule="auto"/>
+      </w:pPr>
+      <w:r>
+        <w:rPr>
+          <w:rFonts w:ascii="Malgun Gothic" w:hAnsi="Malgun Gothic" w:eastAsia="맑은 고딕" w:cs="Malgun Gothic"/>
+          <w:b w:val="0"/>
+          <w:color w:val="222222"/>
+          <w:sz w:val="22"/>
+        </w:rPr>
+        <w:t>화면 글자를 전부 한국어로 박아 넣어 티가 안 났을 뿐, 날짜 선택기처럼 시스템이 그리는 부분은 앱의 언어를 따른다. 한국어 아이폰에서도 영어로 나오고 App Store에도 영어 앱으로 등록된다. developmentRegion을 ko로 바꿨다.</w:t>
+      </w:r>
+    </w:p>
+    <w:p>
+      <w:pPr>
+        <w:pStyle w:val="Heading2"/>
+        <w:widowControl/>
+        <w:spacing w:before="320" w:after="160" w:line="276" w:lineRule="auto"/>
+      </w:pPr>
+      <w:r>
+        <w:rPr>
+          <w:rFonts w:ascii="Malgun Gothic" w:hAnsi="Malgun Gothic" w:eastAsia="맑은 고딕" w:cs="Malgun Gothic"/>
+          <w:b/>
+          <w:color w:val="1F4E79"/>
+          <w:sz w:val="28"/>
+        </w:rPr>
+        <w:t>10. 작업 순서</w:t>
       </w:r>
     </w:p>
     <w:p>
@@ -5487,7 +6437,7 @@
           <w:color w:val="222222"/>
           <w:sz w:val="22"/>
         </w:rPr>
-        <w:t>홈 화면에 작은 위젯과 중간 위젯을 추가할 수 있다.</w:t>
+        <w:t>Subscription에 colorIndex를 더하고, 이름으로 색과 머리글자를 정하는 계산을 만든다.</w:t>
       </w:r>
     </w:p>
     <w:p>
@@ -5504,7 +6454,7 @@
           <w:color w:val="222222"/>
           <w:sz w:val="22"/>
         </w:rPr>
-        <w:t>앱에서 구독을 추가하고 홈 화면으로 나오면 위젯의 총액이 바뀌어 있다.</w:t>
+        <w:t>아이콘 뷰를 만들어 목록 행 왼쪽에 붙인다.</w:t>
       </w:r>
     </w:p>
     <w:p>
@@ -5521,7 +6471,7 @@
           <w:color w:val="222222"/>
           <w:sz w:val="22"/>
         </w:rPr>
-        <w:t>구독을 전부 지우면 위젯이 빈 상태 문구를 보여준다. 빈 사각형이 아니다.</w:t>
+        <w:t>추가·상세 화면에 색 고르는 줄을 넣는다.</w:t>
       </w:r>
     </w:p>
     <w:p>
@@ -5538,7 +6488,7 @@
           <w:color w:val="222222"/>
           <w:sz w:val="22"/>
         </w:rPr>
-        <w:t>위젯을 누르면 앱이 열린다.</w:t>
+        <w:t>탭 구조로 감싼다. 구독 탭은 지금 화면 그대로, 설정 탭은 빈 화면으로 먼저 둔다.</w:t>
       </w:r>
     </w:p>
     <w:p>
@@ -5555,7 +6505,7 @@
           <w:color w:val="222222"/>
           <w:sz w:val="22"/>
         </w:rPr>
-        <w:t>다크 모드에서 총액 글자가 배경에 묻히지 않는다.</w:t>
+        <w:t>설정 화면에 알림 스위치와 시각, 앱 정보를 넣는다.</w:t>
       </w:r>
     </w:p>
     <w:p>
@@ -5572,7 +6522,7 @@
           <w:color w:val="222222"/>
           <w:sz w:val="22"/>
         </w:rPr>
-        <w:t>앱을 지웠다 다시 깔아도 위젯이 죽지 않는다.</w:t>
+        <w:t>알림 예약과 취소를 만들고, 5.3의 다섯 시점에 다시 걸리게 한다.</w:t>
       </w:r>
     </w:p>
     <w:p>
@@ -5589,7 +6539,7 @@
           <w:color w:val="222222"/>
           <w:sz w:val="22"/>
         </w:rPr>
-        <w:t>앱 목록과 중간 위젯이 같은 D-day 형식으로 날짜를 보여준다.</w:t>
+        <w:t>권한을 거부했을 때의 안내를 넣는다.</w:t>
       </w:r>
     </w:p>
     <w:p>
@@ -5606,7 +6556,7 @@
           <w:color w:val="222222"/>
           <w:sz w:val="22"/>
         </w:rPr>
-        <w:t>다른 달에 결제되는 매년 구독만 남기면 “이번 달 결제 없음”이 나온다.</w:t>
+        <w:t>총액 판정을 연도까지 보도록 고치고, 라벨을 달 이름으로 바꾼다(9장).</w:t>
       </w:r>
     </w:p>
     <w:p>
@@ -5623,7 +6573,22 @@
           <w:color w:val="222222"/>
           <w:sz w:val="22"/>
         </w:rPr>
-        <w:t>iOS 18 시뮬레이터에서 위 항목을 모두 확인했다.</w:t>
+        <w:t>MARKETING_VERSION을 1.0에서 1.1.0으로 올린다.</w:t>
+      </w:r>
+    </w:p>
+    <w:p>
+      <w:pPr>
+        <w:widowControl/>
+        <w:spacing w:before="0" w:after="160" w:line="276" w:lineRule="auto"/>
+      </w:pPr>
+      <w:r>
+        <w:rPr>
+          <w:rFonts w:ascii="Malgun Gothic" w:hAnsi="Malgun Gothic" w:eastAsia="맑은 고딕" w:cs="Malgun Gothic"/>
+          <w:b w:val="0"/>
+          <w:color w:val="222222"/>
+          <w:sz w:val="22"/>
+        </w:rPr>
+        <w:t>1번부터 3번까지가 아이콘, 4번과 5번이 탭, 6번과 7번이 알림이다. 각 묶음이 끝날 때마다 시뮬레이터에서 확인하고 넘어간다.</w:t>
       </w:r>
     </w:p>
     <w:p>
@@ -5639,22 +6604,7 @@
           <w:color w:val="1F4E79"/>
           <w:sz w:val="28"/>
         </w:rPr>
-        <w:t>10. 심사 제출 시 적을 것</w:t>
-      </w:r>
-    </w:p>
-    <w:p>
-      <w:pPr>
-        <w:widowControl/>
-        <w:spacing w:before="0" w:after="160" w:line="276" w:lineRule="auto"/>
-      </w:pPr>
-      <w:r>
-        <w:rPr>
-          <w:rFonts w:ascii="Malgun Gothic" w:hAnsi="Malgun Gothic" w:eastAsia="맑은 고딕" w:cs="Malgun Gothic"/>
-          <w:b w:val="0"/>
-          <w:color w:val="222222"/>
-          <w:sz w:val="22"/>
-        </w:rPr>
-        <w:t>App Store Connect의 심사 메모(App Review Notes)는 비워 두지 않는다. 4.2로 걸리는 앱 상당수가 “무엇이 네이티브인지” 설명하지 않아서 걸린다.</w:t>
+        <w:t>11. 완료 기준</w:t>
       </w:r>
     </w:p>
     <w:p>
@@ -5671,7 +6621,7 @@
           <w:color w:val="222222"/>
           <w:sz w:val="22"/>
         </w:rPr>
-        <w:t>홈 화면 위젯 2종으로 앱을 열지 않고도 이번 달 고정지출과 다음 결제를 확인할 수 있다는 점.</w:t>
+        <w:t>탭바가 아래에 보이고 구독·설정을 오갈 수 있다.</w:t>
       </w:r>
     </w:p>
     <w:p>
@@ -5688,7 +6638,7 @@
           <w:color w:val="222222"/>
           <w:sz w:val="22"/>
         </w:rPr>
-        <w:t>네트워크 없이 전부 동작하고, 데이터가 기기 안에만 남는다는 점.</w:t>
+        <w:t>목록의 모든 행에 아이콘이 있고, 머리글자가 이름 첫 글자와 맞는다.</w:t>
       </w:r>
     </w:p>
     <w:p>
@@ -5705,53 +6655,7 @@
           <w:color w:val="222222"/>
           <w:sz w:val="22"/>
         </w:rPr>
-        <w:t>계정 가입이 없어 심사자가 바로 모든 기능을 쓸 수 있다는 점.</w:t>
-      </w:r>
-    </w:p>
-    <w:p>
-      <w:pPr>
-        <w:widowControl/>
-        <w:spacing w:before="160" w:after="160" w:line="276" w:lineRule="auto"/>
-      </w:pPr>
-      <w:r>
-        <w:rPr>
-          <w:rFonts w:ascii="Malgun Gothic" w:hAnsi="Malgun Gothic" w:eastAsia="맑은 고딕" w:cs="Malgun Gothic"/>
-          <w:b w:val="0"/>
-          <w:color w:val="222222"/>
-          <w:sz w:val="22"/>
-        </w:rPr>
-        <w:t>이 메모는 v1.1.0 구현이 끝난 뒤 실제 화면을 보고 다시 다듬는다. 없는 기능을 적으면 그게 더 큰 문제가 된다.</w:t>
-      </w:r>
-    </w:p>
-    <w:p>
-      <w:pPr>
-        <w:pStyle w:val="Heading2"/>
-        <w:widowControl/>
-        <w:spacing w:before="320" w:after="160" w:line="276" w:lineRule="auto"/>
-      </w:pPr>
-      <w:r>
-        <w:rPr>
-          <w:rFonts w:ascii="Malgun Gothic" w:hAnsi="Malgun Gothic" w:eastAsia="맑은 고딕" w:cs="Malgun Gothic"/>
-          <w:b/>
-          <w:color w:val="1F4E79"/>
-          <w:sz w:val="28"/>
-        </w:rPr>
-        <w:t>11. 다음 버전 후보</w:t>
-      </w:r>
-    </w:p>
-    <w:p>
-      <w:pPr>
-        <w:widowControl/>
-        <w:spacing w:before="0" w:after="160" w:line="276" w:lineRule="auto"/>
-      </w:pPr>
-      <w:r>
-        <w:rPr>
-          <w:rFonts w:ascii="Malgun Gothic" w:hAnsi="Malgun Gothic" w:eastAsia="맑은 고딕" w:cs="Malgun Gothic"/>
-          <w:b w:val="0"/>
-          <w:color w:val="222222"/>
-          <w:sz w:val="22"/>
-        </w:rPr>
-        <w:t>이번에 하지 않기로 한 것 중, 다음에 가장 먼저 볼 것들이다. 여기 적어 두는 이유는 지금 하지 않기 위해서다.</w:t>
+        <w:t>앱을 껐다 켜도 같은 구독의 색이 그대로다.</w:t>
       </w:r>
     </w:p>
     <w:p>
@@ -5768,7 +6672,7 @@
           <w:color w:val="222222"/>
           <w:sz w:val="22"/>
         </w:rPr>
-        <w:t>결제 전날 로컬 알림. v1.0.0 기획서의 원래 v1 기능 중 마지막으로 남은 하나.</w:t>
+        <w:t>구독을 여덟 개까지 넣는 동안 같은 색이 두 번 나오지 않는다.</w:t>
       </w:r>
     </w:p>
     <w:p>
@@ -5785,7 +6689,7 @@
           <w:color w:val="222222"/>
           <w:sz w:val="22"/>
         </w:rPr>
-        <w:t>위젯에서 특정 구독 상세로 바로 가는 딥링크.</w:t>
+        <w:t>상세에서 색을 바꾸면 목록에도 바로 반영된다.</w:t>
       </w:r>
     </w:p>
     <w:p>
@@ -5802,7 +6706,259 @@
           <w:color w:val="222222"/>
           <w:sz w:val="22"/>
         </w:rPr>
-        <w:t>잠금화면 위젯.</w:t>
+        <w:t>글자 크기를 가장 크게 해도 아이콘이 넘치지 않고 이름이 잘리지 않는다.</w:t>
+      </w:r>
+    </w:p>
+    <w:p>
+      <w:pPr>
+        <w:pStyle w:val="ListBullet"/>
+        <w:widowControl/>
+        <w:spacing w:before="0" w:after="80" w:line="276" w:lineRule="auto"/>
+        <w:ind w:left="425"/>
+      </w:pPr>
+      <w:r>
+        <w:rPr>
+          <w:rFonts w:ascii="Malgun Gothic" w:hAnsi="Malgun Gothic" w:eastAsia="맑은 고딕" w:cs="Malgun Gothic"/>
+          <w:b w:val="0"/>
+          <w:color w:val="222222"/>
+          <w:sz w:val="22"/>
+        </w:rPr>
+        <w:t>VoiceOver가 머리글자를 읽지 않는다.</w:t>
+      </w:r>
+    </w:p>
+    <w:p>
+      <w:pPr>
+        <w:pStyle w:val="ListBullet"/>
+        <w:widowControl/>
+        <w:spacing w:before="0" w:after="80" w:line="276" w:lineRule="auto"/>
+        <w:ind w:left="425"/>
+      </w:pPr>
+      <w:r>
+        <w:rPr>
+          <w:rFonts w:ascii="Malgun Gothic" w:hAnsi="Malgun Gothic" w:eastAsia="맑은 고딕" w:cs="Malgun Gothic"/>
+          <w:b w:val="0"/>
+          <w:color w:val="222222"/>
+          <w:sz w:val="22"/>
+        </w:rPr>
+        <w:t>알림 스위치를 켜면 권한을 묻고, 거부하면 안내가 뜬다.</w:t>
+      </w:r>
+    </w:p>
+    <w:p>
+      <w:pPr>
+        <w:pStyle w:val="ListBullet"/>
+        <w:widowControl/>
+        <w:spacing w:before="0" w:after="80" w:line="276" w:lineRule="auto"/>
+        <w:ind w:left="425"/>
+      </w:pPr>
+      <w:r>
+        <w:rPr>
+          <w:rFonts w:ascii="Malgun Gothic" w:hAnsi="Malgun Gothic" w:eastAsia="맑은 고딕" w:cs="Malgun Gothic"/>
+          <w:b w:val="0"/>
+          <w:color w:val="222222"/>
+          <w:sz w:val="22"/>
+        </w:rPr>
+        <w:t>결제 하루 전 지정한 시각에 알림이 온다.</w:t>
+      </w:r>
+    </w:p>
+    <w:p>
+      <w:pPr>
+        <w:pStyle w:val="ListBullet"/>
+        <w:widowControl/>
+        <w:spacing w:before="0" w:after="80" w:line="276" w:lineRule="auto"/>
+        <w:ind w:left="425"/>
+      </w:pPr>
+      <w:r>
+        <w:rPr>
+          <w:rFonts w:ascii="Malgun Gothic" w:hAnsi="Malgun Gothic" w:eastAsia="맑은 고딕" w:cs="Malgun Gothic"/>
+          <w:b w:val="0"/>
+          <w:color w:val="222222"/>
+          <w:sz w:val="22"/>
+        </w:rPr>
+        <w:t>같은 날 결제가 셋이면 알림이 한 번만 오고 “3건”으로 보인다.</w:t>
+      </w:r>
+    </w:p>
+    <w:p>
+      <w:pPr>
+        <w:pStyle w:val="ListBullet"/>
+        <w:widowControl/>
+        <w:spacing w:before="0" w:after="80" w:line="276" w:lineRule="auto"/>
+        <w:ind w:left="425"/>
+      </w:pPr>
+      <w:r>
+        <w:rPr>
+          <w:rFonts w:ascii="Malgun Gothic" w:hAnsi="Malgun Gothic" w:eastAsia="맑은 고딕" w:cs="Malgun Gothic"/>
+          <w:b w:val="0"/>
+          <w:color w:val="222222"/>
+          <w:sz w:val="22"/>
+        </w:rPr>
+        <w:t>구독을 지우면 그 구독의 알림이 오지 않는다.</w:t>
+      </w:r>
+    </w:p>
+    <w:p>
+      <w:pPr>
+        <w:pStyle w:val="ListBullet"/>
+        <w:widowControl/>
+        <w:spacing w:before="0" w:after="80" w:line="276" w:lineRule="auto"/>
+        <w:ind w:left="425"/>
+      </w:pPr>
+      <w:r>
+        <w:rPr>
+          <w:rFonts w:ascii="Malgun Gothic" w:hAnsi="Malgun Gothic" w:eastAsia="맑은 고딕" w:cs="Malgun Gothic"/>
+          <w:b w:val="0"/>
+          <w:color w:val="222222"/>
+          <w:sz w:val="22"/>
+        </w:rPr>
+        <w:t>구독이 하나도 없을 때 빈 상태가 지금처럼 나온다.</w:t>
+      </w:r>
+    </w:p>
+    <w:p>
+      <w:pPr>
+        <w:pStyle w:val="ListBullet"/>
+        <w:widowControl/>
+        <w:spacing w:before="0" w:after="80" w:line="276" w:lineRule="auto"/>
+        <w:ind w:left="425"/>
+      </w:pPr>
+      <w:r>
+        <w:rPr>
+          <w:rFonts w:ascii="Malgun Gothic" w:hAnsi="Malgun Gothic" w:eastAsia="맑은 고딕" w:cs="Malgun Gothic"/>
+          <w:b w:val="0"/>
+          <w:color w:val="222222"/>
+          <w:sz w:val="22"/>
+        </w:rPr>
+        <w:t>총액에 다음 달이나 내년에 나갈 금액이 섞이지 않는다.</w:t>
+      </w:r>
+    </w:p>
+    <w:p>
+      <w:pPr>
+        <w:pStyle w:val="ListBullet"/>
+        <w:widowControl/>
+        <w:spacing w:before="0" w:after="80" w:line="276" w:lineRule="auto"/>
+        <w:ind w:left="425"/>
+      </w:pPr>
+      <w:r>
+        <w:rPr>
+          <w:rFonts w:ascii="Malgun Gothic" w:hAnsi="Malgun Gothic" w:eastAsia="맑은 고딕" w:cs="Malgun Gothic"/>
+          <w:b w:val="0"/>
+          <w:color w:val="222222"/>
+          <w:sz w:val="22"/>
+        </w:rPr>
+        <w:t>총액 위에 이번 달 이름이 적힌다.</w:t>
+      </w:r>
+    </w:p>
+    <w:p>
+      <w:pPr>
+        <w:pStyle w:val="ListBullet"/>
+        <w:widowControl/>
+        <w:spacing w:before="0" w:after="80" w:line="276" w:lineRule="auto"/>
+        <w:ind w:left="425"/>
+      </w:pPr>
+      <w:r>
+        <w:rPr>
+          <w:rFonts w:ascii="Malgun Gothic" w:hAnsi="Malgun Gothic" w:eastAsia="맑은 고딕" w:cs="Malgun Gothic"/>
+          <w:b w:val="0"/>
+          <w:color w:val="222222"/>
+          <w:sz w:val="22"/>
+        </w:rPr>
+        <w:t>날짜 선택기가 한국어로 나온다.</w:t>
+      </w:r>
+    </w:p>
+    <w:p>
+      <w:pPr>
+        <w:pStyle w:val="Heading2"/>
+        <w:widowControl/>
+        <w:spacing w:before="320" w:after="160" w:line="276" w:lineRule="auto"/>
+      </w:pPr>
+      <w:r>
+        <w:rPr>
+          <w:rFonts w:ascii="Malgun Gothic" w:hAnsi="Malgun Gothic" w:eastAsia="맑은 고딕" w:cs="Malgun Gothic"/>
+          <w:b/>
+          <w:color w:val="1F4E79"/>
+          <w:sz w:val="28"/>
+        </w:rPr>
+        <w:t>12. 출시 전에 따로 준비할 것</w:t>
+      </w:r>
+    </w:p>
+    <w:p>
+      <w:pPr>
+        <w:widowControl/>
+        <w:spacing w:before="0" w:after="160" w:line="276" w:lineRule="auto"/>
+      </w:pPr>
+      <w:r>
+        <w:rPr>
+          <w:rFonts w:ascii="Malgun Gothic" w:hAnsi="Malgun Gothic" w:eastAsia="맑은 고딕" w:cs="Malgun Gothic"/>
+          <w:b w:val="0"/>
+          <w:color w:val="222222"/>
+          <w:sz w:val="22"/>
+        </w:rPr>
+        <w:t>코드가 아니라 제출 절차에 필요한 것들이다.</w:t>
+      </w:r>
+    </w:p>
+    <w:p>
+      <w:pPr>
+        <w:pStyle w:val="ListBullet"/>
+        <w:widowControl/>
+        <w:spacing w:before="0" w:after="80" w:line="276" w:lineRule="auto"/>
+        <w:ind w:left="425"/>
+      </w:pPr>
+      <w:r>
+        <w:rPr>
+          <w:rFonts w:ascii="Malgun Gothic" w:hAnsi="Malgun Gothic" w:eastAsia="맑은 고딕" w:cs="Malgun Gothic"/>
+          <w:b w:val="0"/>
+          <w:color w:val="222222"/>
+          <w:sz w:val="22"/>
+        </w:rPr>
+        <w:t>개인정보 처리방침 주소. App Store Connect 필수 항목이고 설정 화면에서도 쓴다.</w:t>
+      </w:r>
+    </w:p>
+    <w:p>
+      <w:pPr>
+        <w:pStyle w:val="ListBullet"/>
+        <w:widowControl/>
+        <w:spacing w:before="0" w:after="80" w:line="276" w:lineRule="auto"/>
+        <w:ind w:left="425"/>
+      </w:pPr>
+      <w:r>
+        <w:rPr>
+          <w:rFonts w:ascii="Malgun Gothic" w:hAnsi="Malgun Gothic" w:eastAsia="맑은 고딕" w:cs="Malgun Gothic"/>
+          <w:b w:val="0"/>
+          <w:color w:val="222222"/>
+          <w:sz w:val="22"/>
+        </w:rPr>
+        <w:t>스크린샷. 6.9인치와 6.5인치 두 벌.</w:t>
+      </w:r>
+    </w:p>
+    <w:p>
+      <w:pPr>
+        <w:pStyle w:val="ListBullet"/>
+        <w:widowControl/>
+        <w:spacing w:before="0" w:after="80" w:line="276" w:lineRule="auto"/>
+        <w:ind w:left="425"/>
+      </w:pPr>
+      <w:r>
+        <w:rPr>
+          <w:rFonts w:ascii="Malgun Gothic" w:hAnsi="Malgun Gothic" w:eastAsia="맑은 고딕" w:cs="Malgun Gothic"/>
+          <w:b w:val="0"/>
+          <w:color w:val="222222"/>
+          <w:sz w:val="22"/>
+        </w:rPr>
+        <w:t>앱 설명, 키워드, 카테고리.</w:t>
+      </w:r>
+    </w:p>
+    <w:p>
+      <w:pPr>
+        <w:pStyle w:val="ListBullet"/>
+        <w:widowControl/>
+        <w:spacing w:before="0" w:after="80" w:line="276" w:lineRule="auto"/>
+        <w:ind w:left="425"/>
+      </w:pPr>
+      <w:r>
+        <w:rPr>
+          <w:rFonts w:ascii="Malgun Gothic" w:hAnsi="Malgun Gothic" w:eastAsia="맑은 고딕" w:cs="Malgun Gothic"/>
+          <w:b w:val="0"/>
+          <w:color w:val="222222"/>
+          <w:sz w:val="22"/>
+        </w:rPr>
+        <w:t>심사 메모. 알림이 핵심 기능이라 심사자가 확인할 수 있도록 구독을 하나 넣고 결제일을 내일로 잡는 방법을 적어 둔다.</w:t>
       </w:r>
     </w:p>
     <w:sectPr>
